--- a/9-band teatr muzey qadamjolar (2).docx
+++ b/9-band teatr muzey qadamjolar (2).docx
@@ -121,7 +121,7 @@
       <w:r>
         <w:rPr>
           <w:b/>
-          <w:color w:val="ED0000"/>
+          <w:color w:val="000000"/>
           <w:sz w:val="24"/>
         </w:rPr>
         <w:t>Hazrati</w:t>
@@ -129,7 +129,7 @@
       <w:r>
         <w:rPr>
           <w:b/>
-          <w:color w:val="ED0000"/>
+          <w:color w:val="000000"/>
           <w:spacing w:val="-1"/>
           <w:sz w:val="24"/>
         </w:rPr>
@@ -138,7 +138,7 @@
       <w:r>
         <w:rPr>
           <w:b/>
-          <w:color w:val="ED0000"/>
+          <w:color w:val="000000"/>
           <w:sz w:val="24"/>
         </w:rPr>
         <w:t>Imom </w:t>
@@ -146,7 +146,7 @@
       <w:r>
         <w:rPr>
           <w:b/>
-          <w:color w:val="ED0000"/>
+          <w:color w:val="000000"/>
           <w:spacing w:val="-2"/>
           <w:sz w:val="24"/>
         </w:rPr>
@@ -204,7 +204,7 @@
       <w:r>
         <w:rPr>
           <w:b/>
-          <w:color w:val="ED0000"/>
+          <w:color w:val="000000"/>
           <w:spacing w:val="-2"/>
           <w:sz w:val="24"/>
         </w:rPr>
@@ -281,7 +281,7 @@
                         <pic:spPr>
                           <a:xfrm>
                             <a:off x="0" y="0"/>
-                            <a:ext cx="3035839" cy="1901952"/>
+                            <a:ext cx="2160000" cy="1620000"/>
                           </a:xfrm>
                           <a:prstGeom prst="rect">
                             <a:avLst/>
@@ -340,7 +340,7 @@
                         <pic:spPr>
                           <a:xfrm>
                             <a:off x="0" y="0"/>
-                            <a:ext cx="3306242" cy="1883664"/>
+                            <a:ext cx="2160000" cy="1620000"/>
                           </a:xfrm>
                           <a:prstGeom prst="rect">
                             <a:avLst/>
@@ -912,7 +912,7 @@
         <w:rPr>
           <w:rFonts w:ascii="Calibri" w:hAnsi="Calibri"/>
           <w:b/>
-          <w:color w:val="ED0000"/>
+          <w:color w:val="000000"/>
           <w:sz w:val="22"/>
         </w:rPr>
         <w:t>O’zbekiston</w:t>
@@ -921,7 +921,7 @@
         <w:rPr>
           <w:rFonts w:ascii="Calibri" w:hAnsi="Calibri"/>
           <w:b/>
-          <w:color w:val="ED0000"/>
+          <w:color w:val="000000"/>
           <w:spacing w:val="-4"/>
           <w:sz w:val="22"/>
         </w:rPr>
@@ -931,7 +931,7 @@
         <w:rPr>
           <w:rFonts w:ascii="Calibri" w:hAnsi="Calibri"/>
           <w:b/>
-          <w:color w:val="ED0000"/>
+          <w:color w:val="000000"/>
           <w:sz w:val="22"/>
         </w:rPr>
         <w:t>Respublikasi</w:t>
@@ -940,7 +940,7 @@
         <w:rPr>
           <w:rFonts w:ascii="Calibri" w:hAnsi="Calibri"/>
           <w:b/>
-          <w:color w:val="ED0000"/>
+          <w:color w:val="000000"/>
           <w:spacing w:val="-6"/>
           <w:sz w:val="22"/>
         </w:rPr>
@@ -950,7 +950,7 @@
         <w:rPr>
           <w:rFonts w:ascii="Calibri" w:hAnsi="Calibri"/>
           <w:b/>
-          <w:color w:val="ED0000"/>
+          <w:color w:val="000000"/>
           <w:sz w:val="22"/>
         </w:rPr>
         <w:t>birinchi</w:t>
@@ -959,7 +959,7 @@
         <w:rPr>
           <w:rFonts w:ascii="Calibri" w:hAnsi="Calibri"/>
           <w:b/>
-          <w:color w:val="ED0000"/>
+          <w:color w:val="000000"/>
           <w:spacing w:val="-6"/>
           <w:sz w:val="22"/>
         </w:rPr>
@@ -969,7 +969,7 @@
         <w:rPr>
           <w:rFonts w:ascii="Calibri" w:hAnsi="Calibri"/>
           <w:b/>
-          <w:color w:val="ED0000"/>
+          <w:color w:val="000000"/>
           <w:sz w:val="22"/>
         </w:rPr>
         <w:t>prezidenti</w:t>
@@ -978,7 +978,7 @@
         <w:rPr>
           <w:rFonts w:ascii="Calibri" w:hAnsi="Calibri"/>
           <w:b/>
-          <w:color w:val="ED0000"/>
+          <w:color w:val="000000"/>
           <w:spacing w:val="-6"/>
           <w:sz w:val="22"/>
         </w:rPr>
@@ -988,7 +988,7 @@
         <w:rPr>
           <w:rFonts w:ascii="Calibri" w:hAnsi="Calibri"/>
           <w:b/>
-          <w:color w:val="ED0000"/>
+          <w:color w:val="000000"/>
           <w:sz w:val="22"/>
         </w:rPr>
         <w:t>Islom</w:t>
@@ -997,7 +997,7 @@
         <w:rPr>
           <w:rFonts w:ascii="Calibri" w:hAnsi="Calibri"/>
           <w:b/>
-          <w:color w:val="ED0000"/>
+          <w:color w:val="000000"/>
           <w:spacing w:val="-6"/>
           <w:sz w:val="22"/>
         </w:rPr>
@@ -1007,7 +1007,7 @@
         <w:rPr>
           <w:rFonts w:ascii="Calibri" w:hAnsi="Calibri"/>
           <w:b/>
-          <w:color w:val="ED0000"/>
+          <w:color w:val="000000"/>
           <w:sz w:val="22"/>
         </w:rPr>
         <w:t>Abdug’aniyevich</w:t>
@@ -1016,7 +1016,7 @@
         <w:rPr>
           <w:rFonts w:ascii="Calibri" w:hAnsi="Calibri"/>
           <w:b/>
-          <w:color w:val="ED0000"/>
+          <w:color w:val="000000"/>
           <w:spacing w:val="-4"/>
           <w:sz w:val="22"/>
         </w:rPr>
@@ -1026,7 +1026,7 @@
         <w:rPr>
           <w:rFonts w:ascii="Calibri" w:hAnsi="Calibri"/>
           <w:b/>
-          <w:color w:val="ED0000"/>
+          <w:color w:val="000000"/>
           <w:sz w:val="22"/>
         </w:rPr>
         <w:t>Karimov nomidagi xotira kompleksi</w:t>
@@ -1178,7 +1178,7 @@
                         <pic:spPr>
                           <a:xfrm>
                             <a:off x="0" y="0"/>
-                            <a:ext cx="2910548" cy="1892807"/>
+                            <a:ext cx="2160000" cy="1620000"/>
                           </a:xfrm>
                           <a:prstGeom prst="rect">
                             <a:avLst/>
@@ -1237,7 +1237,7 @@
                         <pic:spPr>
                           <a:xfrm>
                             <a:off x="0" y="0"/>
-                            <a:ext cx="3498725" cy="1970531"/>
+                            <a:ext cx="2160000" cy="1620000"/>
                           </a:xfrm>
                           <a:prstGeom prst="rect">
                             <a:avLst/>
@@ -1815,7 +1815,7 @@
         <w:rPr>
           <w:rFonts w:ascii="Calibri" w:hAnsi="Calibri"/>
           <w:b/>
-          <w:color w:val="ED0000"/>
+          <w:color w:val="000000"/>
           <w:sz w:val="22"/>
         </w:rPr>
         <w:t>Adiblar</w:t>
@@ -1824,7 +1824,7 @@
         <w:rPr>
           <w:rFonts w:ascii="Calibri" w:hAnsi="Calibri"/>
           <w:b/>
-          <w:color w:val="ED0000"/>
+          <w:color w:val="000000"/>
           <w:spacing w:val="-5"/>
           <w:sz w:val="22"/>
         </w:rPr>
@@ -1834,7 +1834,7 @@
         <w:rPr>
           <w:rFonts w:ascii="Calibri" w:hAnsi="Calibri"/>
           <w:b/>
-          <w:color w:val="ED0000"/>
+          <w:color w:val="000000"/>
           <w:spacing w:val="-2"/>
           <w:sz w:val="22"/>
         </w:rPr>
@@ -1987,7 +1987,7 @@
                         <pic:spPr>
                           <a:xfrm>
                             <a:off x="0" y="0"/>
-                            <a:ext cx="2770684" cy="2052827"/>
+                            <a:ext cx="2160000" cy="1620000"/>
                           </a:xfrm>
                           <a:prstGeom prst="rect">
                             <a:avLst/>
@@ -2046,7 +2046,7 @@
                         <pic:spPr>
                           <a:xfrm>
                             <a:off x="0" y="0"/>
-                            <a:ext cx="3564857" cy="2112264"/>
+                            <a:ext cx="2160000" cy="1620000"/>
                           </a:xfrm>
                           <a:prstGeom prst="rect">
                             <a:avLst/>
@@ -2745,7 +2745,7 @@
         <w:rPr>
           <w:rFonts w:ascii="Calibri" w:hAnsi="Calibri"/>
           <w:b/>
-          <w:color w:val="ED0000"/>
+          <w:color w:val="000000"/>
           <w:sz w:val="22"/>
         </w:rPr>
         <w:t>Humo</w:t>
@@ -2754,7 +2754,7 @@
         <w:rPr>
           <w:rFonts w:ascii="Calibri" w:hAnsi="Calibri"/>
           <w:b/>
-          <w:color w:val="ED0000"/>
+          <w:color w:val="000000"/>
           <w:spacing w:val="-3"/>
           <w:sz w:val="22"/>
         </w:rPr>
@@ -2764,7 +2764,7 @@
         <w:rPr>
           <w:rFonts w:ascii="Calibri" w:hAnsi="Calibri"/>
           <w:b/>
-          <w:color w:val="ED0000"/>
+          <w:color w:val="000000"/>
           <w:spacing w:val="-2"/>
           <w:sz w:val="22"/>
         </w:rPr>
@@ -2917,7 +2917,7 @@
                         <pic:spPr>
                           <a:xfrm>
                             <a:off x="0" y="0"/>
-                            <a:ext cx="3033613" cy="2377440"/>
+                            <a:ext cx="2160000" cy="1620000"/>
                           </a:xfrm>
                           <a:prstGeom prst="rect">
                             <a:avLst/>
@@ -2976,7 +2976,7 @@
                         <pic:spPr>
                           <a:xfrm>
                             <a:off x="0" y="0"/>
-                            <a:ext cx="2740051" cy="2416302"/>
+                            <a:ext cx="2160000" cy="1620000"/>
                           </a:xfrm>
                           <a:prstGeom prst="rect">
                             <a:avLst/>
@@ -3671,7 +3671,7 @@
         <w:rPr>
           <w:rFonts w:ascii="Calibri" w:hAnsi="Calibri"/>
           <w:b/>
-          <w:color w:val="ED0000"/>
+          <w:color w:val="000000"/>
           <w:sz w:val="22"/>
         </w:rPr>
         <w:t>Muqimiy</w:t>
@@ -3680,7 +3680,7 @@
         <w:rPr>
           <w:rFonts w:ascii="Calibri" w:hAnsi="Calibri"/>
           <w:b/>
-          <w:color w:val="ED0000"/>
+          <w:color w:val="000000"/>
           <w:spacing w:val="-5"/>
           <w:sz w:val="22"/>
         </w:rPr>
@@ -3690,7 +3690,7 @@
         <w:rPr>
           <w:rFonts w:ascii="Calibri" w:hAnsi="Calibri"/>
           <w:b/>
-          <w:color w:val="ED0000"/>
+          <w:color w:val="000000"/>
           <w:spacing w:val="-2"/>
           <w:sz w:val="22"/>
         </w:rPr>
@@ -3843,7 +3843,7 @@
                         <pic:spPr>
                           <a:xfrm>
                             <a:off x="0" y="0"/>
-                            <a:ext cx="2723674" cy="2180844"/>
+                            <a:ext cx="2160000" cy="1620000"/>
                           </a:xfrm>
                           <a:prstGeom prst="rect">
                             <a:avLst/>
@@ -3902,7 +3902,7 @@
                         <pic:spPr>
                           <a:xfrm>
                             <a:off x="0" y="0"/>
-                            <a:ext cx="3696370" cy="2235707"/>
+                            <a:ext cx="2160000" cy="1620000"/>
                           </a:xfrm>
                           <a:prstGeom prst="rect">
                             <a:avLst/>
@@ -4479,7 +4479,7 @@
         <w:rPr>
           <w:rFonts w:ascii="Calibri" w:hAnsi="Calibri"/>
           <w:b/>
-          <w:color w:val="ED0000"/>
+          <w:color w:val="000000"/>
           <w:sz w:val="22"/>
         </w:rPr>
         <w:t>Adiblar</w:t>
@@ -4488,7 +4488,7 @@
         <w:rPr>
           <w:rFonts w:ascii="Calibri" w:hAnsi="Calibri"/>
           <w:b/>
-          <w:color w:val="ED0000"/>
+          <w:color w:val="000000"/>
           <w:spacing w:val="-5"/>
           <w:sz w:val="22"/>
         </w:rPr>
@@ -4498,7 +4498,7 @@
         <w:rPr>
           <w:rFonts w:ascii="Calibri" w:hAnsi="Calibri"/>
           <w:b/>
-          <w:color w:val="ED0000"/>
+          <w:color w:val="000000"/>
           <w:spacing w:val="-2"/>
           <w:sz w:val="22"/>
         </w:rPr>
@@ -4650,7 +4650,7 @@
                         <pic:spPr>
                           <a:xfrm>
                             <a:off x="0" y="0"/>
-                            <a:ext cx="3056514" cy="2304288"/>
+                            <a:ext cx="2160000" cy="1620000"/>
                           </a:xfrm>
                           <a:prstGeom prst="rect">
                             <a:avLst/>
@@ -4709,7 +4709,7 @@
                         <pic:spPr>
                           <a:xfrm>
                             <a:off x="0" y="0"/>
-                            <a:ext cx="2328814" cy="2427731"/>
+                            <a:ext cx="2160000" cy="1620000"/>
                           </a:xfrm>
                           <a:prstGeom prst="rect">
                             <a:avLst/>
@@ -5263,7 +5263,7 @@
         <w:rPr>
           <w:rFonts w:ascii="Calibri" w:hAnsi="Calibri"/>
           <w:b/>
-          <w:color w:val="ED0000"/>
+          <w:color w:val="000000"/>
           <w:sz w:val="22"/>
         </w:rPr>
         <w:t>Shon</w:t>
@@ -5272,7 +5272,7 @@
         <w:rPr>
           <w:rFonts w:ascii="Calibri" w:hAnsi="Calibri"/>
           <w:b/>
-          <w:color w:val="ED0000"/>
+          <w:color w:val="000000"/>
           <w:spacing w:val="-4"/>
           <w:sz w:val="22"/>
         </w:rPr>
@@ -5282,7 +5282,7 @@
         <w:rPr>
           <w:rFonts w:ascii="Calibri" w:hAnsi="Calibri"/>
           <w:b/>
-          <w:color w:val="ED0000"/>
+          <w:color w:val="000000"/>
           <w:sz w:val="22"/>
         </w:rPr>
         <w:t>Sharaf</w:t>
@@ -5291,7 +5291,7 @@
         <w:rPr>
           <w:rFonts w:ascii="Calibri" w:hAnsi="Calibri"/>
           <w:b/>
-          <w:color w:val="ED0000"/>
+          <w:color w:val="000000"/>
           <w:spacing w:val="-2"/>
           <w:sz w:val="22"/>
         </w:rPr>
@@ -5444,7 +5444,7 @@
                         <pic:spPr>
                           <a:xfrm>
                             <a:off x="0" y="0"/>
-                            <a:ext cx="2674535" cy="2560320"/>
+                            <a:ext cx="2160000" cy="1620000"/>
                           </a:xfrm>
                           <a:prstGeom prst="rect">
                             <a:avLst/>
@@ -5503,7 +5503,7 @@
                         <pic:spPr>
                           <a:xfrm>
                             <a:off x="0" y="0"/>
-                            <a:ext cx="3707058" cy="2610612"/>
+                            <a:ext cx="2160000" cy="1620000"/>
                           </a:xfrm>
                           <a:prstGeom prst="rect">
                             <a:avLst/>
@@ -6080,7 +6080,7 @@
         <w:rPr>
           <w:rFonts w:ascii="Calibri" w:hAnsi="Calibri"/>
           <w:b/>
-          <w:color w:val="ED0000"/>
+          <w:color w:val="000000"/>
           <w:sz w:val="22"/>
         </w:rPr>
         <w:t>G’alaba</w:t>
@@ -6089,7 +6089,7 @@
         <w:rPr>
           <w:rFonts w:ascii="Calibri" w:hAnsi="Calibri"/>
           <w:b/>
-          <w:color w:val="ED0000"/>
+          <w:color w:val="000000"/>
           <w:spacing w:val="-2"/>
           <w:sz w:val="22"/>
         </w:rPr>
@@ -6099,7 +6099,7 @@
         <w:rPr>
           <w:rFonts w:ascii="Calibri" w:hAnsi="Calibri"/>
           <w:b/>
-          <w:color w:val="ED0000"/>
+          <w:color w:val="000000"/>
           <w:spacing w:val="-4"/>
           <w:sz w:val="22"/>
         </w:rPr>
@@ -6252,7 +6252,7 @@
                         <pic:spPr>
                           <a:xfrm>
                             <a:off x="0" y="0"/>
-                            <a:ext cx="2817571" cy="3066383"/>
+                            <a:ext cx="2160000" cy="1620000"/>
                           </a:xfrm>
                           <a:prstGeom prst="rect">
                             <a:avLst/>
@@ -6311,7 +6311,7 @@
                         <pic:spPr>
                           <a:xfrm>
                             <a:off x="0" y="0"/>
-                            <a:ext cx="3999774" cy="3140964"/>
+                            <a:ext cx="2160000" cy="1620000"/>
                           </a:xfrm>
                           <a:prstGeom prst="rect">
                             <a:avLst/>
@@ -6897,7 +6897,7 @@
         <w:rPr>
           <w:rFonts w:ascii="Calibri" w:hAnsi="Calibri"/>
           <w:b/>
-          <w:color w:val="ED0000"/>
+          <w:color w:val="000000"/>
           <w:sz w:val="22"/>
         </w:rPr>
         <w:t>O’zbekiston</w:t>
@@ -6906,7 +6906,7 @@
         <w:rPr>
           <w:rFonts w:ascii="Calibri" w:hAnsi="Calibri"/>
           <w:b/>
-          <w:color w:val="ED0000"/>
+          <w:color w:val="000000"/>
           <w:spacing w:val="-4"/>
           <w:sz w:val="22"/>
         </w:rPr>
@@ -6916,7 +6916,7 @@
         <w:rPr>
           <w:rFonts w:ascii="Calibri" w:hAnsi="Calibri"/>
           <w:b/>
-          <w:color w:val="ED0000"/>
+          <w:color w:val="000000"/>
           <w:sz w:val="22"/>
         </w:rPr>
         <w:t>Respublikasi</w:t>
@@ -6925,7 +6925,7 @@
         <w:rPr>
           <w:rFonts w:ascii="Calibri" w:hAnsi="Calibri"/>
           <w:b/>
-          <w:color w:val="ED0000"/>
+          <w:color w:val="000000"/>
           <w:spacing w:val="-6"/>
           <w:sz w:val="22"/>
         </w:rPr>
@@ -6935,7 +6935,7 @@
         <w:rPr>
           <w:rFonts w:ascii="Calibri" w:hAnsi="Calibri"/>
           <w:b/>
-          <w:color w:val="ED0000"/>
+          <w:color w:val="000000"/>
           <w:sz w:val="22"/>
         </w:rPr>
         <w:t>birinchi</w:t>
@@ -6944,7 +6944,7 @@
         <w:rPr>
           <w:rFonts w:ascii="Calibri" w:hAnsi="Calibri"/>
           <w:b/>
-          <w:color w:val="ED0000"/>
+          <w:color w:val="000000"/>
           <w:spacing w:val="-6"/>
           <w:sz w:val="22"/>
         </w:rPr>
@@ -6954,7 +6954,7 @@
         <w:rPr>
           <w:rFonts w:ascii="Calibri" w:hAnsi="Calibri"/>
           <w:b/>
-          <w:color w:val="ED0000"/>
+          <w:color w:val="000000"/>
           <w:sz w:val="22"/>
         </w:rPr>
         <w:t>prezidenti</w:t>
@@ -6963,7 +6963,7 @@
         <w:rPr>
           <w:rFonts w:ascii="Calibri" w:hAnsi="Calibri"/>
           <w:b/>
-          <w:color w:val="ED0000"/>
+          <w:color w:val="000000"/>
           <w:spacing w:val="-6"/>
           <w:sz w:val="22"/>
         </w:rPr>
@@ -6973,7 +6973,7 @@
         <w:rPr>
           <w:rFonts w:ascii="Calibri" w:hAnsi="Calibri"/>
           <w:b/>
-          <w:color w:val="ED0000"/>
+          <w:color w:val="000000"/>
           <w:sz w:val="22"/>
         </w:rPr>
         <w:t>Islom</w:t>
@@ -6982,7 +6982,7 @@
         <w:rPr>
           <w:rFonts w:ascii="Calibri" w:hAnsi="Calibri"/>
           <w:b/>
-          <w:color w:val="ED0000"/>
+          <w:color w:val="000000"/>
           <w:spacing w:val="-6"/>
           <w:sz w:val="22"/>
         </w:rPr>
@@ -6992,7 +6992,7 @@
         <w:rPr>
           <w:rFonts w:ascii="Calibri" w:hAnsi="Calibri"/>
           <w:b/>
-          <w:color w:val="ED0000"/>
+          <w:color w:val="000000"/>
           <w:sz w:val="22"/>
         </w:rPr>
         <w:t>Abdug’aniyevich Karimov nomidagi xotira kompleksi</w:t>
@@ -7134,7 +7134,7 @@
                         <pic:spPr>
                           <a:xfrm>
                             <a:off x="0" y="0"/>
-                            <a:ext cx="2599032" cy="3319272"/>
+                            <a:ext cx="2160000" cy="1620000"/>
                           </a:xfrm>
                           <a:prstGeom prst="rect">
                             <a:avLst/>
@@ -7203,7 +7203,7 @@
                         <pic:spPr>
                           <a:xfrm>
                             <a:off x="0" y="0"/>
-                            <a:ext cx="3957803" cy="3194494"/>
+                            <a:ext cx="2160000" cy="1620000"/>
                           </a:xfrm>
                           <a:prstGeom prst="rect">
                             <a:avLst/>

--- a/9-band teatr muzey qadamjolar (2).docx
+++ b/9-band teatr muzey qadamjolar (2).docx
@@ -209,6 +209,43 @@
           <w:sz w:val="24"/>
         </w:rPr>
         <w:t>17.10.2025</w:t>
+      </w:r>
+    </w:p>
+    <w:p>
+      <w:pPr>
+        <w:pStyle w:val="ListParagraph"/>
+        <w:numPr>
+          <w:ilvl w:val="0"/>
+          <w:numId w:val="1"/>
+        </w:numPr>
+        <w:tabs>
+          <w:tab w:pos="1416" w:val="left" w:leader="none"/>
+        </w:tabs>
+        <w:spacing w:line="240" w:lineRule="auto" w:before="23" w:after="20"/>
+        <w:ind w:left="1416" w:right="0" w:hanging="283"/>
+        <w:jc w:val="left"/>
+        <w:rPr>
+          <w:b/>
+          <w:sz w:val="24"/>
+        </w:rPr>
+      </w:pPr>
+      <w:r>
+        <w:rPr>
+          <w:b/>
+          <w:color w:val="000000"/>
+          <w:sz w:val="24"/>
+        </w:rPr>
+        <w:t xml:space="preserve">Link: </w:t>
+      </w:r>
+      <w:r>
+        <w:rPr>
+          <w:rStyle w:val="Hyperlink"/>
+          <w:b/>
+          <w:color w:val="000000"/>
+          <w:u w:val="single"/>
+          <w:sz w:val="24"/>
+        </w:rPr>
+        <w:t>https://yandex.uz/maps/org/ansambl_khazrati_imam/77229904402/</w:t>
       </w:r>
     </w:p>
     <w:p>
@@ -450,516 +487,393 @@
         </w:rPr>
       </w:pPr>
     </w:p>
-    <w:tbl>
-      <w:tblPr>
-        <w:tblW w:w="9360" w:type="dxa"/>
-        <w:tblBorders>
-          <w:top w:val="none" w:sz="0" w:space="0" w:color="auto"/>
-          <w:left w:val="none" w:sz="0" w:space="0" w:color="auto"/>
-          <w:bottom w:val="none" w:sz="0" w:space="0" w:color="auto"/>
-          <w:right w:val="none" w:sz="0" w:space="0" w:color="auto"/>
-          <w:insideH w:val="none" w:sz="0" w:space="0" w:color="auto"/>
-          <w:insideV w:val="none" w:sz="0" w:space="0" w:color="auto"/>
-        </w:tblBorders>
-      </w:tblPr>
-      <w:tblGrid>
-        <w:gridCol w:w="3800"/>
-        <w:gridCol w:w="2500"/>
-        <w:gridCol w:w="3060"/>
-      </w:tblGrid>
-      <w:tr>
-        <w:tc>
-          <w:tcPr>
-            <w:tcW w:w="3800" w:type="dxa"/>
-            <w:tcBorders>
-              <w:top w:val="none" w:sz="0" w:space="0" w:color="auto"/>
-              <w:left w:val="none" w:sz="0" w:space="0" w:color="auto"/>
-              <w:bottom w:val="none" w:sz="0" w:space="0" w:color="auto"/>
-              <w:right w:val="none" w:sz="0" w:space="0" w:color="auto"/>
-            </w:tcBorders>
-          </w:tcPr>
-          <w:p>
-            <w:pPr>
-              <w:pStyle w:val="BodyText"/>
-              <w:spacing w:after="0" w:before="0"/>
-            </w:pPr>
-            <w:r>
-              <w:rPr>
-                <w:color w:val="000000"/>
-                <w:sz w:val="20"/>
-                <w:szCs w:val="20"/>
-              </w:rPr>
-              <w:t xml:space="preserve">Menejment fakulteti talabasi:</w:t>
-            </w:r>
-          </w:p>
-          <w:p>
-            <w:pPr>
-              <w:pStyle w:val="BodyText"/>
-              <w:spacing w:after="0" w:before="0"/>
-            </w:pPr>
-            <w:r>
-              <w:rPr>
-                <w:color w:val="000000"/>
-                <w:sz w:val="20"/>
-                <w:szCs w:val="20"/>
-              </w:rPr>
-              <w:t xml:space="preserve">Lapasov D.O</w:t>
-            </w:r>
-          </w:p>
-          <w:p>
-            <w:pPr>
-              <w:pStyle w:val="BodyText"/>
-              <w:spacing w:after="0" w:before="0"/>
-            </w:pPr>
-            <w:r>
-              <w:rPr>
-                <w:color w:val="000000"/>
-                <w:sz w:val="20"/>
-                <w:szCs w:val="20"/>
-              </w:rPr>
-              <w:t xml:space="preserve"/>
-            </w:r>
-          </w:p>
-        </w:tc>
-        <w:tc>
-          <w:tcPr>
-            <w:tcW w:w="2500" w:type="dxa"/>
-            <w:tcBorders>
-              <w:top w:val="none" w:sz="0" w:space="0" w:color="auto"/>
-              <w:left w:val="none" w:sz="0" w:space="0" w:color="auto"/>
-              <w:bottom w:val="none" w:sz="0" w:space="0" w:color="auto"/>
-              <w:right w:val="none" w:sz="0" w:space="0" w:color="auto"/>
-            </w:tcBorders>
-          </w:tcPr>
-          <w:p>
-            <w:pPr>
-              <w:pStyle w:val="BodyText"/>
-              <w:jc w:val="center"/>
-              <w:spacing w:after="0" w:before="0"/>
-            </w:pPr>
-            <w:r>
-              <w:rPr>
-                <w:color w:val="000000"/>
-                <w:sz w:val="20"/>
-                <w:szCs w:val="20"/>
-              </w:rPr>
-              <w:t xml:space="preserve">imzo</w:t>
-            </w:r>
-          </w:p>
-          <w:p>
-            <w:pPr>
-              <w:pStyle w:val="BodyText"/>
-              <w:jc w:val="center"/>
-              <w:spacing w:after="0" w:before="0"/>
-            </w:pPr>
-            <w:r>
-              <w:rPr>
-                <w:u w:val="single"/>
-                <w:color w:val="000000"/>
-                <w:sz w:val="20"/>
-                <w:szCs w:val="20"/>
-              </w:rPr>
-              <w:t xml:space="preserve">__________________</w:t>
-            </w:r>
-          </w:p>
-          <w:p>
-            <w:pPr>
-              <w:pStyle w:val="BodyText"/>
-              <w:spacing w:after="0" w:before="0"/>
-            </w:pPr>
-            <w:r>
-              <w:rPr>
-                <w:color w:val="000000"/>
-                <w:sz w:val="20"/>
-                <w:szCs w:val="20"/>
-              </w:rPr>
-              <w:t xml:space="preserve"/>
-            </w:r>
-          </w:p>
-        </w:tc>
-        <w:tc>
-          <w:tcPr>
-            <w:tcW w:w="3060" w:type="dxa"/>
-            <w:tcBorders>
-              <w:top w:val="none" w:sz="0" w:space="0" w:color="auto"/>
-              <w:left w:val="none" w:sz="0" w:space="0" w:color="auto"/>
-              <w:bottom w:val="none" w:sz="0" w:space="0" w:color="auto"/>
-              <w:right w:val="none" w:sz="0" w:space="0" w:color="auto"/>
-            </w:tcBorders>
-          </w:tcPr>
-          <w:p>
-            <w:pPr>
-              <w:pStyle w:val="BodyText"/>
-              <w:spacing w:after="0" w:before="0"/>
-            </w:pPr>
-            <w:r>
-              <w:rPr>
-                <w:color w:val="000000"/>
-                <w:sz w:val="20"/>
-                <w:szCs w:val="20"/>
-              </w:rPr>
-              <w:t xml:space="preserve">Lapasov Davron Oybek o’g‘li</w:t>
-            </w:r>
-          </w:p>
-          <w:p>
-            <w:pPr>
-              <w:pStyle w:val="BodyText"/>
-              <w:spacing w:after="0" w:before="0"/>
-            </w:pPr>
-            <w:r>
-              <w:rPr>
-                <w:color w:val="000000"/>
-                <w:sz w:val="20"/>
-                <w:szCs w:val="20"/>
-              </w:rPr>
-              <w:t xml:space="preserve"/>
-            </w:r>
-          </w:p>
-          <w:p>
-            <w:pPr>
-              <w:pStyle w:val="BodyText"/>
-              <w:spacing w:after="0" w:before="0"/>
-            </w:pPr>
-            <w:r>
-              <w:rPr>
-                <w:color w:val="000000"/>
-                <w:sz w:val="20"/>
-                <w:szCs w:val="20"/>
-              </w:rPr>
-              <w:t xml:space="preserve"/>
-            </w:r>
-          </w:p>
-        </w:tc>
-      </w:tr>
-      <w:tr>
-        <w:tc>
-          <w:tcPr>
-            <w:tcW w:w="3800" w:type="dxa"/>
-            <w:tcBorders>
-              <w:top w:val="none" w:sz="0" w:space="0" w:color="auto"/>
-              <w:left w:val="none" w:sz="0" w:space="0" w:color="auto"/>
-              <w:bottom w:val="none" w:sz="0" w:space="0" w:color="auto"/>
-              <w:right w:val="none" w:sz="0" w:space="0" w:color="auto"/>
-            </w:tcBorders>
-          </w:tcPr>
-          <w:p>
-            <w:pPr>
-              <w:pStyle w:val="BodyText"/>
-              <w:spacing w:after="0" w:before="0"/>
-            </w:pPr>
-            <w:r>
-              <w:rPr>
-                <w:color w:val="000000"/>
-                <w:sz w:val="20"/>
-                <w:szCs w:val="20"/>
-              </w:rPr>
-              <w:t xml:space="preserve">Tyutorlar faoliyatini</w:t>
-            </w:r>
-          </w:p>
-          <w:p>
-            <w:pPr>
-              <w:pStyle w:val="BodyText"/>
-              <w:spacing w:after="0" w:before="0"/>
-            </w:pPr>
-            <w:r>
-              <w:rPr>
-                <w:color w:val="000000"/>
-                <w:sz w:val="20"/>
-                <w:szCs w:val="20"/>
-              </w:rPr>
-              <w:t xml:space="preserve">muvofiqlashtirish bo’limi tyutori:</w:t>
-            </w:r>
-          </w:p>
-          <w:p>
-            <w:pPr>
-              <w:pStyle w:val="BodyText"/>
-              <w:spacing w:after="0" w:before="0"/>
-            </w:pPr>
-            <w:r>
-              <w:rPr>
-                <w:color w:val="000000"/>
-                <w:sz w:val="20"/>
-                <w:szCs w:val="20"/>
-              </w:rPr>
-              <w:t xml:space="preserve">Maxsimov A.Q</w:t>
-            </w:r>
-          </w:p>
-        </w:tc>
-        <w:tc>
-          <w:tcPr>
-            <w:tcW w:w="2500" w:type="dxa"/>
-            <w:tcBorders>
-              <w:top w:val="none" w:sz="0" w:space="0" w:color="auto"/>
-              <w:left w:val="none" w:sz="0" w:space="0" w:color="auto"/>
-              <w:bottom w:val="none" w:sz="0" w:space="0" w:color="auto"/>
-              <w:right w:val="none" w:sz="0" w:space="0" w:color="auto"/>
-            </w:tcBorders>
-          </w:tcPr>
-          <w:p>
-            <w:pPr>
-              <w:pStyle w:val="BodyText"/>
-              <w:jc w:val="center"/>
-              <w:spacing w:after="0" w:before="0"/>
-            </w:pPr>
-            <w:r>
-              <w:rPr>
-                <w:color w:val="000000"/>
-                <w:sz w:val="20"/>
-                <w:szCs w:val="20"/>
-              </w:rPr>
-              <w:t xml:space="preserve">imzo</w:t>
-            </w:r>
-          </w:p>
-          <w:p>
-            <w:pPr>
-              <w:pStyle w:val="BodyText"/>
-              <w:jc w:val="center"/>
-              <w:spacing w:after="0" w:before="0"/>
-            </w:pPr>
-            <w:r>
-              <w:rPr>
-                <w:u w:val="single"/>
-                <w:color w:val="000000"/>
-                <w:sz w:val="20"/>
-                <w:szCs w:val="20"/>
-              </w:rPr>
-              <w:t xml:space="preserve">__________________</w:t>
-            </w:r>
-          </w:p>
-          <w:p>
-            <w:pPr>
-              <w:pStyle w:val="BodyText"/>
-              <w:spacing w:after="0" w:before="0"/>
-            </w:pPr>
-            <w:r>
-              <w:rPr>
-                <w:color w:val="000000"/>
-                <w:sz w:val="20"/>
-                <w:szCs w:val="20"/>
-              </w:rPr>
-              <w:t xml:space="preserve"/>
-            </w:r>
-          </w:p>
-        </w:tc>
-        <w:tc>
-          <w:tcPr>
-            <w:tcW w:w="3060" w:type="dxa"/>
-            <w:tcBorders>
-              <w:top w:val="none" w:sz="0" w:space="0" w:color="auto"/>
-              <w:left w:val="none" w:sz="0" w:space="0" w:color="auto"/>
-              <w:bottom w:val="none" w:sz="0" w:space="0" w:color="auto"/>
-              <w:right w:val="none" w:sz="0" w:space="0" w:color="auto"/>
-            </w:tcBorders>
-          </w:tcPr>
-          <w:p>
-            <w:pPr>
-              <w:pStyle w:val="BodyText"/>
-              <w:spacing w:after="0" w:before="0"/>
-            </w:pPr>
-            <w:r>
-              <w:rPr>
-                <w:color w:val="000000"/>
-                <w:sz w:val="20"/>
-                <w:szCs w:val="20"/>
-              </w:rPr>
-              <w:t xml:space="preserve">Maxsimov Akmal Qosimovich</w:t>
-            </w:r>
-          </w:p>
-          <w:p>
-            <w:pPr>
-              <w:pStyle w:val="BodyText"/>
-              <w:spacing w:after="0" w:before="0"/>
-            </w:pPr>
-            <w:r>
-              <w:rPr>
-                <w:color w:val="000000"/>
-                <w:sz w:val="20"/>
-                <w:szCs w:val="20"/>
-              </w:rPr>
-              <w:t xml:space="preserve"/>
-            </w:r>
-          </w:p>
-          <w:p>
-            <w:pPr>
-              <w:pStyle w:val="BodyText"/>
-              <w:spacing w:after="0" w:before="0"/>
-            </w:pPr>
-            <w:r>
-              <w:rPr>
-                <w:color w:val="000000"/>
-                <w:sz w:val="20"/>
-                <w:szCs w:val="20"/>
-              </w:rPr>
-              <w:t xml:space="preserve"/>
-            </w:r>
-          </w:p>
-        </w:tc>
-      </w:tr>
-      <w:tr>
-        <w:tc>
-          <w:tcPr>
-            <w:tcW w:w="3800" w:type="dxa"/>
-            <w:tcBorders>
-              <w:top w:val="none" w:sz="0" w:space="0" w:color="auto"/>
-              <w:left w:val="none" w:sz="0" w:space="0" w:color="auto"/>
-              <w:bottom w:val="none" w:sz="0" w:space="0" w:color="auto"/>
-              <w:right w:val="none" w:sz="0" w:space="0" w:color="auto"/>
-            </w:tcBorders>
-          </w:tcPr>
-          <w:p>
-            <w:pPr>
-              <w:pStyle w:val="BodyText"/>
-              <w:spacing w:after="0" w:before="0"/>
-            </w:pPr>
-            <w:r>
-              <w:rPr>
-                <w:color w:val="000000"/>
-                <w:sz w:val="20"/>
-                <w:szCs w:val="20"/>
-              </w:rPr>
-              <w:t xml:space="preserve">Yoshlar masalalari va ma’naviy-ma’rifiy</w:t>
-            </w:r>
-          </w:p>
-          <w:p>
-            <w:pPr>
-              <w:pStyle w:val="BodyText"/>
-              <w:spacing w:after="0" w:before="0"/>
-            </w:pPr>
-            <w:r>
-              <w:rPr>
-                <w:color w:val="000000"/>
-                <w:sz w:val="20"/>
-                <w:szCs w:val="20"/>
-              </w:rPr>
-              <w:t xml:space="preserve">ishlar bo’yicha dekan o’rinbosari:</w:t>
-            </w:r>
-          </w:p>
-          <w:p>
-            <w:pPr>
-              <w:pStyle w:val="BodyText"/>
-              <w:spacing w:after="0" w:before="0"/>
-            </w:pPr>
-            <w:r>
-              <w:rPr>
-                <w:color w:val="000000"/>
-                <w:sz w:val="20"/>
-                <w:szCs w:val="20"/>
-              </w:rPr>
-              <w:t xml:space="preserve">Yegamberdiyev Sh.S</w:t>
-            </w:r>
-          </w:p>
-        </w:tc>
-        <w:tc>
-          <w:tcPr>
-            <w:tcW w:w="2500" w:type="dxa"/>
-            <w:tcBorders>
-              <w:top w:val="none" w:sz="0" w:space="0" w:color="auto"/>
-              <w:left w:val="none" w:sz="0" w:space="0" w:color="auto"/>
-              <w:bottom w:val="none" w:sz="0" w:space="0" w:color="auto"/>
-              <w:right w:val="none" w:sz="0" w:space="0" w:color="auto"/>
-            </w:tcBorders>
-          </w:tcPr>
-          <w:p>
-            <w:pPr>
-              <w:pStyle w:val="BodyText"/>
-              <w:jc w:val="center"/>
-              <w:spacing w:after="0" w:before="0"/>
-            </w:pPr>
-            <w:r>
-              <w:rPr>
-                <w:color w:val="000000"/>
-                <w:sz w:val="20"/>
-                <w:szCs w:val="20"/>
-              </w:rPr>
-              <w:t xml:space="preserve">imzo</w:t>
-            </w:r>
-          </w:p>
-          <w:p>
-            <w:pPr>
-              <w:pStyle w:val="BodyText"/>
-              <w:jc w:val="center"/>
-              <w:spacing w:after="0" w:before="0"/>
-            </w:pPr>
-            <w:r>
-              <w:rPr>
-                <w:u w:val="single"/>
-                <w:color w:val="000000"/>
-                <w:sz w:val="20"/>
-                <w:szCs w:val="20"/>
-              </w:rPr>
-              <w:t xml:space="preserve">__________________</w:t>
-            </w:r>
-          </w:p>
-          <w:p>
-            <w:pPr>
-              <w:pStyle w:val="BodyText"/>
-              <w:spacing w:after="0" w:before="0"/>
-            </w:pPr>
-            <w:r>
-              <w:rPr>
-                <w:color w:val="000000"/>
-                <w:sz w:val="20"/>
-                <w:szCs w:val="20"/>
-              </w:rPr>
-              <w:t xml:space="preserve"/>
-            </w:r>
-          </w:p>
-        </w:tc>
-        <w:tc>
-          <w:tcPr>
-            <w:tcW w:w="3060" w:type="dxa"/>
-            <w:tcBorders>
-              <w:top w:val="none" w:sz="0" w:space="0" w:color="auto"/>
-              <w:left w:val="none" w:sz="0" w:space="0" w:color="auto"/>
-              <w:bottom w:val="none" w:sz="0" w:space="0" w:color="auto"/>
-              <w:right w:val="none" w:sz="0" w:space="0" w:color="auto"/>
-            </w:tcBorders>
-          </w:tcPr>
-          <w:p>
-            <w:pPr>
-              <w:pStyle w:val="BodyText"/>
-              <w:spacing w:after="0" w:before="0"/>
-            </w:pPr>
-            <w:r>
-              <w:rPr>
-                <w:color w:val="000000"/>
-                <w:sz w:val="20"/>
-                <w:szCs w:val="20"/>
-              </w:rPr>
-              <w:t xml:space="preserve">Yegamberdiyev Shuhrat Satimbayevich</w:t>
-            </w:r>
-          </w:p>
-          <w:p>
-            <w:pPr>
-              <w:pStyle w:val="BodyText"/>
-              <w:spacing w:after="0" w:before="0"/>
-            </w:pPr>
-            <w:r>
-              <w:rPr>
-                <w:color w:val="000000"/>
-                <w:sz w:val="20"/>
-                <w:szCs w:val="20"/>
-              </w:rPr>
-              <w:t xml:space="preserve"/>
-            </w:r>
-          </w:p>
-          <w:p>
-            <w:pPr>
-              <w:pStyle w:val="BodyText"/>
-              <w:spacing w:after="0" w:before="0"/>
-            </w:pPr>
-            <w:r>
-              <w:rPr>
-                <w:color w:val="000000"/>
-                <w:sz w:val="20"/>
-                <w:szCs w:val="20"/>
-              </w:rPr>
-              <w:t xml:space="preserve"/>
-            </w:r>
-          </w:p>
-        </w:tc>
-      </w:tr>
-    </w:tbl>
+    <w:p>
+      <w:pPr>
+        <w:pStyle w:val="BodyText"/>
+        <w:spacing w:after="0" w:before="0"/>
+      </w:pPr>
+      <w:r>
+        <w:rPr>
+          <w:color w:val="000000"/>
+          <w:sz w:val="20"/>
+          <w:szCs w:val="20"/>
+        </w:rPr>
+        <w:t xml:space="preserve">Menejment fakulteti talabasi:</w:t>
+      </w:r>
+    </w:p>
+    <w:p>
+      <w:pPr>
+        <w:pStyle w:val="BodyText"/>
+        <w:spacing w:after="0" w:before="0"/>
+      </w:pPr>
+      <w:r>
+        <w:rPr>
+          <w:color w:val="000000"/>
+          <w:sz w:val="20"/>
+          <w:szCs w:val="20"/>
+        </w:rPr>
+        <w:t xml:space="preserve">Lapasov D.O</w:t>
+      </w:r>
+    </w:p>
+    <w:p>
+      <w:pPr>
+        <w:pStyle w:val="BodyText"/>
+        <w:spacing w:after="0" w:before="0"/>
+      </w:pPr>
+      <w:r>
+        <w:rPr>
+          <w:color w:val="000000"/>
+          <w:sz w:val="20"/>
+          <w:szCs w:val="20"/>
+        </w:rPr>
+        <w:t xml:space="preserve"/>
+      </w:r>
+    </w:p>
+    <w:p>
+      <w:pPr>
+        <w:pStyle w:val="BodyText"/>
+        <w:jc w:val="center"/>
+        <w:spacing w:after="0" w:before="0"/>
+      </w:pPr>
+      <w:r>
+        <w:rPr>
+          <w:color w:val="000000"/>
+          <w:sz w:val="20"/>
+          <w:szCs w:val="20"/>
+        </w:rPr>
+        <w:t xml:space="preserve">imzo</w:t>
+      </w:r>
+    </w:p>
+    <w:p>
+      <w:pPr>
+        <w:pStyle w:val="BodyText"/>
+        <w:jc w:val="center"/>
+        <w:spacing w:after="0" w:before="0"/>
+      </w:pPr>
+      <w:r>
+        <w:rPr>
+          <w:u w:val="single"/>
+          <w:color w:val="000000"/>
+          <w:sz w:val="20"/>
+          <w:szCs w:val="20"/>
+        </w:rPr>
+        <w:t xml:space="preserve">__________________</w:t>
+      </w:r>
+    </w:p>
+    <w:p>
+      <w:pPr>
+        <w:pStyle w:val="BodyText"/>
+        <w:spacing w:after="0" w:before="0"/>
+      </w:pPr>
+      <w:r>
+        <w:rPr>
+          <w:color w:val="000000"/>
+          <w:sz w:val="20"/>
+          <w:szCs w:val="20"/>
+        </w:rPr>
+        <w:t xml:space="preserve"/>
+      </w:r>
+    </w:p>
+    <w:p>
+      <w:pPr>
+        <w:pStyle w:val="BodyText"/>
+        <w:spacing w:after="0" w:before="0"/>
+      </w:pPr>
+      <w:r>
+        <w:rPr>
+          <w:color w:val="000000"/>
+          <w:sz w:val="20"/>
+          <w:szCs w:val="20"/>
+        </w:rPr>
+        <w:t xml:space="preserve">Lapasov Davron Oybek o’g‘li</w:t>
+      </w:r>
+    </w:p>
+    <w:p>
+      <w:pPr>
+        <w:pStyle w:val="BodyText"/>
+        <w:spacing w:after="0" w:before="0"/>
+      </w:pPr>
+      <w:r>
+        <w:rPr>
+          <w:color w:val="000000"/>
+          <w:sz w:val="20"/>
+          <w:szCs w:val="20"/>
+        </w:rPr>
+        <w:t xml:space="preserve"/>
+      </w:r>
+    </w:p>
+    <w:p>
+      <w:pPr>
+        <w:pStyle w:val="BodyText"/>
+        <w:spacing w:after="0" w:before="0"/>
+      </w:pPr>
+      <w:r>
+        <w:rPr>
+          <w:color w:val="000000"/>
+          <w:sz w:val="20"/>
+          <w:szCs w:val="20"/>
+        </w:rPr>
+        <w:t xml:space="preserve"/>
+      </w:r>
+    </w:p>
+    <w:p>
+      <w:pPr>
+        <w:pStyle w:val="BodyText"/>
+        <w:spacing w:after="0" w:before="0"/>
+      </w:pPr>
+      <w:r>
+        <w:rPr>
+          <w:color w:val="000000"/>
+          <w:sz w:val="20"/>
+          <w:szCs w:val="20"/>
+        </w:rPr>
+        <w:t xml:space="preserve">Tyutorlar faoliyatini</w:t>
+      </w:r>
+    </w:p>
+    <w:p>
+      <w:pPr>
+        <w:pStyle w:val="BodyText"/>
+        <w:spacing w:after="0" w:before="0"/>
+      </w:pPr>
+      <w:r>
+        <w:rPr>
+          <w:color w:val="000000"/>
+          <w:sz w:val="20"/>
+          <w:szCs w:val="20"/>
+        </w:rPr>
+        <w:t xml:space="preserve">muvofiqlashtirish bo’limi tyutori:</w:t>
+      </w:r>
+    </w:p>
+    <w:p>
+      <w:pPr>
+        <w:pStyle w:val="BodyText"/>
+        <w:spacing w:after="0" w:before="0"/>
+      </w:pPr>
+      <w:r>
+        <w:rPr>
+          <w:color w:val="000000"/>
+          <w:sz w:val="20"/>
+          <w:szCs w:val="20"/>
+        </w:rPr>
+        <w:t xml:space="preserve">Maxsimov A.Q</w:t>
+      </w:r>
+    </w:p>
+    <w:p>
+      <w:pPr>
+        <w:pStyle w:val="BodyText"/>
+        <w:jc w:val="center"/>
+        <w:spacing w:after="0" w:before="0"/>
+      </w:pPr>
+      <w:r>
+        <w:rPr>
+          <w:color w:val="000000"/>
+          <w:sz w:val="20"/>
+          <w:szCs w:val="20"/>
+        </w:rPr>
+        <w:t xml:space="preserve">imzo</w:t>
+      </w:r>
+    </w:p>
+    <w:p>
+      <w:pPr>
+        <w:pStyle w:val="BodyText"/>
+        <w:jc w:val="center"/>
+        <w:spacing w:after="0" w:before="0"/>
+      </w:pPr>
+      <w:r>
+        <w:rPr>
+          <w:u w:val="single"/>
+          <w:color w:val="000000"/>
+          <w:sz w:val="20"/>
+          <w:szCs w:val="20"/>
+        </w:rPr>
+        <w:t xml:space="preserve">__________________</w:t>
+      </w:r>
+    </w:p>
+    <w:p>
+      <w:pPr>
+        <w:pStyle w:val="BodyText"/>
+        <w:spacing w:after="0" w:before="0"/>
+      </w:pPr>
+      <w:r>
+        <w:rPr>
+          <w:color w:val="000000"/>
+          <w:sz w:val="20"/>
+          <w:szCs w:val="20"/>
+        </w:rPr>
+        <w:t xml:space="preserve"/>
+      </w:r>
+    </w:p>
+    <w:p>
+      <w:pPr>
+        <w:pStyle w:val="BodyText"/>
+        <w:spacing w:after="0" w:before="0"/>
+      </w:pPr>
+      <w:r>
+        <w:rPr>
+          <w:color w:val="000000"/>
+          <w:sz w:val="20"/>
+          <w:szCs w:val="20"/>
+        </w:rPr>
+        <w:t xml:space="preserve">Maxsimov Akmal Qosimovich</w:t>
+      </w:r>
+    </w:p>
+    <w:p>
+      <w:pPr>
+        <w:pStyle w:val="BodyText"/>
+        <w:spacing w:after="0" w:before="0"/>
+      </w:pPr>
+      <w:r>
+        <w:rPr>
+          <w:color w:val="000000"/>
+          <w:sz w:val="20"/>
+          <w:szCs w:val="20"/>
+        </w:rPr>
+        <w:t xml:space="preserve"/>
+      </w:r>
+    </w:p>
+    <w:p>
+      <w:pPr>
+        <w:pStyle w:val="BodyText"/>
+        <w:spacing w:after="0" w:before="0"/>
+      </w:pPr>
+      <w:r>
+        <w:rPr>
+          <w:color w:val="000000"/>
+          <w:sz w:val="20"/>
+          <w:szCs w:val="20"/>
+        </w:rPr>
+        <w:t xml:space="preserve"/>
+      </w:r>
+    </w:p>
+    <w:p>
+      <w:pPr>
+        <w:pStyle w:val="BodyText"/>
+        <w:spacing w:after="0" w:before="0"/>
+      </w:pPr>
+      <w:r>
+        <w:rPr>
+          <w:color w:val="000000"/>
+          <w:sz w:val="20"/>
+          <w:szCs w:val="20"/>
+        </w:rPr>
+        <w:t xml:space="preserve">Yoshlar masalalari va ma’naviy-ma’rifiy</w:t>
+      </w:r>
+    </w:p>
+    <w:p>
+      <w:pPr>
+        <w:pStyle w:val="BodyText"/>
+        <w:spacing w:after="0" w:before="0"/>
+      </w:pPr>
+      <w:r>
+        <w:rPr>
+          <w:color w:val="000000"/>
+          <w:sz w:val="20"/>
+          <w:szCs w:val="20"/>
+        </w:rPr>
+        <w:t xml:space="preserve">ishlar bo’yicha dekan o’rinbosari:</w:t>
+      </w:r>
+    </w:p>
+    <w:p>
+      <w:pPr>
+        <w:pStyle w:val="BodyText"/>
+        <w:spacing w:after="0" w:before="0"/>
+      </w:pPr>
+      <w:r>
+        <w:rPr>
+          <w:color w:val="000000"/>
+          <w:sz w:val="20"/>
+          <w:szCs w:val="20"/>
+        </w:rPr>
+        <w:t xml:space="preserve">Yegamberdiyev Sh.S</w:t>
+      </w:r>
+    </w:p>
+    <w:p>
+      <w:pPr>
+        <w:pStyle w:val="BodyText"/>
+        <w:jc w:val="center"/>
+        <w:spacing w:after="0" w:before="0"/>
+      </w:pPr>
+      <w:r>
+        <w:rPr>
+          <w:color w:val="000000"/>
+          <w:sz w:val="20"/>
+          <w:szCs w:val="20"/>
+        </w:rPr>
+        <w:t xml:space="preserve">imzo</w:t>
+      </w:r>
+    </w:p>
+    <w:p>
+      <w:pPr>
+        <w:pStyle w:val="BodyText"/>
+        <w:jc w:val="center"/>
+        <w:spacing w:after="0" w:before="0"/>
+      </w:pPr>
+      <w:r>
+        <w:rPr>
+          <w:u w:val="single"/>
+          <w:color w:val="000000"/>
+          <w:sz w:val="20"/>
+          <w:szCs w:val="20"/>
+        </w:rPr>
+        <w:t xml:space="preserve">__________________</w:t>
+      </w:r>
+    </w:p>
+    <w:p>
+      <w:pPr>
+        <w:pStyle w:val="BodyText"/>
+        <w:spacing w:after="0" w:before="0"/>
+      </w:pPr>
+      <w:r>
+        <w:rPr>
+          <w:color w:val="000000"/>
+          <w:sz w:val="20"/>
+          <w:szCs w:val="20"/>
+        </w:rPr>
+        <w:t xml:space="preserve"/>
+      </w:r>
+    </w:p>
+    <w:p>
+      <w:pPr>
+        <w:pStyle w:val="BodyText"/>
+        <w:spacing w:after="0" w:before="0"/>
+      </w:pPr>
+      <w:r>
+        <w:rPr>
+          <w:color w:val="000000"/>
+          <w:sz w:val="20"/>
+          <w:szCs w:val="20"/>
+        </w:rPr>
+        <w:t xml:space="preserve">Yegamberdiyev Shuhrat Satimbayevich</w:t>
+      </w:r>
+    </w:p>
+    <w:p>
+      <w:pPr>
+        <w:pStyle w:val="BodyText"/>
+        <w:spacing w:after="0" w:before="0"/>
+      </w:pPr>
+      <w:r>
+        <w:rPr>
+          <w:color w:val="000000"/>
+          <w:sz w:val="20"/>
+          <w:szCs w:val="20"/>
+        </w:rPr>
+        <w:t xml:space="preserve"/>
+      </w:r>
+    </w:p>
+    <w:p>
+      <w:pPr>
+        <w:pStyle w:val="BodyText"/>
+        <w:spacing w:after="0" w:before="0"/>
+      </w:pPr>
+      <w:r>
+        <w:rPr>
+          <w:color w:val="000000"/>
+          <w:sz w:val="20"/>
+          <w:szCs w:val="20"/>
+        </w:rPr>
+        <w:t xml:space="preserve"/>
+      </w:r>
+    </w:p>
     <w:p>
       <w:pPr>
         <w:pStyle w:val="BodyText"/>
@@ -1283,6 +1197,43 @@
           <w:sz w:val="24"/>
         </w:rPr>
         <w:t>29.10.2025</w:t>
+      </w:r>
+    </w:p>
+    <w:p>
+      <w:pPr>
+        <w:pStyle w:val="ListParagraph"/>
+        <w:numPr>
+          <w:ilvl w:val="0"/>
+          <w:numId w:val="1"/>
+        </w:numPr>
+        <w:tabs>
+          <w:tab w:pos="1416" w:val="left" w:leader="none"/>
+        </w:tabs>
+        <w:spacing w:line="240" w:lineRule="auto" w:before="23" w:after="20"/>
+        <w:ind w:left="1416" w:right="0" w:hanging="283"/>
+        <w:jc w:val="left"/>
+        <w:rPr>
+          <w:b/>
+          <w:sz w:val="24"/>
+        </w:rPr>
+      </w:pPr>
+      <w:r>
+        <w:rPr>
+          <w:b/>
+          <w:color w:val="000000"/>
+          <w:sz w:val="24"/>
+        </w:rPr>
+        <w:t xml:space="preserve">Link: </w:t>
+      </w:r>
+      <w:r>
+        <w:rPr>
+          <w:rStyle w:val="Hyperlink"/>
+          <w:b/>
+          <w:color w:val="000000"/>
+          <w:u w:val="single"/>
+          <w:sz w:val="24"/>
+        </w:rPr>
+        <w:t>https://yandex.uz/maps/-/CTayqA-M</w:t>
       </w:r>
     </w:p>
     <w:p>
@@ -1551,516 +1502,393 @@
         </w:rPr>
       </w:pPr>
     </w:p>
-    <w:tbl>
-      <w:tblPr>
-        <w:tblW w:w="9360" w:type="dxa"/>
-        <w:tblBorders>
-          <w:top w:val="none" w:sz="0" w:space="0" w:color="auto"/>
-          <w:left w:val="none" w:sz="0" w:space="0" w:color="auto"/>
-          <w:bottom w:val="none" w:sz="0" w:space="0" w:color="auto"/>
-          <w:right w:val="none" w:sz="0" w:space="0" w:color="auto"/>
-          <w:insideH w:val="none" w:sz="0" w:space="0" w:color="auto"/>
-          <w:insideV w:val="none" w:sz="0" w:space="0" w:color="auto"/>
-        </w:tblBorders>
-      </w:tblPr>
-      <w:tblGrid>
-        <w:gridCol w:w="3800"/>
-        <w:gridCol w:w="2500"/>
-        <w:gridCol w:w="3060"/>
-      </w:tblGrid>
-      <w:tr>
-        <w:tc>
-          <w:tcPr>
-            <w:tcW w:w="3800" w:type="dxa"/>
-            <w:tcBorders>
-              <w:top w:val="none" w:sz="0" w:space="0" w:color="auto"/>
-              <w:left w:val="none" w:sz="0" w:space="0" w:color="auto"/>
-              <w:bottom w:val="none" w:sz="0" w:space="0" w:color="auto"/>
-              <w:right w:val="none" w:sz="0" w:space="0" w:color="auto"/>
-            </w:tcBorders>
-          </w:tcPr>
-          <w:p>
-            <w:pPr>
-              <w:pStyle w:val="BodyText"/>
-              <w:spacing w:after="0" w:before="0"/>
-            </w:pPr>
-            <w:r>
-              <w:rPr>
-                <w:color w:val="000000"/>
-                <w:sz w:val="20"/>
-                <w:szCs w:val="20"/>
-              </w:rPr>
-              <w:t xml:space="preserve">Menejment fakulteti talabasi:</w:t>
-            </w:r>
-          </w:p>
-          <w:p>
-            <w:pPr>
-              <w:pStyle w:val="BodyText"/>
-              <w:spacing w:after="0" w:before="0"/>
-            </w:pPr>
-            <w:r>
-              <w:rPr>
-                <w:color w:val="000000"/>
-                <w:sz w:val="20"/>
-                <w:szCs w:val="20"/>
-              </w:rPr>
-              <w:t xml:space="preserve">Lapasov D.O</w:t>
-            </w:r>
-          </w:p>
-          <w:p>
-            <w:pPr>
-              <w:pStyle w:val="BodyText"/>
-              <w:spacing w:after="0" w:before="0"/>
-            </w:pPr>
-            <w:r>
-              <w:rPr>
-                <w:color w:val="000000"/>
-                <w:sz w:val="20"/>
-                <w:szCs w:val="20"/>
-              </w:rPr>
-              <w:t xml:space="preserve"/>
-            </w:r>
-          </w:p>
-        </w:tc>
-        <w:tc>
-          <w:tcPr>
-            <w:tcW w:w="2500" w:type="dxa"/>
-            <w:tcBorders>
-              <w:top w:val="none" w:sz="0" w:space="0" w:color="auto"/>
-              <w:left w:val="none" w:sz="0" w:space="0" w:color="auto"/>
-              <w:bottom w:val="none" w:sz="0" w:space="0" w:color="auto"/>
-              <w:right w:val="none" w:sz="0" w:space="0" w:color="auto"/>
-            </w:tcBorders>
-          </w:tcPr>
-          <w:p>
-            <w:pPr>
-              <w:pStyle w:val="BodyText"/>
-              <w:jc w:val="center"/>
-              <w:spacing w:after="0" w:before="0"/>
-            </w:pPr>
-            <w:r>
-              <w:rPr>
-                <w:color w:val="000000"/>
-                <w:sz w:val="20"/>
-                <w:szCs w:val="20"/>
-              </w:rPr>
-              <w:t xml:space="preserve">imzo</w:t>
-            </w:r>
-          </w:p>
-          <w:p>
-            <w:pPr>
-              <w:pStyle w:val="BodyText"/>
-              <w:jc w:val="center"/>
-              <w:spacing w:after="0" w:before="0"/>
-            </w:pPr>
-            <w:r>
-              <w:rPr>
-                <w:u w:val="single"/>
-                <w:color w:val="000000"/>
-                <w:sz w:val="20"/>
-                <w:szCs w:val="20"/>
-              </w:rPr>
-              <w:t xml:space="preserve">__________________</w:t>
-            </w:r>
-          </w:p>
-          <w:p>
-            <w:pPr>
-              <w:pStyle w:val="BodyText"/>
-              <w:spacing w:after="0" w:before="0"/>
-            </w:pPr>
-            <w:r>
-              <w:rPr>
-                <w:color w:val="000000"/>
-                <w:sz w:val="20"/>
-                <w:szCs w:val="20"/>
-              </w:rPr>
-              <w:t xml:space="preserve"/>
-            </w:r>
-          </w:p>
-        </w:tc>
-        <w:tc>
-          <w:tcPr>
-            <w:tcW w:w="3060" w:type="dxa"/>
-            <w:tcBorders>
-              <w:top w:val="none" w:sz="0" w:space="0" w:color="auto"/>
-              <w:left w:val="none" w:sz="0" w:space="0" w:color="auto"/>
-              <w:bottom w:val="none" w:sz="0" w:space="0" w:color="auto"/>
-              <w:right w:val="none" w:sz="0" w:space="0" w:color="auto"/>
-            </w:tcBorders>
-          </w:tcPr>
-          <w:p>
-            <w:pPr>
-              <w:pStyle w:val="BodyText"/>
-              <w:spacing w:after="0" w:before="0"/>
-            </w:pPr>
-            <w:r>
-              <w:rPr>
-                <w:color w:val="000000"/>
-                <w:sz w:val="20"/>
-                <w:szCs w:val="20"/>
-              </w:rPr>
-              <w:t xml:space="preserve">Lapasov Davron Oybek o’g‘li</w:t>
-            </w:r>
-          </w:p>
-          <w:p>
-            <w:pPr>
-              <w:pStyle w:val="BodyText"/>
-              <w:spacing w:after="0" w:before="0"/>
-            </w:pPr>
-            <w:r>
-              <w:rPr>
-                <w:color w:val="000000"/>
-                <w:sz w:val="20"/>
-                <w:szCs w:val="20"/>
-              </w:rPr>
-              <w:t xml:space="preserve"/>
-            </w:r>
-          </w:p>
-          <w:p>
-            <w:pPr>
-              <w:pStyle w:val="BodyText"/>
-              <w:spacing w:after="0" w:before="0"/>
-            </w:pPr>
-            <w:r>
-              <w:rPr>
-                <w:color w:val="000000"/>
-                <w:sz w:val="20"/>
-                <w:szCs w:val="20"/>
-              </w:rPr>
-              <w:t xml:space="preserve"/>
-            </w:r>
-          </w:p>
-        </w:tc>
-      </w:tr>
-      <w:tr>
-        <w:tc>
-          <w:tcPr>
-            <w:tcW w:w="3800" w:type="dxa"/>
-            <w:tcBorders>
-              <w:top w:val="none" w:sz="0" w:space="0" w:color="auto"/>
-              <w:left w:val="none" w:sz="0" w:space="0" w:color="auto"/>
-              <w:bottom w:val="none" w:sz="0" w:space="0" w:color="auto"/>
-              <w:right w:val="none" w:sz="0" w:space="0" w:color="auto"/>
-            </w:tcBorders>
-          </w:tcPr>
-          <w:p>
-            <w:pPr>
-              <w:pStyle w:val="BodyText"/>
-              <w:spacing w:after="0" w:before="0"/>
-            </w:pPr>
-            <w:r>
-              <w:rPr>
-                <w:color w:val="000000"/>
-                <w:sz w:val="20"/>
-                <w:szCs w:val="20"/>
-              </w:rPr>
-              <w:t xml:space="preserve">Tyutorlar faoliyatini</w:t>
-            </w:r>
-          </w:p>
-          <w:p>
-            <w:pPr>
-              <w:pStyle w:val="BodyText"/>
-              <w:spacing w:after="0" w:before="0"/>
-            </w:pPr>
-            <w:r>
-              <w:rPr>
-                <w:color w:val="000000"/>
-                <w:sz w:val="20"/>
-                <w:szCs w:val="20"/>
-              </w:rPr>
-              <w:t xml:space="preserve">muvofiqlashtirish bo’limi tyutori:</w:t>
-            </w:r>
-          </w:p>
-          <w:p>
-            <w:pPr>
-              <w:pStyle w:val="BodyText"/>
-              <w:spacing w:after="0" w:before="0"/>
-            </w:pPr>
-            <w:r>
-              <w:rPr>
-                <w:color w:val="000000"/>
-                <w:sz w:val="20"/>
-                <w:szCs w:val="20"/>
-              </w:rPr>
-              <w:t xml:space="preserve">Maxsimov A.Q</w:t>
-            </w:r>
-          </w:p>
-        </w:tc>
-        <w:tc>
-          <w:tcPr>
-            <w:tcW w:w="2500" w:type="dxa"/>
-            <w:tcBorders>
-              <w:top w:val="none" w:sz="0" w:space="0" w:color="auto"/>
-              <w:left w:val="none" w:sz="0" w:space="0" w:color="auto"/>
-              <w:bottom w:val="none" w:sz="0" w:space="0" w:color="auto"/>
-              <w:right w:val="none" w:sz="0" w:space="0" w:color="auto"/>
-            </w:tcBorders>
-          </w:tcPr>
-          <w:p>
-            <w:pPr>
-              <w:pStyle w:val="BodyText"/>
-              <w:jc w:val="center"/>
-              <w:spacing w:after="0" w:before="0"/>
-            </w:pPr>
-            <w:r>
-              <w:rPr>
-                <w:color w:val="000000"/>
-                <w:sz w:val="20"/>
-                <w:szCs w:val="20"/>
-              </w:rPr>
-              <w:t xml:space="preserve">imzo</w:t>
-            </w:r>
-          </w:p>
-          <w:p>
-            <w:pPr>
-              <w:pStyle w:val="BodyText"/>
-              <w:jc w:val="center"/>
-              <w:spacing w:after="0" w:before="0"/>
-            </w:pPr>
-            <w:r>
-              <w:rPr>
-                <w:u w:val="single"/>
-                <w:color w:val="000000"/>
-                <w:sz w:val="20"/>
-                <w:szCs w:val="20"/>
-              </w:rPr>
-              <w:t xml:space="preserve">__________________</w:t>
-            </w:r>
-          </w:p>
-          <w:p>
-            <w:pPr>
-              <w:pStyle w:val="BodyText"/>
-              <w:spacing w:after="0" w:before="0"/>
-            </w:pPr>
-            <w:r>
-              <w:rPr>
-                <w:color w:val="000000"/>
-                <w:sz w:val="20"/>
-                <w:szCs w:val="20"/>
-              </w:rPr>
-              <w:t xml:space="preserve"/>
-            </w:r>
-          </w:p>
-        </w:tc>
-        <w:tc>
-          <w:tcPr>
-            <w:tcW w:w="3060" w:type="dxa"/>
-            <w:tcBorders>
-              <w:top w:val="none" w:sz="0" w:space="0" w:color="auto"/>
-              <w:left w:val="none" w:sz="0" w:space="0" w:color="auto"/>
-              <w:bottom w:val="none" w:sz="0" w:space="0" w:color="auto"/>
-              <w:right w:val="none" w:sz="0" w:space="0" w:color="auto"/>
-            </w:tcBorders>
-          </w:tcPr>
-          <w:p>
-            <w:pPr>
-              <w:pStyle w:val="BodyText"/>
-              <w:spacing w:after="0" w:before="0"/>
-            </w:pPr>
-            <w:r>
-              <w:rPr>
-                <w:color w:val="000000"/>
-                <w:sz w:val="20"/>
-                <w:szCs w:val="20"/>
-              </w:rPr>
-              <w:t xml:space="preserve">Maxsimov Akmal Qosimovich</w:t>
-            </w:r>
-          </w:p>
-          <w:p>
-            <w:pPr>
-              <w:pStyle w:val="BodyText"/>
-              <w:spacing w:after="0" w:before="0"/>
-            </w:pPr>
-            <w:r>
-              <w:rPr>
-                <w:color w:val="000000"/>
-                <w:sz w:val="20"/>
-                <w:szCs w:val="20"/>
-              </w:rPr>
-              <w:t xml:space="preserve"/>
-            </w:r>
-          </w:p>
-          <w:p>
-            <w:pPr>
-              <w:pStyle w:val="BodyText"/>
-              <w:spacing w:after="0" w:before="0"/>
-            </w:pPr>
-            <w:r>
-              <w:rPr>
-                <w:color w:val="000000"/>
-                <w:sz w:val="20"/>
-                <w:szCs w:val="20"/>
-              </w:rPr>
-              <w:t xml:space="preserve"/>
-            </w:r>
-          </w:p>
-        </w:tc>
-      </w:tr>
-      <w:tr>
-        <w:tc>
-          <w:tcPr>
-            <w:tcW w:w="3800" w:type="dxa"/>
-            <w:tcBorders>
-              <w:top w:val="none" w:sz="0" w:space="0" w:color="auto"/>
-              <w:left w:val="none" w:sz="0" w:space="0" w:color="auto"/>
-              <w:bottom w:val="none" w:sz="0" w:space="0" w:color="auto"/>
-              <w:right w:val="none" w:sz="0" w:space="0" w:color="auto"/>
-            </w:tcBorders>
-          </w:tcPr>
-          <w:p>
-            <w:pPr>
-              <w:pStyle w:val="BodyText"/>
-              <w:spacing w:after="0" w:before="0"/>
-            </w:pPr>
-            <w:r>
-              <w:rPr>
-                <w:color w:val="000000"/>
-                <w:sz w:val="20"/>
-                <w:szCs w:val="20"/>
-              </w:rPr>
-              <w:t xml:space="preserve">Yoshlar masalalari va ma’naviy-ma’rifiy</w:t>
-            </w:r>
-          </w:p>
-          <w:p>
-            <w:pPr>
-              <w:pStyle w:val="BodyText"/>
-              <w:spacing w:after="0" w:before="0"/>
-            </w:pPr>
-            <w:r>
-              <w:rPr>
-                <w:color w:val="000000"/>
-                <w:sz w:val="20"/>
-                <w:szCs w:val="20"/>
-              </w:rPr>
-              <w:t xml:space="preserve">ishlar bo’yicha dekan o’rinbosari:</w:t>
-            </w:r>
-          </w:p>
-          <w:p>
-            <w:pPr>
-              <w:pStyle w:val="BodyText"/>
-              <w:spacing w:after="0" w:before="0"/>
-            </w:pPr>
-            <w:r>
-              <w:rPr>
-                <w:color w:val="000000"/>
-                <w:sz w:val="20"/>
-                <w:szCs w:val="20"/>
-              </w:rPr>
-              <w:t xml:space="preserve">Yegamberdiyev Sh.S</w:t>
-            </w:r>
-          </w:p>
-        </w:tc>
-        <w:tc>
-          <w:tcPr>
-            <w:tcW w:w="2500" w:type="dxa"/>
-            <w:tcBorders>
-              <w:top w:val="none" w:sz="0" w:space="0" w:color="auto"/>
-              <w:left w:val="none" w:sz="0" w:space="0" w:color="auto"/>
-              <w:bottom w:val="none" w:sz="0" w:space="0" w:color="auto"/>
-              <w:right w:val="none" w:sz="0" w:space="0" w:color="auto"/>
-            </w:tcBorders>
-          </w:tcPr>
-          <w:p>
-            <w:pPr>
-              <w:pStyle w:val="BodyText"/>
-              <w:jc w:val="center"/>
-              <w:spacing w:after="0" w:before="0"/>
-            </w:pPr>
-            <w:r>
-              <w:rPr>
-                <w:color w:val="000000"/>
-                <w:sz w:val="20"/>
-                <w:szCs w:val="20"/>
-              </w:rPr>
-              <w:t xml:space="preserve">imzo</w:t>
-            </w:r>
-          </w:p>
-          <w:p>
-            <w:pPr>
-              <w:pStyle w:val="BodyText"/>
-              <w:jc w:val="center"/>
-              <w:spacing w:after="0" w:before="0"/>
-            </w:pPr>
-            <w:r>
-              <w:rPr>
-                <w:u w:val="single"/>
-                <w:color w:val="000000"/>
-                <w:sz w:val="20"/>
-                <w:szCs w:val="20"/>
-              </w:rPr>
-              <w:t xml:space="preserve">__________________</w:t>
-            </w:r>
-          </w:p>
-          <w:p>
-            <w:pPr>
-              <w:pStyle w:val="BodyText"/>
-              <w:spacing w:after="0" w:before="0"/>
-            </w:pPr>
-            <w:r>
-              <w:rPr>
-                <w:color w:val="000000"/>
-                <w:sz w:val="20"/>
-                <w:szCs w:val="20"/>
-              </w:rPr>
-              <w:t xml:space="preserve"/>
-            </w:r>
-          </w:p>
-        </w:tc>
-        <w:tc>
-          <w:tcPr>
-            <w:tcW w:w="3060" w:type="dxa"/>
-            <w:tcBorders>
-              <w:top w:val="none" w:sz="0" w:space="0" w:color="auto"/>
-              <w:left w:val="none" w:sz="0" w:space="0" w:color="auto"/>
-              <w:bottom w:val="none" w:sz="0" w:space="0" w:color="auto"/>
-              <w:right w:val="none" w:sz="0" w:space="0" w:color="auto"/>
-            </w:tcBorders>
-          </w:tcPr>
-          <w:p>
-            <w:pPr>
-              <w:pStyle w:val="BodyText"/>
-              <w:spacing w:after="0" w:before="0"/>
-            </w:pPr>
-            <w:r>
-              <w:rPr>
-                <w:color w:val="000000"/>
-                <w:sz w:val="20"/>
-                <w:szCs w:val="20"/>
-              </w:rPr>
-              <w:t xml:space="preserve">Yegamberdiyev Shuhrat Satimbayevich</w:t>
-            </w:r>
-          </w:p>
-          <w:p>
-            <w:pPr>
-              <w:pStyle w:val="BodyText"/>
-              <w:spacing w:after="0" w:before="0"/>
-            </w:pPr>
-            <w:r>
-              <w:rPr>
-                <w:color w:val="000000"/>
-                <w:sz w:val="20"/>
-                <w:szCs w:val="20"/>
-              </w:rPr>
-              <w:t xml:space="preserve"/>
-            </w:r>
-          </w:p>
-          <w:p>
-            <w:pPr>
-              <w:pStyle w:val="BodyText"/>
-              <w:spacing w:after="0" w:before="0"/>
-            </w:pPr>
-            <w:r>
-              <w:rPr>
-                <w:color w:val="000000"/>
-                <w:sz w:val="20"/>
-                <w:szCs w:val="20"/>
-              </w:rPr>
-              <w:t xml:space="preserve"/>
-            </w:r>
-          </w:p>
-        </w:tc>
-      </w:tr>
-    </w:tbl>
+    <w:p>
+      <w:pPr>
+        <w:pStyle w:val="BodyText"/>
+        <w:spacing w:after="0" w:before="0"/>
+      </w:pPr>
+      <w:r>
+        <w:rPr>
+          <w:color w:val="000000"/>
+          <w:sz w:val="20"/>
+          <w:szCs w:val="20"/>
+        </w:rPr>
+        <w:t xml:space="preserve">Menejment fakulteti talabasi:</w:t>
+      </w:r>
+    </w:p>
+    <w:p>
+      <w:pPr>
+        <w:pStyle w:val="BodyText"/>
+        <w:spacing w:after="0" w:before="0"/>
+      </w:pPr>
+      <w:r>
+        <w:rPr>
+          <w:color w:val="000000"/>
+          <w:sz w:val="20"/>
+          <w:szCs w:val="20"/>
+        </w:rPr>
+        <w:t xml:space="preserve">Lapasov D.O</w:t>
+      </w:r>
+    </w:p>
+    <w:p>
+      <w:pPr>
+        <w:pStyle w:val="BodyText"/>
+        <w:spacing w:after="0" w:before="0"/>
+      </w:pPr>
+      <w:r>
+        <w:rPr>
+          <w:color w:val="000000"/>
+          <w:sz w:val="20"/>
+          <w:szCs w:val="20"/>
+        </w:rPr>
+        <w:t xml:space="preserve"/>
+      </w:r>
+    </w:p>
+    <w:p>
+      <w:pPr>
+        <w:pStyle w:val="BodyText"/>
+        <w:jc w:val="center"/>
+        <w:spacing w:after="0" w:before="0"/>
+      </w:pPr>
+      <w:r>
+        <w:rPr>
+          <w:color w:val="000000"/>
+          <w:sz w:val="20"/>
+          <w:szCs w:val="20"/>
+        </w:rPr>
+        <w:t xml:space="preserve">imzo</w:t>
+      </w:r>
+    </w:p>
+    <w:p>
+      <w:pPr>
+        <w:pStyle w:val="BodyText"/>
+        <w:jc w:val="center"/>
+        <w:spacing w:after="0" w:before="0"/>
+      </w:pPr>
+      <w:r>
+        <w:rPr>
+          <w:u w:val="single"/>
+          <w:color w:val="000000"/>
+          <w:sz w:val="20"/>
+          <w:szCs w:val="20"/>
+        </w:rPr>
+        <w:t xml:space="preserve">__________________</w:t>
+      </w:r>
+    </w:p>
+    <w:p>
+      <w:pPr>
+        <w:pStyle w:val="BodyText"/>
+        <w:spacing w:after="0" w:before="0"/>
+      </w:pPr>
+      <w:r>
+        <w:rPr>
+          <w:color w:val="000000"/>
+          <w:sz w:val="20"/>
+          <w:szCs w:val="20"/>
+        </w:rPr>
+        <w:t xml:space="preserve"/>
+      </w:r>
+    </w:p>
+    <w:p>
+      <w:pPr>
+        <w:pStyle w:val="BodyText"/>
+        <w:spacing w:after="0" w:before="0"/>
+      </w:pPr>
+      <w:r>
+        <w:rPr>
+          <w:color w:val="000000"/>
+          <w:sz w:val="20"/>
+          <w:szCs w:val="20"/>
+        </w:rPr>
+        <w:t xml:space="preserve">Lapasov Davron Oybek o’g‘li</w:t>
+      </w:r>
+    </w:p>
+    <w:p>
+      <w:pPr>
+        <w:pStyle w:val="BodyText"/>
+        <w:spacing w:after="0" w:before="0"/>
+      </w:pPr>
+      <w:r>
+        <w:rPr>
+          <w:color w:val="000000"/>
+          <w:sz w:val="20"/>
+          <w:szCs w:val="20"/>
+        </w:rPr>
+        <w:t xml:space="preserve"/>
+      </w:r>
+    </w:p>
+    <w:p>
+      <w:pPr>
+        <w:pStyle w:val="BodyText"/>
+        <w:spacing w:after="0" w:before="0"/>
+      </w:pPr>
+      <w:r>
+        <w:rPr>
+          <w:color w:val="000000"/>
+          <w:sz w:val="20"/>
+          <w:szCs w:val="20"/>
+        </w:rPr>
+        <w:t xml:space="preserve"/>
+      </w:r>
+    </w:p>
+    <w:p>
+      <w:pPr>
+        <w:pStyle w:val="BodyText"/>
+        <w:spacing w:after="0" w:before="0"/>
+      </w:pPr>
+      <w:r>
+        <w:rPr>
+          <w:color w:val="000000"/>
+          <w:sz w:val="20"/>
+          <w:szCs w:val="20"/>
+        </w:rPr>
+        <w:t xml:space="preserve">Tyutorlar faoliyatini</w:t>
+      </w:r>
+    </w:p>
+    <w:p>
+      <w:pPr>
+        <w:pStyle w:val="BodyText"/>
+        <w:spacing w:after="0" w:before="0"/>
+      </w:pPr>
+      <w:r>
+        <w:rPr>
+          <w:color w:val="000000"/>
+          <w:sz w:val="20"/>
+          <w:szCs w:val="20"/>
+        </w:rPr>
+        <w:t xml:space="preserve">muvofiqlashtirish bo’limi tyutori:</w:t>
+      </w:r>
+    </w:p>
+    <w:p>
+      <w:pPr>
+        <w:pStyle w:val="BodyText"/>
+        <w:spacing w:after="0" w:before="0"/>
+      </w:pPr>
+      <w:r>
+        <w:rPr>
+          <w:color w:val="000000"/>
+          <w:sz w:val="20"/>
+          <w:szCs w:val="20"/>
+        </w:rPr>
+        <w:t xml:space="preserve">Maxsimov A.Q</w:t>
+      </w:r>
+    </w:p>
+    <w:p>
+      <w:pPr>
+        <w:pStyle w:val="BodyText"/>
+        <w:jc w:val="center"/>
+        <w:spacing w:after="0" w:before="0"/>
+      </w:pPr>
+      <w:r>
+        <w:rPr>
+          <w:color w:val="000000"/>
+          <w:sz w:val="20"/>
+          <w:szCs w:val="20"/>
+        </w:rPr>
+        <w:t xml:space="preserve">imzo</w:t>
+      </w:r>
+    </w:p>
+    <w:p>
+      <w:pPr>
+        <w:pStyle w:val="BodyText"/>
+        <w:jc w:val="center"/>
+        <w:spacing w:after="0" w:before="0"/>
+      </w:pPr>
+      <w:r>
+        <w:rPr>
+          <w:u w:val="single"/>
+          <w:color w:val="000000"/>
+          <w:sz w:val="20"/>
+          <w:szCs w:val="20"/>
+        </w:rPr>
+        <w:t xml:space="preserve">__________________</w:t>
+      </w:r>
+    </w:p>
+    <w:p>
+      <w:pPr>
+        <w:pStyle w:val="BodyText"/>
+        <w:spacing w:after="0" w:before="0"/>
+      </w:pPr>
+      <w:r>
+        <w:rPr>
+          <w:color w:val="000000"/>
+          <w:sz w:val="20"/>
+          <w:szCs w:val="20"/>
+        </w:rPr>
+        <w:t xml:space="preserve"/>
+      </w:r>
+    </w:p>
+    <w:p>
+      <w:pPr>
+        <w:pStyle w:val="BodyText"/>
+        <w:spacing w:after="0" w:before="0"/>
+      </w:pPr>
+      <w:r>
+        <w:rPr>
+          <w:color w:val="000000"/>
+          <w:sz w:val="20"/>
+          <w:szCs w:val="20"/>
+        </w:rPr>
+        <w:t xml:space="preserve">Maxsimov Akmal Qosimovich</w:t>
+      </w:r>
+    </w:p>
+    <w:p>
+      <w:pPr>
+        <w:pStyle w:val="BodyText"/>
+        <w:spacing w:after="0" w:before="0"/>
+      </w:pPr>
+      <w:r>
+        <w:rPr>
+          <w:color w:val="000000"/>
+          <w:sz w:val="20"/>
+          <w:szCs w:val="20"/>
+        </w:rPr>
+        <w:t xml:space="preserve"/>
+      </w:r>
+    </w:p>
+    <w:p>
+      <w:pPr>
+        <w:pStyle w:val="BodyText"/>
+        <w:spacing w:after="0" w:before="0"/>
+      </w:pPr>
+      <w:r>
+        <w:rPr>
+          <w:color w:val="000000"/>
+          <w:sz w:val="20"/>
+          <w:szCs w:val="20"/>
+        </w:rPr>
+        <w:t xml:space="preserve"/>
+      </w:r>
+    </w:p>
+    <w:p>
+      <w:pPr>
+        <w:pStyle w:val="BodyText"/>
+        <w:spacing w:after="0" w:before="0"/>
+      </w:pPr>
+      <w:r>
+        <w:rPr>
+          <w:color w:val="000000"/>
+          <w:sz w:val="20"/>
+          <w:szCs w:val="20"/>
+        </w:rPr>
+        <w:t xml:space="preserve">Yoshlar masalalari va ma’naviy-ma’rifiy</w:t>
+      </w:r>
+    </w:p>
+    <w:p>
+      <w:pPr>
+        <w:pStyle w:val="BodyText"/>
+        <w:spacing w:after="0" w:before="0"/>
+      </w:pPr>
+      <w:r>
+        <w:rPr>
+          <w:color w:val="000000"/>
+          <w:sz w:val="20"/>
+          <w:szCs w:val="20"/>
+        </w:rPr>
+        <w:t xml:space="preserve">ishlar bo’yicha dekan o’rinbosari:</w:t>
+      </w:r>
+    </w:p>
+    <w:p>
+      <w:pPr>
+        <w:pStyle w:val="BodyText"/>
+        <w:spacing w:after="0" w:before="0"/>
+      </w:pPr>
+      <w:r>
+        <w:rPr>
+          <w:color w:val="000000"/>
+          <w:sz w:val="20"/>
+          <w:szCs w:val="20"/>
+        </w:rPr>
+        <w:t xml:space="preserve">Yegamberdiyev Sh.S</w:t>
+      </w:r>
+    </w:p>
+    <w:p>
+      <w:pPr>
+        <w:pStyle w:val="BodyText"/>
+        <w:jc w:val="center"/>
+        <w:spacing w:after="0" w:before="0"/>
+      </w:pPr>
+      <w:r>
+        <w:rPr>
+          <w:color w:val="000000"/>
+          <w:sz w:val="20"/>
+          <w:szCs w:val="20"/>
+        </w:rPr>
+        <w:t xml:space="preserve">imzo</w:t>
+      </w:r>
+    </w:p>
+    <w:p>
+      <w:pPr>
+        <w:pStyle w:val="BodyText"/>
+        <w:jc w:val="center"/>
+        <w:spacing w:after="0" w:before="0"/>
+      </w:pPr>
+      <w:r>
+        <w:rPr>
+          <w:u w:val="single"/>
+          <w:color w:val="000000"/>
+          <w:sz w:val="20"/>
+          <w:szCs w:val="20"/>
+        </w:rPr>
+        <w:t xml:space="preserve">__________________</w:t>
+      </w:r>
+    </w:p>
+    <w:p>
+      <w:pPr>
+        <w:pStyle w:val="BodyText"/>
+        <w:spacing w:after="0" w:before="0"/>
+      </w:pPr>
+      <w:r>
+        <w:rPr>
+          <w:color w:val="000000"/>
+          <w:sz w:val="20"/>
+          <w:szCs w:val="20"/>
+        </w:rPr>
+        <w:t xml:space="preserve"/>
+      </w:r>
+    </w:p>
+    <w:p>
+      <w:pPr>
+        <w:pStyle w:val="BodyText"/>
+        <w:spacing w:after="0" w:before="0"/>
+      </w:pPr>
+      <w:r>
+        <w:rPr>
+          <w:color w:val="000000"/>
+          <w:sz w:val="20"/>
+          <w:szCs w:val="20"/>
+        </w:rPr>
+        <w:t xml:space="preserve">Yegamberdiyev Shuhrat Satimbayevich</w:t>
+      </w:r>
+    </w:p>
+    <w:p>
+      <w:pPr>
+        <w:pStyle w:val="BodyText"/>
+        <w:spacing w:after="0" w:before="0"/>
+      </w:pPr>
+      <w:r>
+        <w:rPr>
+          <w:color w:val="000000"/>
+          <w:sz w:val="20"/>
+          <w:szCs w:val="20"/>
+        </w:rPr>
+        <w:t xml:space="preserve"/>
+      </w:r>
+    </w:p>
+    <w:p>
+      <w:pPr>
+        <w:pStyle w:val="BodyText"/>
+        <w:spacing w:after="0" w:before="0"/>
+      </w:pPr>
+      <w:r>
+        <w:rPr>
+          <w:color w:val="000000"/>
+          <w:sz w:val="20"/>
+          <w:szCs w:val="20"/>
+        </w:rPr>
+        <w:t xml:space="preserve"/>
+      </w:r>
+    </w:p>
     <w:p>
       <w:pPr>
         <w:pStyle w:val="BodyText"/>
@@ -2287,6 +2115,43 @@
           <w:sz w:val="24"/>
         </w:rPr>
         <w:t>19.02.2026</w:t>
+      </w:r>
+    </w:p>
+    <w:p>
+      <w:pPr>
+        <w:pStyle w:val="ListParagraph"/>
+        <w:numPr>
+          <w:ilvl w:val="0"/>
+          <w:numId w:val="1"/>
+        </w:numPr>
+        <w:tabs>
+          <w:tab w:pos="1416" w:val="left" w:leader="none"/>
+        </w:tabs>
+        <w:spacing w:line="240" w:lineRule="auto" w:before="23" w:after="20"/>
+        <w:ind w:left="1416" w:right="0" w:hanging="283"/>
+        <w:jc w:val="left"/>
+        <w:rPr>
+          <w:b/>
+          <w:sz w:val="24"/>
+        </w:rPr>
+      </w:pPr>
+      <w:r>
+        <w:rPr>
+          <w:b/>
+          <w:color w:val="000000"/>
+          <w:sz w:val="24"/>
+        </w:rPr>
+        <w:t xml:space="preserve">Link: </w:t>
+      </w:r>
+      <w:r>
+        <w:rPr>
+          <w:rStyle w:val="Hyperlink"/>
+          <w:b/>
+          <w:color w:val="000000"/>
+          <w:u w:val="single"/>
+          <w:sz w:val="24"/>
+        </w:rPr>
+        <w:t>https://yandex.uz/maps/org/ibragim_yusupov/205538120334/</w:t>
       </w:r>
     </w:p>
     <w:p>
@@ -2555,516 +2420,393 @@
         </w:rPr>
       </w:pPr>
     </w:p>
-    <w:tbl>
-      <w:tblPr>
-        <w:tblW w:w="9360" w:type="dxa"/>
-        <w:tblBorders>
-          <w:top w:val="none" w:sz="0" w:space="0" w:color="auto"/>
-          <w:left w:val="none" w:sz="0" w:space="0" w:color="auto"/>
-          <w:bottom w:val="none" w:sz="0" w:space="0" w:color="auto"/>
-          <w:right w:val="none" w:sz="0" w:space="0" w:color="auto"/>
-          <w:insideH w:val="none" w:sz="0" w:space="0" w:color="auto"/>
-          <w:insideV w:val="none" w:sz="0" w:space="0" w:color="auto"/>
-        </w:tblBorders>
-      </w:tblPr>
-      <w:tblGrid>
-        <w:gridCol w:w="3800"/>
-        <w:gridCol w:w="2500"/>
-        <w:gridCol w:w="3060"/>
-      </w:tblGrid>
-      <w:tr>
-        <w:tc>
-          <w:tcPr>
-            <w:tcW w:w="3800" w:type="dxa"/>
-            <w:tcBorders>
-              <w:top w:val="none" w:sz="0" w:space="0" w:color="auto"/>
-              <w:left w:val="none" w:sz="0" w:space="0" w:color="auto"/>
-              <w:bottom w:val="none" w:sz="0" w:space="0" w:color="auto"/>
-              <w:right w:val="none" w:sz="0" w:space="0" w:color="auto"/>
-            </w:tcBorders>
-          </w:tcPr>
-          <w:p>
-            <w:pPr>
-              <w:pStyle w:val="BodyText"/>
-              <w:spacing w:after="0" w:before="0"/>
-            </w:pPr>
-            <w:r>
-              <w:rPr>
-                <w:color w:val="000000"/>
-                <w:sz w:val="20"/>
-                <w:szCs w:val="20"/>
-              </w:rPr>
-              <w:t xml:space="preserve">Menejment fakulteti talabasi:</w:t>
-            </w:r>
-          </w:p>
-          <w:p>
-            <w:pPr>
-              <w:pStyle w:val="BodyText"/>
-              <w:spacing w:after="0" w:before="0"/>
-            </w:pPr>
-            <w:r>
-              <w:rPr>
-                <w:color w:val="000000"/>
-                <w:sz w:val="20"/>
-                <w:szCs w:val="20"/>
-              </w:rPr>
-              <w:t xml:space="preserve">Lapasov D.O</w:t>
-            </w:r>
-          </w:p>
-          <w:p>
-            <w:pPr>
-              <w:pStyle w:val="BodyText"/>
-              <w:spacing w:after="0" w:before="0"/>
-            </w:pPr>
-            <w:r>
-              <w:rPr>
-                <w:color w:val="000000"/>
-                <w:sz w:val="20"/>
-                <w:szCs w:val="20"/>
-              </w:rPr>
-              <w:t xml:space="preserve"/>
-            </w:r>
-          </w:p>
-        </w:tc>
-        <w:tc>
-          <w:tcPr>
-            <w:tcW w:w="2500" w:type="dxa"/>
-            <w:tcBorders>
-              <w:top w:val="none" w:sz="0" w:space="0" w:color="auto"/>
-              <w:left w:val="none" w:sz="0" w:space="0" w:color="auto"/>
-              <w:bottom w:val="none" w:sz="0" w:space="0" w:color="auto"/>
-              <w:right w:val="none" w:sz="0" w:space="0" w:color="auto"/>
-            </w:tcBorders>
-          </w:tcPr>
-          <w:p>
-            <w:pPr>
-              <w:pStyle w:val="BodyText"/>
-              <w:jc w:val="center"/>
-              <w:spacing w:after="0" w:before="0"/>
-            </w:pPr>
-            <w:r>
-              <w:rPr>
-                <w:color w:val="000000"/>
-                <w:sz w:val="20"/>
-                <w:szCs w:val="20"/>
-              </w:rPr>
-              <w:t xml:space="preserve">imzo</w:t>
-            </w:r>
-          </w:p>
-          <w:p>
-            <w:pPr>
-              <w:pStyle w:val="BodyText"/>
-              <w:jc w:val="center"/>
-              <w:spacing w:after="0" w:before="0"/>
-            </w:pPr>
-            <w:r>
-              <w:rPr>
-                <w:u w:val="single"/>
-                <w:color w:val="000000"/>
-                <w:sz w:val="20"/>
-                <w:szCs w:val="20"/>
-              </w:rPr>
-              <w:t xml:space="preserve">__________________</w:t>
-            </w:r>
-          </w:p>
-          <w:p>
-            <w:pPr>
-              <w:pStyle w:val="BodyText"/>
-              <w:spacing w:after="0" w:before="0"/>
-            </w:pPr>
-            <w:r>
-              <w:rPr>
-                <w:color w:val="000000"/>
-                <w:sz w:val="20"/>
-                <w:szCs w:val="20"/>
-              </w:rPr>
-              <w:t xml:space="preserve"/>
-            </w:r>
-          </w:p>
-        </w:tc>
-        <w:tc>
-          <w:tcPr>
-            <w:tcW w:w="3060" w:type="dxa"/>
-            <w:tcBorders>
-              <w:top w:val="none" w:sz="0" w:space="0" w:color="auto"/>
-              <w:left w:val="none" w:sz="0" w:space="0" w:color="auto"/>
-              <w:bottom w:val="none" w:sz="0" w:space="0" w:color="auto"/>
-              <w:right w:val="none" w:sz="0" w:space="0" w:color="auto"/>
-            </w:tcBorders>
-          </w:tcPr>
-          <w:p>
-            <w:pPr>
-              <w:pStyle w:val="BodyText"/>
-              <w:spacing w:after="0" w:before="0"/>
-            </w:pPr>
-            <w:r>
-              <w:rPr>
-                <w:color w:val="000000"/>
-                <w:sz w:val="20"/>
-                <w:szCs w:val="20"/>
-              </w:rPr>
-              <w:t xml:space="preserve">Lapasov Davron Oybek o’g‘li</w:t>
-            </w:r>
-          </w:p>
-          <w:p>
-            <w:pPr>
-              <w:pStyle w:val="BodyText"/>
-              <w:spacing w:after="0" w:before="0"/>
-            </w:pPr>
-            <w:r>
-              <w:rPr>
-                <w:color w:val="000000"/>
-                <w:sz w:val="20"/>
-                <w:szCs w:val="20"/>
-              </w:rPr>
-              <w:t xml:space="preserve"/>
-            </w:r>
-          </w:p>
-          <w:p>
-            <w:pPr>
-              <w:pStyle w:val="BodyText"/>
-              <w:spacing w:after="0" w:before="0"/>
-            </w:pPr>
-            <w:r>
-              <w:rPr>
-                <w:color w:val="000000"/>
-                <w:sz w:val="20"/>
-                <w:szCs w:val="20"/>
-              </w:rPr>
-              <w:t xml:space="preserve"/>
-            </w:r>
-          </w:p>
-        </w:tc>
-      </w:tr>
-      <w:tr>
-        <w:tc>
-          <w:tcPr>
-            <w:tcW w:w="3800" w:type="dxa"/>
-            <w:tcBorders>
-              <w:top w:val="none" w:sz="0" w:space="0" w:color="auto"/>
-              <w:left w:val="none" w:sz="0" w:space="0" w:color="auto"/>
-              <w:bottom w:val="none" w:sz="0" w:space="0" w:color="auto"/>
-              <w:right w:val="none" w:sz="0" w:space="0" w:color="auto"/>
-            </w:tcBorders>
-          </w:tcPr>
-          <w:p>
-            <w:pPr>
-              <w:pStyle w:val="BodyText"/>
-              <w:spacing w:after="0" w:before="0"/>
-            </w:pPr>
-            <w:r>
-              <w:rPr>
-                <w:color w:val="000000"/>
-                <w:sz w:val="20"/>
-                <w:szCs w:val="20"/>
-              </w:rPr>
-              <w:t xml:space="preserve">Tyutorlar faoliyatini</w:t>
-            </w:r>
-          </w:p>
-          <w:p>
-            <w:pPr>
-              <w:pStyle w:val="BodyText"/>
-              <w:spacing w:after="0" w:before="0"/>
-            </w:pPr>
-            <w:r>
-              <w:rPr>
-                <w:color w:val="000000"/>
-                <w:sz w:val="20"/>
-                <w:szCs w:val="20"/>
-              </w:rPr>
-              <w:t xml:space="preserve">muvofiqlashtirish bo’limi tyutori:</w:t>
-            </w:r>
-          </w:p>
-          <w:p>
-            <w:pPr>
-              <w:pStyle w:val="BodyText"/>
-              <w:spacing w:after="0" w:before="0"/>
-            </w:pPr>
-            <w:r>
-              <w:rPr>
-                <w:color w:val="000000"/>
-                <w:sz w:val="20"/>
-                <w:szCs w:val="20"/>
-              </w:rPr>
-              <w:t xml:space="preserve">Maxsimov A.Q</w:t>
-            </w:r>
-          </w:p>
-        </w:tc>
-        <w:tc>
-          <w:tcPr>
-            <w:tcW w:w="2500" w:type="dxa"/>
-            <w:tcBorders>
-              <w:top w:val="none" w:sz="0" w:space="0" w:color="auto"/>
-              <w:left w:val="none" w:sz="0" w:space="0" w:color="auto"/>
-              <w:bottom w:val="none" w:sz="0" w:space="0" w:color="auto"/>
-              <w:right w:val="none" w:sz="0" w:space="0" w:color="auto"/>
-            </w:tcBorders>
-          </w:tcPr>
-          <w:p>
-            <w:pPr>
-              <w:pStyle w:val="BodyText"/>
-              <w:jc w:val="center"/>
-              <w:spacing w:after="0" w:before="0"/>
-            </w:pPr>
-            <w:r>
-              <w:rPr>
-                <w:color w:val="000000"/>
-                <w:sz w:val="20"/>
-                <w:szCs w:val="20"/>
-              </w:rPr>
-              <w:t xml:space="preserve">imzo</w:t>
-            </w:r>
-          </w:p>
-          <w:p>
-            <w:pPr>
-              <w:pStyle w:val="BodyText"/>
-              <w:jc w:val="center"/>
-              <w:spacing w:after="0" w:before="0"/>
-            </w:pPr>
-            <w:r>
-              <w:rPr>
-                <w:u w:val="single"/>
-                <w:color w:val="000000"/>
-                <w:sz w:val="20"/>
-                <w:szCs w:val="20"/>
-              </w:rPr>
-              <w:t xml:space="preserve">__________________</w:t>
-            </w:r>
-          </w:p>
-          <w:p>
-            <w:pPr>
-              <w:pStyle w:val="BodyText"/>
-              <w:spacing w:after="0" w:before="0"/>
-            </w:pPr>
-            <w:r>
-              <w:rPr>
-                <w:color w:val="000000"/>
-                <w:sz w:val="20"/>
-                <w:szCs w:val="20"/>
-              </w:rPr>
-              <w:t xml:space="preserve"/>
-            </w:r>
-          </w:p>
-        </w:tc>
-        <w:tc>
-          <w:tcPr>
-            <w:tcW w:w="3060" w:type="dxa"/>
-            <w:tcBorders>
-              <w:top w:val="none" w:sz="0" w:space="0" w:color="auto"/>
-              <w:left w:val="none" w:sz="0" w:space="0" w:color="auto"/>
-              <w:bottom w:val="none" w:sz="0" w:space="0" w:color="auto"/>
-              <w:right w:val="none" w:sz="0" w:space="0" w:color="auto"/>
-            </w:tcBorders>
-          </w:tcPr>
-          <w:p>
-            <w:pPr>
-              <w:pStyle w:val="BodyText"/>
-              <w:spacing w:after="0" w:before="0"/>
-            </w:pPr>
-            <w:r>
-              <w:rPr>
-                <w:color w:val="000000"/>
-                <w:sz w:val="20"/>
-                <w:szCs w:val="20"/>
-              </w:rPr>
-              <w:t xml:space="preserve">Maxsimov Akmal Qosimovich</w:t>
-            </w:r>
-          </w:p>
-          <w:p>
-            <w:pPr>
-              <w:pStyle w:val="BodyText"/>
-              <w:spacing w:after="0" w:before="0"/>
-            </w:pPr>
-            <w:r>
-              <w:rPr>
-                <w:color w:val="000000"/>
-                <w:sz w:val="20"/>
-                <w:szCs w:val="20"/>
-              </w:rPr>
-              <w:t xml:space="preserve"/>
-            </w:r>
-          </w:p>
-          <w:p>
-            <w:pPr>
-              <w:pStyle w:val="BodyText"/>
-              <w:spacing w:after="0" w:before="0"/>
-            </w:pPr>
-            <w:r>
-              <w:rPr>
-                <w:color w:val="000000"/>
-                <w:sz w:val="20"/>
-                <w:szCs w:val="20"/>
-              </w:rPr>
-              <w:t xml:space="preserve"/>
-            </w:r>
-          </w:p>
-        </w:tc>
-      </w:tr>
-      <w:tr>
-        <w:tc>
-          <w:tcPr>
-            <w:tcW w:w="3800" w:type="dxa"/>
-            <w:tcBorders>
-              <w:top w:val="none" w:sz="0" w:space="0" w:color="auto"/>
-              <w:left w:val="none" w:sz="0" w:space="0" w:color="auto"/>
-              <w:bottom w:val="none" w:sz="0" w:space="0" w:color="auto"/>
-              <w:right w:val="none" w:sz="0" w:space="0" w:color="auto"/>
-            </w:tcBorders>
-          </w:tcPr>
-          <w:p>
-            <w:pPr>
-              <w:pStyle w:val="BodyText"/>
-              <w:spacing w:after="0" w:before="0"/>
-            </w:pPr>
-            <w:r>
-              <w:rPr>
-                <w:color w:val="000000"/>
-                <w:sz w:val="20"/>
-                <w:szCs w:val="20"/>
-              </w:rPr>
-              <w:t xml:space="preserve">Yoshlar masalalari va ma’naviy-ma’rifiy</w:t>
-            </w:r>
-          </w:p>
-          <w:p>
-            <w:pPr>
-              <w:pStyle w:val="BodyText"/>
-              <w:spacing w:after="0" w:before="0"/>
-            </w:pPr>
-            <w:r>
-              <w:rPr>
-                <w:color w:val="000000"/>
-                <w:sz w:val="20"/>
-                <w:szCs w:val="20"/>
-              </w:rPr>
-              <w:t xml:space="preserve">ishlar bo’yicha dekan o’rinbosari:</w:t>
-            </w:r>
-          </w:p>
-          <w:p>
-            <w:pPr>
-              <w:pStyle w:val="BodyText"/>
-              <w:spacing w:after="0" w:before="0"/>
-            </w:pPr>
-            <w:r>
-              <w:rPr>
-                <w:color w:val="000000"/>
-                <w:sz w:val="20"/>
-                <w:szCs w:val="20"/>
-              </w:rPr>
-              <w:t xml:space="preserve">Yegamberdiyev Sh.S</w:t>
-            </w:r>
-          </w:p>
-        </w:tc>
-        <w:tc>
-          <w:tcPr>
-            <w:tcW w:w="2500" w:type="dxa"/>
-            <w:tcBorders>
-              <w:top w:val="none" w:sz="0" w:space="0" w:color="auto"/>
-              <w:left w:val="none" w:sz="0" w:space="0" w:color="auto"/>
-              <w:bottom w:val="none" w:sz="0" w:space="0" w:color="auto"/>
-              <w:right w:val="none" w:sz="0" w:space="0" w:color="auto"/>
-            </w:tcBorders>
-          </w:tcPr>
-          <w:p>
-            <w:pPr>
-              <w:pStyle w:val="BodyText"/>
-              <w:jc w:val="center"/>
-              <w:spacing w:after="0" w:before="0"/>
-            </w:pPr>
-            <w:r>
-              <w:rPr>
-                <w:color w:val="000000"/>
-                <w:sz w:val="20"/>
-                <w:szCs w:val="20"/>
-              </w:rPr>
-              <w:t xml:space="preserve">imzo</w:t>
-            </w:r>
-          </w:p>
-          <w:p>
-            <w:pPr>
-              <w:pStyle w:val="BodyText"/>
-              <w:jc w:val="center"/>
-              <w:spacing w:after="0" w:before="0"/>
-            </w:pPr>
-            <w:r>
-              <w:rPr>
-                <w:u w:val="single"/>
-                <w:color w:val="000000"/>
-                <w:sz w:val="20"/>
-                <w:szCs w:val="20"/>
-              </w:rPr>
-              <w:t xml:space="preserve">__________________</w:t>
-            </w:r>
-          </w:p>
-          <w:p>
-            <w:pPr>
-              <w:pStyle w:val="BodyText"/>
-              <w:spacing w:after="0" w:before="0"/>
-            </w:pPr>
-            <w:r>
-              <w:rPr>
-                <w:color w:val="000000"/>
-                <w:sz w:val="20"/>
-                <w:szCs w:val="20"/>
-              </w:rPr>
-              <w:t xml:space="preserve"/>
-            </w:r>
-          </w:p>
-        </w:tc>
-        <w:tc>
-          <w:tcPr>
-            <w:tcW w:w="3060" w:type="dxa"/>
-            <w:tcBorders>
-              <w:top w:val="none" w:sz="0" w:space="0" w:color="auto"/>
-              <w:left w:val="none" w:sz="0" w:space="0" w:color="auto"/>
-              <w:bottom w:val="none" w:sz="0" w:space="0" w:color="auto"/>
-              <w:right w:val="none" w:sz="0" w:space="0" w:color="auto"/>
-            </w:tcBorders>
-          </w:tcPr>
-          <w:p>
-            <w:pPr>
-              <w:pStyle w:val="BodyText"/>
-              <w:spacing w:after="0" w:before="0"/>
-            </w:pPr>
-            <w:r>
-              <w:rPr>
-                <w:color w:val="000000"/>
-                <w:sz w:val="20"/>
-                <w:szCs w:val="20"/>
-              </w:rPr>
-              <w:t xml:space="preserve">Yegamberdiyev Shuhrat Satimbayevich</w:t>
-            </w:r>
-          </w:p>
-          <w:p>
-            <w:pPr>
-              <w:pStyle w:val="BodyText"/>
-              <w:spacing w:after="0" w:before="0"/>
-            </w:pPr>
-            <w:r>
-              <w:rPr>
-                <w:color w:val="000000"/>
-                <w:sz w:val="20"/>
-                <w:szCs w:val="20"/>
-              </w:rPr>
-              <w:t xml:space="preserve"/>
-            </w:r>
-          </w:p>
-          <w:p>
-            <w:pPr>
-              <w:pStyle w:val="BodyText"/>
-              <w:spacing w:after="0" w:before="0"/>
-            </w:pPr>
-            <w:r>
-              <w:rPr>
-                <w:color w:val="000000"/>
-                <w:sz w:val="20"/>
-                <w:szCs w:val="20"/>
-              </w:rPr>
-              <w:t xml:space="preserve"/>
-            </w:r>
-          </w:p>
-        </w:tc>
-      </w:tr>
-    </w:tbl>
+    <w:p>
+      <w:pPr>
+        <w:pStyle w:val="BodyText"/>
+        <w:spacing w:after="0" w:before="0"/>
+      </w:pPr>
+      <w:r>
+        <w:rPr>
+          <w:color w:val="000000"/>
+          <w:sz w:val="20"/>
+          <w:szCs w:val="20"/>
+        </w:rPr>
+        <w:t xml:space="preserve">Menejment fakulteti talabasi:</w:t>
+      </w:r>
+    </w:p>
+    <w:p>
+      <w:pPr>
+        <w:pStyle w:val="BodyText"/>
+        <w:spacing w:after="0" w:before="0"/>
+      </w:pPr>
+      <w:r>
+        <w:rPr>
+          <w:color w:val="000000"/>
+          <w:sz w:val="20"/>
+          <w:szCs w:val="20"/>
+        </w:rPr>
+        <w:t xml:space="preserve">Lapasov D.O</w:t>
+      </w:r>
+    </w:p>
+    <w:p>
+      <w:pPr>
+        <w:pStyle w:val="BodyText"/>
+        <w:spacing w:after="0" w:before="0"/>
+      </w:pPr>
+      <w:r>
+        <w:rPr>
+          <w:color w:val="000000"/>
+          <w:sz w:val="20"/>
+          <w:szCs w:val="20"/>
+        </w:rPr>
+        <w:t xml:space="preserve"/>
+      </w:r>
+    </w:p>
+    <w:p>
+      <w:pPr>
+        <w:pStyle w:val="BodyText"/>
+        <w:jc w:val="center"/>
+        <w:spacing w:after="0" w:before="0"/>
+      </w:pPr>
+      <w:r>
+        <w:rPr>
+          <w:color w:val="000000"/>
+          <w:sz w:val="20"/>
+          <w:szCs w:val="20"/>
+        </w:rPr>
+        <w:t xml:space="preserve">imzo</w:t>
+      </w:r>
+    </w:p>
+    <w:p>
+      <w:pPr>
+        <w:pStyle w:val="BodyText"/>
+        <w:jc w:val="center"/>
+        <w:spacing w:after="0" w:before="0"/>
+      </w:pPr>
+      <w:r>
+        <w:rPr>
+          <w:u w:val="single"/>
+          <w:color w:val="000000"/>
+          <w:sz w:val="20"/>
+          <w:szCs w:val="20"/>
+        </w:rPr>
+        <w:t xml:space="preserve">__________________</w:t>
+      </w:r>
+    </w:p>
+    <w:p>
+      <w:pPr>
+        <w:pStyle w:val="BodyText"/>
+        <w:spacing w:after="0" w:before="0"/>
+      </w:pPr>
+      <w:r>
+        <w:rPr>
+          <w:color w:val="000000"/>
+          <w:sz w:val="20"/>
+          <w:szCs w:val="20"/>
+        </w:rPr>
+        <w:t xml:space="preserve"/>
+      </w:r>
+    </w:p>
+    <w:p>
+      <w:pPr>
+        <w:pStyle w:val="BodyText"/>
+        <w:spacing w:after="0" w:before="0"/>
+      </w:pPr>
+      <w:r>
+        <w:rPr>
+          <w:color w:val="000000"/>
+          <w:sz w:val="20"/>
+          <w:szCs w:val="20"/>
+        </w:rPr>
+        <w:t xml:space="preserve">Lapasov Davron Oybek o’g‘li</w:t>
+      </w:r>
+    </w:p>
+    <w:p>
+      <w:pPr>
+        <w:pStyle w:val="BodyText"/>
+        <w:spacing w:after="0" w:before="0"/>
+      </w:pPr>
+      <w:r>
+        <w:rPr>
+          <w:color w:val="000000"/>
+          <w:sz w:val="20"/>
+          <w:szCs w:val="20"/>
+        </w:rPr>
+        <w:t xml:space="preserve"/>
+      </w:r>
+    </w:p>
+    <w:p>
+      <w:pPr>
+        <w:pStyle w:val="BodyText"/>
+        <w:spacing w:after="0" w:before="0"/>
+      </w:pPr>
+      <w:r>
+        <w:rPr>
+          <w:color w:val="000000"/>
+          <w:sz w:val="20"/>
+          <w:szCs w:val="20"/>
+        </w:rPr>
+        <w:t xml:space="preserve"/>
+      </w:r>
+    </w:p>
+    <w:p>
+      <w:pPr>
+        <w:pStyle w:val="BodyText"/>
+        <w:spacing w:after="0" w:before="0"/>
+      </w:pPr>
+      <w:r>
+        <w:rPr>
+          <w:color w:val="000000"/>
+          <w:sz w:val="20"/>
+          <w:szCs w:val="20"/>
+        </w:rPr>
+        <w:t xml:space="preserve">Tyutorlar faoliyatini</w:t>
+      </w:r>
+    </w:p>
+    <w:p>
+      <w:pPr>
+        <w:pStyle w:val="BodyText"/>
+        <w:spacing w:after="0" w:before="0"/>
+      </w:pPr>
+      <w:r>
+        <w:rPr>
+          <w:color w:val="000000"/>
+          <w:sz w:val="20"/>
+          <w:szCs w:val="20"/>
+        </w:rPr>
+        <w:t xml:space="preserve">muvofiqlashtirish bo’limi tyutori:</w:t>
+      </w:r>
+    </w:p>
+    <w:p>
+      <w:pPr>
+        <w:pStyle w:val="BodyText"/>
+        <w:spacing w:after="0" w:before="0"/>
+      </w:pPr>
+      <w:r>
+        <w:rPr>
+          <w:color w:val="000000"/>
+          <w:sz w:val="20"/>
+          <w:szCs w:val="20"/>
+        </w:rPr>
+        <w:t xml:space="preserve">Maxsimov A.Q</w:t>
+      </w:r>
+    </w:p>
+    <w:p>
+      <w:pPr>
+        <w:pStyle w:val="BodyText"/>
+        <w:jc w:val="center"/>
+        <w:spacing w:after="0" w:before="0"/>
+      </w:pPr>
+      <w:r>
+        <w:rPr>
+          <w:color w:val="000000"/>
+          <w:sz w:val="20"/>
+          <w:szCs w:val="20"/>
+        </w:rPr>
+        <w:t xml:space="preserve">imzo</w:t>
+      </w:r>
+    </w:p>
+    <w:p>
+      <w:pPr>
+        <w:pStyle w:val="BodyText"/>
+        <w:jc w:val="center"/>
+        <w:spacing w:after="0" w:before="0"/>
+      </w:pPr>
+      <w:r>
+        <w:rPr>
+          <w:u w:val="single"/>
+          <w:color w:val="000000"/>
+          <w:sz w:val="20"/>
+          <w:szCs w:val="20"/>
+        </w:rPr>
+        <w:t xml:space="preserve">__________________</w:t>
+      </w:r>
+    </w:p>
+    <w:p>
+      <w:pPr>
+        <w:pStyle w:val="BodyText"/>
+        <w:spacing w:after="0" w:before="0"/>
+      </w:pPr>
+      <w:r>
+        <w:rPr>
+          <w:color w:val="000000"/>
+          <w:sz w:val="20"/>
+          <w:szCs w:val="20"/>
+        </w:rPr>
+        <w:t xml:space="preserve"/>
+      </w:r>
+    </w:p>
+    <w:p>
+      <w:pPr>
+        <w:pStyle w:val="BodyText"/>
+        <w:spacing w:after="0" w:before="0"/>
+      </w:pPr>
+      <w:r>
+        <w:rPr>
+          <w:color w:val="000000"/>
+          <w:sz w:val="20"/>
+          <w:szCs w:val="20"/>
+        </w:rPr>
+        <w:t xml:space="preserve">Maxsimov Akmal Qosimovich</w:t>
+      </w:r>
+    </w:p>
+    <w:p>
+      <w:pPr>
+        <w:pStyle w:val="BodyText"/>
+        <w:spacing w:after="0" w:before="0"/>
+      </w:pPr>
+      <w:r>
+        <w:rPr>
+          <w:color w:val="000000"/>
+          <w:sz w:val="20"/>
+          <w:szCs w:val="20"/>
+        </w:rPr>
+        <w:t xml:space="preserve"/>
+      </w:r>
+    </w:p>
+    <w:p>
+      <w:pPr>
+        <w:pStyle w:val="BodyText"/>
+        <w:spacing w:after="0" w:before="0"/>
+      </w:pPr>
+      <w:r>
+        <w:rPr>
+          <w:color w:val="000000"/>
+          <w:sz w:val="20"/>
+          <w:szCs w:val="20"/>
+        </w:rPr>
+        <w:t xml:space="preserve"/>
+      </w:r>
+    </w:p>
+    <w:p>
+      <w:pPr>
+        <w:pStyle w:val="BodyText"/>
+        <w:spacing w:after="0" w:before="0"/>
+      </w:pPr>
+      <w:r>
+        <w:rPr>
+          <w:color w:val="000000"/>
+          <w:sz w:val="20"/>
+          <w:szCs w:val="20"/>
+        </w:rPr>
+        <w:t xml:space="preserve">Yoshlar masalalari va ma’naviy-ma’rifiy</w:t>
+      </w:r>
+    </w:p>
+    <w:p>
+      <w:pPr>
+        <w:pStyle w:val="BodyText"/>
+        <w:spacing w:after="0" w:before="0"/>
+      </w:pPr>
+      <w:r>
+        <w:rPr>
+          <w:color w:val="000000"/>
+          <w:sz w:val="20"/>
+          <w:szCs w:val="20"/>
+        </w:rPr>
+        <w:t xml:space="preserve">ishlar bo’yicha dekan o’rinbosari:</w:t>
+      </w:r>
+    </w:p>
+    <w:p>
+      <w:pPr>
+        <w:pStyle w:val="BodyText"/>
+        <w:spacing w:after="0" w:before="0"/>
+      </w:pPr>
+      <w:r>
+        <w:rPr>
+          <w:color w:val="000000"/>
+          <w:sz w:val="20"/>
+          <w:szCs w:val="20"/>
+        </w:rPr>
+        <w:t xml:space="preserve">Yegamberdiyev Sh.S</w:t>
+      </w:r>
+    </w:p>
+    <w:p>
+      <w:pPr>
+        <w:pStyle w:val="BodyText"/>
+        <w:jc w:val="center"/>
+        <w:spacing w:after="0" w:before="0"/>
+      </w:pPr>
+      <w:r>
+        <w:rPr>
+          <w:color w:val="000000"/>
+          <w:sz w:val="20"/>
+          <w:szCs w:val="20"/>
+        </w:rPr>
+        <w:t xml:space="preserve">imzo</w:t>
+      </w:r>
+    </w:p>
+    <w:p>
+      <w:pPr>
+        <w:pStyle w:val="BodyText"/>
+        <w:jc w:val="center"/>
+        <w:spacing w:after="0" w:before="0"/>
+      </w:pPr>
+      <w:r>
+        <w:rPr>
+          <w:u w:val="single"/>
+          <w:color w:val="000000"/>
+          <w:sz w:val="20"/>
+          <w:szCs w:val="20"/>
+        </w:rPr>
+        <w:t xml:space="preserve">__________________</w:t>
+      </w:r>
+    </w:p>
+    <w:p>
+      <w:pPr>
+        <w:pStyle w:val="BodyText"/>
+        <w:spacing w:after="0" w:before="0"/>
+      </w:pPr>
+      <w:r>
+        <w:rPr>
+          <w:color w:val="000000"/>
+          <w:sz w:val="20"/>
+          <w:szCs w:val="20"/>
+        </w:rPr>
+        <w:t xml:space="preserve"/>
+      </w:r>
+    </w:p>
+    <w:p>
+      <w:pPr>
+        <w:pStyle w:val="BodyText"/>
+        <w:spacing w:after="0" w:before="0"/>
+      </w:pPr>
+      <w:r>
+        <w:rPr>
+          <w:color w:val="000000"/>
+          <w:sz w:val="20"/>
+          <w:szCs w:val="20"/>
+        </w:rPr>
+        <w:t xml:space="preserve">Yegamberdiyev Shuhrat Satimbayevich</w:t>
+      </w:r>
+    </w:p>
+    <w:p>
+      <w:pPr>
+        <w:pStyle w:val="BodyText"/>
+        <w:spacing w:after="0" w:before="0"/>
+      </w:pPr>
+      <w:r>
+        <w:rPr>
+          <w:color w:val="000000"/>
+          <w:sz w:val="20"/>
+          <w:szCs w:val="20"/>
+        </w:rPr>
+        <w:t xml:space="preserve"/>
+      </w:r>
+    </w:p>
+    <w:p>
+      <w:pPr>
+        <w:pStyle w:val="BodyText"/>
+        <w:spacing w:after="0" w:before="0"/>
+      </w:pPr>
+      <w:r>
+        <w:rPr>
+          <w:color w:val="000000"/>
+          <w:sz w:val="20"/>
+          <w:szCs w:val="20"/>
+        </w:rPr>
+        <w:t xml:space="preserve"/>
+      </w:r>
+    </w:p>
     <w:p>
       <w:pPr>
         <w:pStyle w:val="BodyText"/>
@@ -3413,6 +3155,43 @@
           <w:sz w:val="24"/>
         </w:rPr>
         <w:t>27.02.2026</w:t>
+      </w:r>
+    </w:p>
+    <w:p>
+      <w:pPr>
+        <w:pStyle w:val="ListParagraph"/>
+        <w:numPr>
+          <w:ilvl w:val="0"/>
+          <w:numId w:val="1"/>
+        </w:numPr>
+        <w:tabs>
+          <w:tab w:pos="1416" w:val="left" w:leader="none"/>
+        </w:tabs>
+        <w:spacing w:line="240" w:lineRule="auto" w:before="23" w:after="20"/>
+        <w:ind w:left="1416" w:right="0" w:hanging="283"/>
+        <w:jc w:val="left"/>
+        <w:rPr>
+          <w:b/>
+          <w:sz w:val="24"/>
+        </w:rPr>
+      </w:pPr>
+      <w:r>
+        <w:rPr>
+          <w:b/>
+          <w:color w:val="000000"/>
+          <w:sz w:val="24"/>
+        </w:rPr>
+        <w:t xml:space="preserve">Link: </w:t>
+      </w:r>
+      <w:r>
+        <w:rPr>
+          <w:rStyle w:val="Hyperlink"/>
+          <w:b/>
+          <w:color w:val="000000"/>
+          <w:u w:val="single"/>
+          <w:sz w:val="24"/>
+        </w:rPr>
+        <w:t>https://yandex.uz/maps/org/humo_arena/163218343209/</w:t>
       </w:r>
     </w:p>
     <w:p>
@@ -3681,516 +3460,393 @@
         </w:rPr>
       </w:pPr>
     </w:p>
-    <w:tbl>
-      <w:tblPr>
-        <w:tblW w:w="9360" w:type="dxa"/>
-        <w:tblBorders>
-          <w:top w:val="none" w:sz="0" w:space="0" w:color="auto"/>
-          <w:left w:val="none" w:sz="0" w:space="0" w:color="auto"/>
-          <w:bottom w:val="none" w:sz="0" w:space="0" w:color="auto"/>
-          <w:right w:val="none" w:sz="0" w:space="0" w:color="auto"/>
-          <w:insideH w:val="none" w:sz="0" w:space="0" w:color="auto"/>
-          <w:insideV w:val="none" w:sz="0" w:space="0" w:color="auto"/>
-        </w:tblBorders>
-      </w:tblPr>
-      <w:tblGrid>
-        <w:gridCol w:w="3800"/>
-        <w:gridCol w:w="2500"/>
-        <w:gridCol w:w="3060"/>
-      </w:tblGrid>
-      <w:tr>
-        <w:tc>
-          <w:tcPr>
-            <w:tcW w:w="3800" w:type="dxa"/>
-            <w:tcBorders>
-              <w:top w:val="none" w:sz="0" w:space="0" w:color="auto"/>
-              <w:left w:val="none" w:sz="0" w:space="0" w:color="auto"/>
-              <w:bottom w:val="none" w:sz="0" w:space="0" w:color="auto"/>
-              <w:right w:val="none" w:sz="0" w:space="0" w:color="auto"/>
-            </w:tcBorders>
-          </w:tcPr>
-          <w:p>
-            <w:pPr>
-              <w:pStyle w:val="BodyText"/>
-              <w:spacing w:after="0" w:before="0"/>
-            </w:pPr>
-            <w:r>
-              <w:rPr>
-                <w:color w:val="000000"/>
-                <w:sz w:val="20"/>
-                <w:szCs w:val="20"/>
-              </w:rPr>
-              <w:t xml:space="preserve">Menejment fakulteti talabasi:</w:t>
-            </w:r>
-          </w:p>
-          <w:p>
-            <w:pPr>
-              <w:pStyle w:val="BodyText"/>
-              <w:spacing w:after="0" w:before="0"/>
-            </w:pPr>
-            <w:r>
-              <w:rPr>
-                <w:color w:val="000000"/>
-                <w:sz w:val="20"/>
-                <w:szCs w:val="20"/>
-              </w:rPr>
-              <w:t xml:space="preserve">Lapasov D.O</w:t>
-            </w:r>
-          </w:p>
-          <w:p>
-            <w:pPr>
-              <w:pStyle w:val="BodyText"/>
-              <w:spacing w:after="0" w:before="0"/>
-            </w:pPr>
-            <w:r>
-              <w:rPr>
-                <w:color w:val="000000"/>
-                <w:sz w:val="20"/>
-                <w:szCs w:val="20"/>
-              </w:rPr>
-              <w:t xml:space="preserve"/>
-            </w:r>
-          </w:p>
-        </w:tc>
-        <w:tc>
-          <w:tcPr>
-            <w:tcW w:w="2500" w:type="dxa"/>
-            <w:tcBorders>
-              <w:top w:val="none" w:sz="0" w:space="0" w:color="auto"/>
-              <w:left w:val="none" w:sz="0" w:space="0" w:color="auto"/>
-              <w:bottom w:val="none" w:sz="0" w:space="0" w:color="auto"/>
-              <w:right w:val="none" w:sz="0" w:space="0" w:color="auto"/>
-            </w:tcBorders>
-          </w:tcPr>
-          <w:p>
-            <w:pPr>
-              <w:pStyle w:val="BodyText"/>
-              <w:jc w:val="center"/>
-              <w:spacing w:after="0" w:before="0"/>
-            </w:pPr>
-            <w:r>
-              <w:rPr>
-                <w:color w:val="000000"/>
-                <w:sz w:val="20"/>
-                <w:szCs w:val="20"/>
-              </w:rPr>
-              <w:t xml:space="preserve">imzo</w:t>
-            </w:r>
-          </w:p>
-          <w:p>
-            <w:pPr>
-              <w:pStyle w:val="BodyText"/>
-              <w:jc w:val="center"/>
-              <w:spacing w:after="0" w:before="0"/>
-            </w:pPr>
-            <w:r>
-              <w:rPr>
-                <w:u w:val="single"/>
-                <w:color w:val="000000"/>
-                <w:sz w:val="20"/>
-                <w:szCs w:val="20"/>
-              </w:rPr>
-              <w:t xml:space="preserve">__________________</w:t>
-            </w:r>
-          </w:p>
-          <w:p>
-            <w:pPr>
-              <w:pStyle w:val="BodyText"/>
-              <w:spacing w:after="0" w:before="0"/>
-            </w:pPr>
-            <w:r>
-              <w:rPr>
-                <w:color w:val="000000"/>
-                <w:sz w:val="20"/>
-                <w:szCs w:val="20"/>
-              </w:rPr>
-              <w:t xml:space="preserve"/>
-            </w:r>
-          </w:p>
-        </w:tc>
-        <w:tc>
-          <w:tcPr>
-            <w:tcW w:w="3060" w:type="dxa"/>
-            <w:tcBorders>
-              <w:top w:val="none" w:sz="0" w:space="0" w:color="auto"/>
-              <w:left w:val="none" w:sz="0" w:space="0" w:color="auto"/>
-              <w:bottom w:val="none" w:sz="0" w:space="0" w:color="auto"/>
-              <w:right w:val="none" w:sz="0" w:space="0" w:color="auto"/>
-            </w:tcBorders>
-          </w:tcPr>
-          <w:p>
-            <w:pPr>
-              <w:pStyle w:val="BodyText"/>
-              <w:spacing w:after="0" w:before="0"/>
-            </w:pPr>
-            <w:r>
-              <w:rPr>
-                <w:color w:val="000000"/>
-                <w:sz w:val="20"/>
-                <w:szCs w:val="20"/>
-              </w:rPr>
-              <w:t xml:space="preserve">Lapasov Davron Oybek o’g‘li</w:t>
-            </w:r>
-          </w:p>
-          <w:p>
-            <w:pPr>
-              <w:pStyle w:val="BodyText"/>
-              <w:spacing w:after="0" w:before="0"/>
-            </w:pPr>
-            <w:r>
-              <w:rPr>
-                <w:color w:val="000000"/>
-                <w:sz w:val="20"/>
-                <w:szCs w:val="20"/>
-              </w:rPr>
-              <w:t xml:space="preserve"/>
-            </w:r>
-          </w:p>
-          <w:p>
-            <w:pPr>
-              <w:pStyle w:val="BodyText"/>
-              <w:spacing w:after="0" w:before="0"/>
-            </w:pPr>
-            <w:r>
-              <w:rPr>
-                <w:color w:val="000000"/>
-                <w:sz w:val="20"/>
-                <w:szCs w:val="20"/>
-              </w:rPr>
-              <w:t xml:space="preserve"/>
-            </w:r>
-          </w:p>
-        </w:tc>
-      </w:tr>
-      <w:tr>
-        <w:tc>
-          <w:tcPr>
-            <w:tcW w:w="3800" w:type="dxa"/>
-            <w:tcBorders>
-              <w:top w:val="none" w:sz="0" w:space="0" w:color="auto"/>
-              <w:left w:val="none" w:sz="0" w:space="0" w:color="auto"/>
-              <w:bottom w:val="none" w:sz="0" w:space="0" w:color="auto"/>
-              <w:right w:val="none" w:sz="0" w:space="0" w:color="auto"/>
-            </w:tcBorders>
-          </w:tcPr>
-          <w:p>
-            <w:pPr>
-              <w:pStyle w:val="BodyText"/>
-              <w:spacing w:after="0" w:before="0"/>
-            </w:pPr>
-            <w:r>
-              <w:rPr>
-                <w:color w:val="000000"/>
-                <w:sz w:val="20"/>
-                <w:szCs w:val="20"/>
-              </w:rPr>
-              <w:t xml:space="preserve">Tyutorlar faoliyatini</w:t>
-            </w:r>
-          </w:p>
-          <w:p>
-            <w:pPr>
-              <w:pStyle w:val="BodyText"/>
-              <w:spacing w:after="0" w:before="0"/>
-            </w:pPr>
-            <w:r>
-              <w:rPr>
-                <w:color w:val="000000"/>
-                <w:sz w:val="20"/>
-                <w:szCs w:val="20"/>
-              </w:rPr>
-              <w:t xml:space="preserve">muvofiqlashtirish bo’limi tyutori:</w:t>
-            </w:r>
-          </w:p>
-          <w:p>
-            <w:pPr>
-              <w:pStyle w:val="BodyText"/>
-              <w:spacing w:after="0" w:before="0"/>
-            </w:pPr>
-            <w:r>
-              <w:rPr>
-                <w:color w:val="000000"/>
-                <w:sz w:val="20"/>
-                <w:szCs w:val="20"/>
-              </w:rPr>
-              <w:t xml:space="preserve">Maxsimov A.Q</w:t>
-            </w:r>
-          </w:p>
-        </w:tc>
-        <w:tc>
-          <w:tcPr>
-            <w:tcW w:w="2500" w:type="dxa"/>
-            <w:tcBorders>
-              <w:top w:val="none" w:sz="0" w:space="0" w:color="auto"/>
-              <w:left w:val="none" w:sz="0" w:space="0" w:color="auto"/>
-              <w:bottom w:val="none" w:sz="0" w:space="0" w:color="auto"/>
-              <w:right w:val="none" w:sz="0" w:space="0" w:color="auto"/>
-            </w:tcBorders>
-          </w:tcPr>
-          <w:p>
-            <w:pPr>
-              <w:pStyle w:val="BodyText"/>
-              <w:jc w:val="center"/>
-              <w:spacing w:after="0" w:before="0"/>
-            </w:pPr>
-            <w:r>
-              <w:rPr>
-                <w:color w:val="000000"/>
-                <w:sz w:val="20"/>
-                <w:szCs w:val="20"/>
-              </w:rPr>
-              <w:t xml:space="preserve">imzo</w:t>
-            </w:r>
-          </w:p>
-          <w:p>
-            <w:pPr>
-              <w:pStyle w:val="BodyText"/>
-              <w:jc w:val="center"/>
-              <w:spacing w:after="0" w:before="0"/>
-            </w:pPr>
-            <w:r>
-              <w:rPr>
-                <w:u w:val="single"/>
-                <w:color w:val="000000"/>
-                <w:sz w:val="20"/>
-                <w:szCs w:val="20"/>
-              </w:rPr>
-              <w:t xml:space="preserve">__________________</w:t>
-            </w:r>
-          </w:p>
-          <w:p>
-            <w:pPr>
-              <w:pStyle w:val="BodyText"/>
-              <w:spacing w:after="0" w:before="0"/>
-            </w:pPr>
-            <w:r>
-              <w:rPr>
-                <w:color w:val="000000"/>
-                <w:sz w:val="20"/>
-                <w:szCs w:val="20"/>
-              </w:rPr>
-              <w:t xml:space="preserve"/>
-            </w:r>
-          </w:p>
-        </w:tc>
-        <w:tc>
-          <w:tcPr>
-            <w:tcW w:w="3060" w:type="dxa"/>
-            <w:tcBorders>
-              <w:top w:val="none" w:sz="0" w:space="0" w:color="auto"/>
-              <w:left w:val="none" w:sz="0" w:space="0" w:color="auto"/>
-              <w:bottom w:val="none" w:sz="0" w:space="0" w:color="auto"/>
-              <w:right w:val="none" w:sz="0" w:space="0" w:color="auto"/>
-            </w:tcBorders>
-          </w:tcPr>
-          <w:p>
-            <w:pPr>
-              <w:pStyle w:val="BodyText"/>
-              <w:spacing w:after="0" w:before="0"/>
-            </w:pPr>
-            <w:r>
-              <w:rPr>
-                <w:color w:val="000000"/>
-                <w:sz w:val="20"/>
-                <w:szCs w:val="20"/>
-              </w:rPr>
-              <w:t xml:space="preserve">Maxsimov Akmal Qosimovich</w:t>
-            </w:r>
-          </w:p>
-          <w:p>
-            <w:pPr>
-              <w:pStyle w:val="BodyText"/>
-              <w:spacing w:after="0" w:before="0"/>
-            </w:pPr>
-            <w:r>
-              <w:rPr>
-                <w:color w:val="000000"/>
-                <w:sz w:val="20"/>
-                <w:szCs w:val="20"/>
-              </w:rPr>
-              <w:t xml:space="preserve"/>
-            </w:r>
-          </w:p>
-          <w:p>
-            <w:pPr>
-              <w:pStyle w:val="BodyText"/>
-              <w:spacing w:after="0" w:before="0"/>
-            </w:pPr>
-            <w:r>
-              <w:rPr>
-                <w:color w:val="000000"/>
-                <w:sz w:val="20"/>
-                <w:szCs w:val="20"/>
-              </w:rPr>
-              <w:t xml:space="preserve"/>
-            </w:r>
-          </w:p>
-        </w:tc>
-      </w:tr>
-      <w:tr>
-        <w:tc>
-          <w:tcPr>
-            <w:tcW w:w="3800" w:type="dxa"/>
-            <w:tcBorders>
-              <w:top w:val="none" w:sz="0" w:space="0" w:color="auto"/>
-              <w:left w:val="none" w:sz="0" w:space="0" w:color="auto"/>
-              <w:bottom w:val="none" w:sz="0" w:space="0" w:color="auto"/>
-              <w:right w:val="none" w:sz="0" w:space="0" w:color="auto"/>
-            </w:tcBorders>
-          </w:tcPr>
-          <w:p>
-            <w:pPr>
-              <w:pStyle w:val="BodyText"/>
-              <w:spacing w:after="0" w:before="0"/>
-            </w:pPr>
-            <w:r>
-              <w:rPr>
-                <w:color w:val="000000"/>
-                <w:sz w:val="20"/>
-                <w:szCs w:val="20"/>
-              </w:rPr>
-              <w:t xml:space="preserve">Yoshlar masalalari va ma’naviy-ma’rifiy</w:t>
-            </w:r>
-          </w:p>
-          <w:p>
-            <w:pPr>
-              <w:pStyle w:val="BodyText"/>
-              <w:spacing w:after="0" w:before="0"/>
-            </w:pPr>
-            <w:r>
-              <w:rPr>
-                <w:color w:val="000000"/>
-                <w:sz w:val="20"/>
-                <w:szCs w:val="20"/>
-              </w:rPr>
-              <w:t xml:space="preserve">ishlar bo’yicha dekan o’rinbosari:</w:t>
-            </w:r>
-          </w:p>
-          <w:p>
-            <w:pPr>
-              <w:pStyle w:val="BodyText"/>
-              <w:spacing w:after="0" w:before="0"/>
-            </w:pPr>
-            <w:r>
-              <w:rPr>
-                <w:color w:val="000000"/>
-                <w:sz w:val="20"/>
-                <w:szCs w:val="20"/>
-              </w:rPr>
-              <w:t xml:space="preserve">Yegamberdiyev Sh.S</w:t>
-            </w:r>
-          </w:p>
-        </w:tc>
-        <w:tc>
-          <w:tcPr>
-            <w:tcW w:w="2500" w:type="dxa"/>
-            <w:tcBorders>
-              <w:top w:val="none" w:sz="0" w:space="0" w:color="auto"/>
-              <w:left w:val="none" w:sz="0" w:space="0" w:color="auto"/>
-              <w:bottom w:val="none" w:sz="0" w:space="0" w:color="auto"/>
-              <w:right w:val="none" w:sz="0" w:space="0" w:color="auto"/>
-            </w:tcBorders>
-          </w:tcPr>
-          <w:p>
-            <w:pPr>
-              <w:pStyle w:val="BodyText"/>
-              <w:jc w:val="center"/>
-              <w:spacing w:after="0" w:before="0"/>
-            </w:pPr>
-            <w:r>
-              <w:rPr>
-                <w:color w:val="000000"/>
-                <w:sz w:val="20"/>
-                <w:szCs w:val="20"/>
-              </w:rPr>
-              <w:t xml:space="preserve">imzo</w:t>
-            </w:r>
-          </w:p>
-          <w:p>
-            <w:pPr>
-              <w:pStyle w:val="BodyText"/>
-              <w:jc w:val="center"/>
-              <w:spacing w:after="0" w:before="0"/>
-            </w:pPr>
-            <w:r>
-              <w:rPr>
-                <w:u w:val="single"/>
-                <w:color w:val="000000"/>
-                <w:sz w:val="20"/>
-                <w:szCs w:val="20"/>
-              </w:rPr>
-              <w:t xml:space="preserve">__________________</w:t>
-            </w:r>
-          </w:p>
-          <w:p>
-            <w:pPr>
-              <w:pStyle w:val="BodyText"/>
-              <w:spacing w:after="0" w:before="0"/>
-            </w:pPr>
-            <w:r>
-              <w:rPr>
-                <w:color w:val="000000"/>
-                <w:sz w:val="20"/>
-                <w:szCs w:val="20"/>
-              </w:rPr>
-              <w:t xml:space="preserve"/>
-            </w:r>
-          </w:p>
-        </w:tc>
-        <w:tc>
-          <w:tcPr>
-            <w:tcW w:w="3060" w:type="dxa"/>
-            <w:tcBorders>
-              <w:top w:val="none" w:sz="0" w:space="0" w:color="auto"/>
-              <w:left w:val="none" w:sz="0" w:space="0" w:color="auto"/>
-              <w:bottom w:val="none" w:sz="0" w:space="0" w:color="auto"/>
-              <w:right w:val="none" w:sz="0" w:space="0" w:color="auto"/>
-            </w:tcBorders>
-          </w:tcPr>
-          <w:p>
-            <w:pPr>
-              <w:pStyle w:val="BodyText"/>
-              <w:spacing w:after="0" w:before="0"/>
-            </w:pPr>
-            <w:r>
-              <w:rPr>
-                <w:color w:val="000000"/>
-                <w:sz w:val="20"/>
-                <w:szCs w:val="20"/>
-              </w:rPr>
-              <w:t xml:space="preserve">Yegamberdiyev Shuhrat Satimbayevich</w:t>
-            </w:r>
-          </w:p>
-          <w:p>
-            <w:pPr>
-              <w:pStyle w:val="BodyText"/>
-              <w:spacing w:after="0" w:before="0"/>
-            </w:pPr>
-            <w:r>
-              <w:rPr>
-                <w:color w:val="000000"/>
-                <w:sz w:val="20"/>
-                <w:szCs w:val="20"/>
-              </w:rPr>
-              <w:t xml:space="preserve"/>
-            </w:r>
-          </w:p>
-          <w:p>
-            <w:pPr>
-              <w:pStyle w:val="BodyText"/>
-              <w:spacing w:after="0" w:before="0"/>
-            </w:pPr>
-            <w:r>
-              <w:rPr>
-                <w:color w:val="000000"/>
-                <w:sz w:val="20"/>
-                <w:szCs w:val="20"/>
-              </w:rPr>
-              <w:t xml:space="preserve"/>
-            </w:r>
-          </w:p>
-        </w:tc>
-      </w:tr>
-    </w:tbl>
+    <w:p>
+      <w:pPr>
+        <w:pStyle w:val="BodyText"/>
+        <w:spacing w:after="0" w:before="0"/>
+      </w:pPr>
+      <w:r>
+        <w:rPr>
+          <w:color w:val="000000"/>
+          <w:sz w:val="20"/>
+          <w:szCs w:val="20"/>
+        </w:rPr>
+        <w:t xml:space="preserve">Menejment fakulteti talabasi:</w:t>
+      </w:r>
+    </w:p>
+    <w:p>
+      <w:pPr>
+        <w:pStyle w:val="BodyText"/>
+        <w:spacing w:after="0" w:before="0"/>
+      </w:pPr>
+      <w:r>
+        <w:rPr>
+          <w:color w:val="000000"/>
+          <w:sz w:val="20"/>
+          <w:szCs w:val="20"/>
+        </w:rPr>
+        <w:t xml:space="preserve">Lapasov D.O</w:t>
+      </w:r>
+    </w:p>
+    <w:p>
+      <w:pPr>
+        <w:pStyle w:val="BodyText"/>
+        <w:spacing w:after="0" w:before="0"/>
+      </w:pPr>
+      <w:r>
+        <w:rPr>
+          <w:color w:val="000000"/>
+          <w:sz w:val="20"/>
+          <w:szCs w:val="20"/>
+        </w:rPr>
+        <w:t xml:space="preserve"/>
+      </w:r>
+    </w:p>
+    <w:p>
+      <w:pPr>
+        <w:pStyle w:val="BodyText"/>
+        <w:jc w:val="center"/>
+        <w:spacing w:after="0" w:before="0"/>
+      </w:pPr>
+      <w:r>
+        <w:rPr>
+          <w:color w:val="000000"/>
+          <w:sz w:val="20"/>
+          <w:szCs w:val="20"/>
+        </w:rPr>
+        <w:t xml:space="preserve">imzo</w:t>
+      </w:r>
+    </w:p>
+    <w:p>
+      <w:pPr>
+        <w:pStyle w:val="BodyText"/>
+        <w:jc w:val="center"/>
+        <w:spacing w:after="0" w:before="0"/>
+      </w:pPr>
+      <w:r>
+        <w:rPr>
+          <w:u w:val="single"/>
+          <w:color w:val="000000"/>
+          <w:sz w:val="20"/>
+          <w:szCs w:val="20"/>
+        </w:rPr>
+        <w:t xml:space="preserve">__________________</w:t>
+      </w:r>
+    </w:p>
+    <w:p>
+      <w:pPr>
+        <w:pStyle w:val="BodyText"/>
+        <w:spacing w:after="0" w:before="0"/>
+      </w:pPr>
+      <w:r>
+        <w:rPr>
+          <w:color w:val="000000"/>
+          <w:sz w:val="20"/>
+          <w:szCs w:val="20"/>
+        </w:rPr>
+        <w:t xml:space="preserve"/>
+      </w:r>
+    </w:p>
+    <w:p>
+      <w:pPr>
+        <w:pStyle w:val="BodyText"/>
+        <w:spacing w:after="0" w:before="0"/>
+      </w:pPr>
+      <w:r>
+        <w:rPr>
+          <w:color w:val="000000"/>
+          <w:sz w:val="20"/>
+          <w:szCs w:val="20"/>
+        </w:rPr>
+        <w:t xml:space="preserve">Lapasov Davron Oybek o’g‘li</w:t>
+      </w:r>
+    </w:p>
+    <w:p>
+      <w:pPr>
+        <w:pStyle w:val="BodyText"/>
+        <w:spacing w:after="0" w:before="0"/>
+      </w:pPr>
+      <w:r>
+        <w:rPr>
+          <w:color w:val="000000"/>
+          <w:sz w:val="20"/>
+          <w:szCs w:val="20"/>
+        </w:rPr>
+        <w:t xml:space="preserve"/>
+      </w:r>
+    </w:p>
+    <w:p>
+      <w:pPr>
+        <w:pStyle w:val="BodyText"/>
+        <w:spacing w:after="0" w:before="0"/>
+      </w:pPr>
+      <w:r>
+        <w:rPr>
+          <w:color w:val="000000"/>
+          <w:sz w:val="20"/>
+          <w:szCs w:val="20"/>
+        </w:rPr>
+        <w:t xml:space="preserve"/>
+      </w:r>
+    </w:p>
+    <w:p>
+      <w:pPr>
+        <w:pStyle w:val="BodyText"/>
+        <w:spacing w:after="0" w:before="0"/>
+      </w:pPr>
+      <w:r>
+        <w:rPr>
+          <w:color w:val="000000"/>
+          <w:sz w:val="20"/>
+          <w:szCs w:val="20"/>
+        </w:rPr>
+        <w:t xml:space="preserve">Tyutorlar faoliyatini</w:t>
+      </w:r>
+    </w:p>
+    <w:p>
+      <w:pPr>
+        <w:pStyle w:val="BodyText"/>
+        <w:spacing w:after="0" w:before="0"/>
+      </w:pPr>
+      <w:r>
+        <w:rPr>
+          <w:color w:val="000000"/>
+          <w:sz w:val="20"/>
+          <w:szCs w:val="20"/>
+        </w:rPr>
+        <w:t xml:space="preserve">muvofiqlashtirish bo’limi tyutori:</w:t>
+      </w:r>
+    </w:p>
+    <w:p>
+      <w:pPr>
+        <w:pStyle w:val="BodyText"/>
+        <w:spacing w:after="0" w:before="0"/>
+      </w:pPr>
+      <w:r>
+        <w:rPr>
+          <w:color w:val="000000"/>
+          <w:sz w:val="20"/>
+          <w:szCs w:val="20"/>
+        </w:rPr>
+        <w:t xml:space="preserve">Maxsimov A.Q</w:t>
+      </w:r>
+    </w:p>
+    <w:p>
+      <w:pPr>
+        <w:pStyle w:val="BodyText"/>
+        <w:jc w:val="center"/>
+        <w:spacing w:after="0" w:before="0"/>
+      </w:pPr>
+      <w:r>
+        <w:rPr>
+          <w:color w:val="000000"/>
+          <w:sz w:val="20"/>
+          <w:szCs w:val="20"/>
+        </w:rPr>
+        <w:t xml:space="preserve">imzo</w:t>
+      </w:r>
+    </w:p>
+    <w:p>
+      <w:pPr>
+        <w:pStyle w:val="BodyText"/>
+        <w:jc w:val="center"/>
+        <w:spacing w:after="0" w:before="0"/>
+      </w:pPr>
+      <w:r>
+        <w:rPr>
+          <w:u w:val="single"/>
+          <w:color w:val="000000"/>
+          <w:sz w:val="20"/>
+          <w:szCs w:val="20"/>
+        </w:rPr>
+        <w:t xml:space="preserve">__________________</w:t>
+      </w:r>
+    </w:p>
+    <w:p>
+      <w:pPr>
+        <w:pStyle w:val="BodyText"/>
+        <w:spacing w:after="0" w:before="0"/>
+      </w:pPr>
+      <w:r>
+        <w:rPr>
+          <w:color w:val="000000"/>
+          <w:sz w:val="20"/>
+          <w:szCs w:val="20"/>
+        </w:rPr>
+        <w:t xml:space="preserve"/>
+      </w:r>
+    </w:p>
+    <w:p>
+      <w:pPr>
+        <w:pStyle w:val="BodyText"/>
+        <w:spacing w:after="0" w:before="0"/>
+      </w:pPr>
+      <w:r>
+        <w:rPr>
+          <w:color w:val="000000"/>
+          <w:sz w:val="20"/>
+          <w:szCs w:val="20"/>
+        </w:rPr>
+        <w:t xml:space="preserve">Maxsimov Akmal Qosimovich</w:t>
+      </w:r>
+    </w:p>
+    <w:p>
+      <w:pPr>
+        <w:pStyle w:val="BodyText"/>
+        <w:spacing w:after="0" w:before="0"/>
+      </w:pPr>
+      <w:r>
+        <w:rPr>
+          <w:color w:val="000000"/>
+          <w:sz w:val="20"/>
+          <w:szCs w:val="20"/>
+        </w:rPr>
+        <w:t xml:space="preserve"/>
+      </w:r>
+    </w:p>
+    <w:p>
+      <w:pPr>
+        <w:pStyle w:val="BodyText"/>
+        <w:spacing w:after="0" w:before="0"/>
+      </w:pPr>
+      <w:r>
+        <w:rPr>
+          <w:color w:val="000000"/>
+          <w:sz w:val="20"/>
+          <w:szCs w:val="20"/>
+        </w:rPr>
+        <w:t xml:space="preserve"/>
+      </w:r>
+    </w:p>
+    <w:p>
+      <w:pPr>
+        <w:pStyle w:val="BodyText"/>
+        <w:spacing w:after="0" w:before="0"/>
+      </w:pPr>
+      <w:r>
+        <w:rPr>
+          <w:color w:val="000000"/>
+          <w:sz w:val="20"/>
+          <w:szCs w:val="20"/>
+        </w:rPr>
+        <w:t xml:space="preserve">Yoshlar masalalari va ma’naviy-ma’rifiy</w:t>
+      </w:r>
+    </w:p>
+    <w:p>
+      <w:pPr>
+        <w:pStyle w:val="BodyText"/>
+        <w:spacing w:after="0" w:before="0"/>
+      </w:pPr>
+      <w:r>
+        <w:rPr>
+          <w:color w:val="000000"/>
+          <w:sz w:val="20"/>
+          <w:szCs w:val="20"/>
+        </w:rPr>
+        <w:t xml:space="preserve">ishlar bo’yicha dekan o’rinbosari:</w:t>
+      </w:r>
+    </w:p>
+    <w:p>
+      <w:pPr>
+        <w:pStyle w:val="BodyText"/>
+        <w:spacing w:after="0" w:before="0"/>
+      </w:pPr>
+      <w:r>
+        <w:rPr>
+          <w:color w:val="000000"/>
+          <w:sz w:val="20"/>
+          <w:szCs w:val="20"/>
+        </w:rPr>
+        <w:t xml:space="preserve">Yegamberdiyev Sh.S</w:t>
+      </w:r>
+    </w:p>
+    <w:p>
+      <w:pPr>
+        <w:pStyle w:val="BodyText"/>
+        <w:jc w:val="center"/>
+        <w:spacing w:after="0" w:before="0"/>
+      </w:pPr>
+      <w:r>
+        <w:rPr>
+          <w:color w:val="000000"/>
+          <w:sz w:val="20"/>
+          <w:szCs w:val="20"/>
+        </w:rPr>
+        <w:t xml:space="preserve">imzo</w:t>
+      </w:r>
+    </w:p>
+    <w:p>
+      <w:pPr>
+        <w:pStyle w:val="BodyText"/>
+        <w:jc w:val="center"/>
+        <w:spacing w:after="0" w:before="0"/>
+      </w:pPr>
+      <w:r>
+        <w:rPr>
+          <w:u w:val="single"/>
+          <w:color w:val="000000"/>
+          <w:sz w:val="20"/>
+          <w:szCs w:val="20"/>
+        </w:rPr>
+        <w:t xml:space="preserve">__________________</w:t>
+      </w:r>
+    </w:p>
+    <w:p>
+      <w:pPr>
+        <w:pStyle w:val="BodyText"/>
+        <w:spacing w:after="0" w:before="0"/>
+      </w:pPr>
+      <w:r>
+        <w:rPr>
+          <w:color w:val="000000"/>
+          <w:sz w:val="20"/>
+          <w:szCs w:val="20"/>
+        </w:rPr>
+        <w:t xml:space="preserve"/>
+      </w:r>
+    </w:p>
+    <w:p>
+      <w:pPr>
+        <w:pStyle w:val="BodyText"/>
+        <w:spacing w:after="0" w:before="0"/>
+      </w:pPr>
+      <w:r>
+        <w:rPr>
+          <w:color w:val="000000"/>
+          <w:sz w:val="20"/>
+          <w:szCs w:val="20"/>
+        </w:rPr>
+        <w:t xml:space="preserve">Yegamberdiyev Shuhrat Satimbayevich</w:t>
+      </w:r>
+    </w:p>
+    <w:p>
+      <w:pPr>
+        <w:pStyle w:val="BodyText"/>
+        <w:spacing w:after="0" w:before="0"/>
+      </w:pPr>
+      <w:r>
+        <w:rPr>
+          <w:color w:val="000000"/>
+          <w:sz w:val="20"/>
+          <w:szCs w:val="20"/>
+        </w:rPr>
+        <w:t xml:space="preserve"/>
+      </w:r>
+    </w:p>
+    <w:p>
+      <w:pPr>
+        <w:pStyle w:val="BodyText"/>
+        <w:spacing w:after="0" w:before="0"/>
+      </w:pPr>
+      <w:r>
+        <w:rPr>
+          <w:color w:val="000000"/>
+          <w:sz w:val="20"/>
+          <w:szCs w:val="20"/>
+        </w:rPr>
+        <w:t xml:space="preserve"/>
+      </w:r>
+    </w:p>
     <w:p>
       <w:pPr>
         <w:pStyle w:val="BodyText"/>
@@ -4535,6 +4191,43 @@
           <w:sz w:val="24"/>
         </w:rPr>
         <w:t>18.03.2026</w:t>
+      </w:r>
+    </w:p>
+    <w:p>
+      <w:pPr>
+        <w:pStyle w:val="ListParagraph"/>
+        <w:numPr>
+          <w:ilvl w:val="0"/>
+          <w:numId w:val="1"/>
+        </w:numPr>
+        <w:tabs>
+          <w:tab w:pos="1416" w:val="left" w:leader="none"/>
+        </w:tabs>
+        <w:spacing w:line="240" w:lineRule="auto" w:before="23" w:after="20"/>
+        <w:ind w:left="1416" w:right="0" w:hanging="283"/>
+        <w:jc w:val="left"/>
+        <w:rPr>
+          <w:b/>
+          <w:sz w:val="24"/>
+        </w:rPr>
+      </w:pPr>
+      <w:r>
+        <w:rPr>
+          <w:b/>
+          <w:color w:val="000000"/>
+          <w:sz w:val="24"/>
+        </w:rPr>
+        <w:t xml:space="preserve">Link: </w:t>
+      </w:r>
+      <w:r>
+        <w:rPr>
+          <w:rStyle w:val="Hyperlink"/>
+          <w:b/>
+          <w:color w:val="000000"/>
+          <w:u w:val="single"/>
+          <w:sz w:val="24"/>
+        </w:rPr>
+        <w:t>https://yandex.uz/maps/org/muqimiy_teatri/221451719398/</w:t>
       </w:r>
     </w:p>
     <w:p>
@@ -4803,516 +4496,393 @@
         </w:rPr>
       </w:pPr>
     </w:p>
-    <w:tbl>
-      <w:tblPr>
-        <w:tblW w:w="9360" w:type="dxa"/>
-        <w:tblBorders>
-          <w:top w:val="none" w:sz="0" w:space="0" w:color="auto"/>
-          <w:left w:val="none" w:sz="0" w:space="0" w:color="auto"/>
-          <w:bottom w:val="none" w:sz="0" w:space="0" w:color="auto"/>
-          <w:right w:val="none" w:sz="0" w:space="0" w:color="auto"/>
-          <w:insideH w:val="none" w:sz="0" w:space="0" w:color="auto"/>
-          <w:insideV w:val="none" w:sz="0" w:space="0" w:color="auto"/>
-        </w:tblBorders>
-      </w:tblPr>
-      <w:tblGrid>
-        <w:gridCol w:w="3800"/>
-        <w:gridCol w:w="2500"/>
-        <w:gridCol w:w="3060"/>
-      </w:tblGrid>
-      <w:tr>
-        <w:tc>
-          <w:tcPr>
-            <w:tcW w:w="3800" w:type="dxa"/>
-            <w:tcBorders>
-              <w:top w:val="none" w:sz="0" w:space="0" w:color="auto"/>
-              <w:left w:val="none" w:sz="0" w:space="0" w:color="auto"/>
-              <w:bottom w:val="none" w:sz="0" w:space="0" w:color="auto"/>
-              <w:right w:val="none" w:sz="0" w:space="0" w:color="auto"/>
-            </w:tcBorders>
-          </w:tcPr>
-          <w:p>
-            <w:pPr>
-              <w:pStyle w:val="BodyText"/>
-              <w:spacing w:after="0" w:before="0"/>
-            </w:pPr>
-            <w:r>
-              <w:rPr>
-                <w:color w:val="000000"/>
-                <w:sz w:val="20"/>
-                <w:szCs w:val="20"/>
-              </w:rPr>
-              <w:t xml:space="preserve">Menejment fakulteti talabasi:</w:t>
-            </w:r>
-          </w:p>
-          <w:p>
-            <w:pPr>
-              <w:pStyle w:val="BodyText"/>
-              <w:spacing w:after="0" w:before="0"/>
-            </w:pPr>
-            <w:r>
-              <w:rPr>
-                <w:color w:val="000000"/>
-                <w:sz w:val="20"/>
-                <w:szCs w:val="20"/>
-              </w:rPr>
-              <w:t xml:space="preserve">Lapasov D.O</w:t>
-            </w:r>
-          </w:p>
-          <w:p>
-            <w:pPr>
-              <w:pStyle w:val="BodyText"/>
-              <w:spacing w:after="0" w:before="0"/>
-            </w:pPr>
-            <w:r>
-              <w:rPr>
-                <w:color w:val="000000"/>
-                <w:sz w:val="20"/>
-                <w:szCs w:val="20"/>
-              </w:rPr>
-              <w:t xml:space="preserve"/>
-            </w:r>
-          </w:p>
-        </w:tc>
-        <w:tc>
-          <w:tcPr>
-            <w:tcW w:w="2500" w:type="dxa"/>
-            <w:tcBorders>
-              <w:top w:val="none" w:sz="0" w:space="0" w:color="auto"/>
-              <w:left w:val="none" w:sz="0" w:space="0" w:color="auto"/>
-              <w:bottom w:val="none" w:sz="0" w:space="0" w:color="auto"/>
-              <w:right w:val="none" w:sz="0" w:space="0" w:color="auto"/>
-            </w:tcBorders>
-          </w:tcPr>
-          <w:p>
-            <w:pPr>
-              <w:pStyle w:val="BodyText"/>
-              <w:jc w:val="center"/>
-              <w:spacing w:after="0" w:before="0"/>
-            </w:pPr>
-            <w:r>
-              <w:rPr>
-                <w:color w:val="000000"/>
-                <w:sz w:val="20"/>
-                <w:szCs w:val="20"/>
-              </w:rPr>
-              <w:t xml:space="preserve">imzo</w:t>
-            </w:r>
-          </w:p>
-          <w:p>
-            <w:pPr>
-              <w:pStyle w:val="BodyText"/>
-              <w:jc w:val="center"/>
-              <w:spacing w:after="0" w:before="0"/>
-            </w:pPr>
-            <w:r>
-              <w:rPr>
-                <w:u w:val="single"/>
-                <w:color w:val="000000"/>
-                <w:sz w:val="20"/>
-                <w:szCs w:val="20"/>
-              </w:rPr>
-              <w:t xml:space="preserve">__________________</w:t>
-            </w:r>
-          </w:p>
-          <w:p>
-            <w:pPr>
-              <w:pStyle w:val="BodyText"/>
-              <w:spacing w:after="0" w:before="0"/>
-            </w:pPr>
-            <w:r>
-              <w:rPr>
-                <w:color w:val="000000"/>
-                <w:sz w:val="20"/>
-                <w:szCs w:val="20"/>
-              </w:rPr>
-              <w:t xml:space="preserve"/>
-            </w:r>
-          </w:p>
-        </w:tc>
-        <w:tc>
-          <w:tcPr>
-            <w:tcW w:w="3060" w:type="dxa"/>
-            <w:tcBorders>
-              <w:top w:val="none" w:sz="0" w:space="0" w:color="auto"/>
-              <w:left w:val="none" w:sz="0" w:space="0" w:color="auto"/>
-              <w:bottom w:val="none" w:sz="0" w:space="0" w:color="auto"/>
-              <w:right w:val="none" w:sz="0" w:space="0" w:color="auto"/>
-            </w:tcBorders>
-          </w:tcPr>
-          <w:p>
-            <w:pPr>
-              <w:pStyle w:val="BodyText"/>
-              <w:spacing w:after="0" w:before="0"/>
-            </w:pPr>
-            <w:r>
-              <w:rPr>
-                <w:color w:val="000000"/>
-                <w:sz w:val="20"/>
-                <w:szCs w:val="20"/>
-              </w:rPr>
-              <w:t xml:space="preserve">Lapasov Davron Oybek o’g‘li</w:t>
-            </w:r>
-          </w:p>
-          <w:p>
-            <w:pPr>
-              <w:pStyle w:val="BodyText"/>
-              <w:spacing w:after="0" w:before="0"/>
-            </w:pPr>
-            <w:r>
-              <w:rPr>
-                <w:color w:val="000000"/>
-                <w:sz w:val="20"/>
-                <w:szCs w:val="20"/>
-              </w:rPr>
-              <w:t xml:space="preserve"/>
-            </w:r>
-          </w:p>
-          <w:p>
-            <w:pPr>
-              <w:pStyle w:val="BodyText"/>
-              <w:spacing w:after="0" w:before="0"/>
-            </w:pPr>
-            <w:r>
-              <w:rPr>
-                <w:color w:val="000000"/>
-                <w:sz w:val="20"/>
-                <w:szCs w:val="20"/>
-              </w:rPr>
-              <w:t xml:space="preserve"/>
-            </w:r>
-          </w:p>
-        </w:tc>
-      </w:tr>
-      <w:tr>
-        <w:tc>
-          <w:tcPr>
-            <w:tcW w:w="3800" w:type="dxa"/>
-            <w:tcBorders>
-              <w:top w:val="none" w:sz="0" w:space="0" w:color="auto"/>
-              <w:left w:val="none" w:sz="0" w:space="0" w:color="auto"/>
-              <w:bottom w:val="none" w:sz="0" w:space="0" w:color="auto"/>
-              <w:right w:val="none" w:sz="0" w:space="0" w:color="auto"/>
-            </w:tcBorders>
-          </w:tcPr>
-          <w:p>
-            <w:pPr>
-              <w:pStyle w:val="BodyText"/>
-              <w:spacing w:after="0" w:before="0"/>
-            </w:pPr>
-            <w:r>
-              <w:rPr>
-                <w:color w:val="000000"/>
-                <w:sz w:val="20"/>
-                <w:szCs w:val="20"/>
-              </w:rPr>
-              <w:t xml:space="preserve">Tyutorlar faoliyatini</w:t>
-            </w:r>
-          </w:p>
-          <w:p>
-            <w:pPr>
-              <w:pStyle w:val="BodyText"/>
-              <w:spacing w:after="0" w:before="0"/>
-            </w:pPr>
-            <w:r>
-              <w:rPr>
-                <w:color w:val="000000"/>
-                <w:sz w:val="20"/>
-                <w:szCs w:val="20"/>
-              </w:rPr>
-              <w:t xml:space="preserve">muvofiqlashtirish bo’limi tyutori:</w:t>
-            </w:r>
-          </w:p>
-          <w:p>
-            <w:pPr>
-              <w:pStyle w:val="BodyText"/>
-              <w:spacing w:after="0" w:before="0"/>
-            </w:pPr>
-            <w:r>
-              <w:rPr>
-                <w:color w:val="000000"/>
-                <w:sz w:val="20"/>
-                <w:szCs w:val="20"/>
-              </w:rPr>
-              <w:t xml:space="preserve">Maxsimov A.Q</w:t>
-            </w:r>
-          </w:p>
-        </w:tc>
-        <w:tc>
-          <w:tcPr>
-            <w:tcW w:w="2500" w:type="dxa"/>
-            <w:tcBorders>
-              <w:top w:val="none" w:sz="0" w:space="0" w:color="auto"/>
-              <w:left w:val="none" w:sz="0" w:space="0" w:color="auto"/>
-              <w:bottom w:val="none" w:sz="0" w:space="0" w:color="auto"/>
-              <w:right w:val="none" w:sz="0" w:space="0" w:color="auto"/>
-            </w:tcBorders>
-          </w:tcPr>
-          <w:p>
-            <w:pPr>
-              <w:pStyle w:val="BodyText"/>
-              <w:jc w:val="center"/>
-              <w:spacing w:after="0" w:before="0"/>
-            </w:pPr>
-            <w:r>
-              <w:rPr>
-                <w:color w:val="000000"/>
-                <w:sz w:val="20"/>
-                <w:szCs w:val="20"/>
-              </w:rPr>
-              <w:t xml:space="preserve">imzo</w:t>
-            </w:r>
-          </w:p>
-          <w:p>
-            <w:pPr>
-              <w:pStyle w:val="BodyText"/>
-              <w:jc w:val="center"/>
-              <w:spacing w:after="0" w:before="0"/>
-            </w:pPr>
-            <w:r>
-              <w:rPr>
-                <w:u w:val="single"/>
-                <w:color w:val="000000"/>
-                <w:sz w:val="20"/>
-                <w:szCs w:val="20"/>
-              </w:rPr>
-              <w:t xml:space="preserve">__________________</w:t>
-            </w:r>
-          </w:p>
-          <w:p>
-            <w:pPr>
-              <w:pStyle w:val="BodyText"/>
-              <w:spacing w:after="0" w:before="0"/>
-            </w:pPr>
-            <w:r>
-              <w:rPr>
-                <w:color w:val="000000"/>
-                <w:sz w:val="20"/>
-                <w:szCs w:val="20"/>
-              </w:rPr>
-              <w:t xml:space="preserve"/>
-            </w:r>
-          </w:p>
-        </w:tc>
-        <w:tc>
-          <w:tcPr>
-            <w:tcW w:w="3060" w:type="dxa"/>
-            <w:tcBorders>
-              <w:top w:val="none" w:sz="0" w:space="0" w:color="auto"/>
-              <w:left w:val="none" w:sz="0" w:space="0" w:color="auto"/>
-              <w:bottom w:val="none" w:sz="0" w:space="0" w:color="auto"/>
-              <w:right w:val="none" w:sz="0" w:space="0" w:color="auto"/>
-            </w:tcBorders>
-          </w:tcPr>
-          <w:p>
-            <w:pPr>
-              <w:pStyle w:val="BodyText"/>
-              <w:spacing w:after="0" w:before="0"/>
-            </w:pPr>
-            <w:r>
-              <w:rPr>
-                <w:color w:val="000000"/>
-                <w:sz w:val="20"/>
-                <w:szCs w:val="20"/>
-              </w:rPr>
-              <w:t xml:space="preserve">Maxsimov Akmal Qosimovich</w:t>
-            </w:r>
-          </w:p>
-          <w:p>
-            <w:pPr>
-              <w:pStyle w:val="BodyText"/>
-              <w:spacing w:after="0" w:before="0"/>
-            </w:pPr>
-            <w:r>
-              <w:rPr>
-                <w:color w:val="000000"/>
-                <w:sz w:val="20"/>
-                <w:szCs w:val="20"/>
-              </w:rPr>
-              <w:t xml:space="preserve"/>
-            </w:r>
-          </w:p>
-          <w:p>
-            <w:pPr>
-              <w:pStyle w:val="BodyText"/>
-              <w:spacing w:after="0" w:before="0"/>
-            </w:pPr>
-            <w:r>
-              <w:rPr>
-                <w:color w:val="000000"/>
-                <w:sz w:val="20"/>
-                <w:szCs w:val="20"/>
-              </w:rPr>
-              <w:t xml:space="preserve"/>
-            </w:r>
-          </w:p>
-        </w:tc>
-      </w:tr>
-      <w:tr>
-        <w:tc>
-          <w:tcPr>
-            <w:tcW w:w="3800" w:type="dxa"/>
-            <w:tcBorders>
-              <w:top w:val="none" w:sz="0" w:space="0" w:color="auto"/>
-              <w:left w:val="none" w:sz="0" w:space="0" w:color="auto"/>
-              <w:bottom w:val="none" w:sz="0" w:space="0" w:color="auto"/>
-              <w:right w:val="none" w:sz="0" w:space="0" w:color="auto"/>
-            </w:tcBorders>
-          </w:tcPr>
-          <w:p>
-            <w:pPr>
-              <w:pStyle w:val="BodyText"/>
-              <w:spacing w:after="0" w:before="0"/>
-            </w:pPr>
-            <w:r>
-              <w:rPr>
-                <w:color w:val="000000"/>
-                <w:sz w:val="20"/>
-                <w:szCs w:val="20"/>
-              </w:rPr>
-              <w:t xml:space="preserve">Yoshlar masalalari va ma’naviy-ma’rifiy</w:t>
-            </w:r>
-          </w:p>
-          <w:p>
-            <w:pPr>
-              <w:pStyle w:val="BodyText"/>
-              <w:spacing w:after="0" w:before="0"/>
-            </w:pPr>
-            <w:r>
-              <w:rPr>
-                <w:color w:val="000000"/>
-                <w:sz w:val="20"/>
-                <w:szCs w:val="20"/>
-              </w:rPr>
-              <w:t xml:space="preserve">ishlar bo’yicha dekan o’rinbosari:</w:t>
-            </w:r>
-          </w:p>
-          <w:p>
-            <w:pPr>
-              <w:pStyle w:val="BodyText"/>
-              <w:spacing w:after="0" w:before="0"/>
-            </w:pPr>
-            <w:r>
-              <w:rPr>
-                <w:color w:val="000000"/>
-                <w:sz w:val="20"/>
-                <w:szCs w:val="20"/>
-              </w:rPr>
-              <w:t xml:space="preserve">Yegamberdiyev Sh.S</w:t>
-            </w:r>
-          </w:p>
-        </w:tc>
-        <w:tc>
-          <w:tcPr>
-            <w:tcW w:w="2500" w:type="dxa"/>
-            <w:tcBorders>
-              <w:top w:val="none" w:sz="0" w:space="0" w:color="auto"/>
-              <w:left w:val="none" w:sz="0" w:space="0" w:color="auto"/>
-              <w:bottom w:val="none" w:sz="0" w:space="0" w:color="auto"/>
-              <w:right w:val="none" w:sz="0" w:space="0" w:color="auto"/>
-            </w:tcBorders>
-          </w:tcPr>
-          <w:p>
-            <w:pPr>
-              <w:pStyle w:val="BodyText"/>
-              <w:jc w:val="center"/>
-              <w:spacing w:after="0" w:before="0"/>
-            </w:pPr>
-            <w:r>
-              <w:rPr>
-                <w:color w:val="000000"/>
-                <w:sz w:val="20"/>
-                <w:szCs w:val="20"/>
-              </w:rPr>
-              <w:t xml:space="preserve">imzo</w:t>
-            </w:r>
-          </w:p>
-          <w:p>
-            <w:pPr>
-              <w:pStyle w:val="BodyText"/>
-              <w:jc w:val="center"/>
-              <w:spacing w:after="0" w:before="0"/>
-            </w:pPr>
-            <w:r>
-              <w:rPr>
-                <w:u w:val="single"/>
-                <w:color w:val="000000"/>
-                <w:sz w:val="20"/>
-                <w:szCs w:val="20"/>
-              </w:rPr>
-              <w:t xml:space="preserve">__________________</w:t>
-            </w:r>
-          </w:p>
-          <w:p>
-            <w:pPr>
-              <w:pStyle w:val="BodyText"/>
-              <w:spacing w:after="0" w:before="0"/>
-            </w:pPr>
-            <w:r>
-              <w:rPr>
-                <w:color w:val="000000"/>
-                <w:sz w:val="20"/>
-                <w:szCs w:val="20"/>
-              </w:rPr>
-              <w:t xml:space="preserve"/>
-            </w:r>
-          </w:p>
-        </w:tc>
-        <w:tc>
-          <w:tcPr>
-            <w:tcW w:w="3060" w:type="dxa"/>
-            <w:tcBorders>
-              <w:top w:val="none" w:sz="0" w:space="0" w:color="auto"/>
-              <w:left w:val="none" w:sz="0" w:space="0" w:color="auto"/>
-              <w:bottom w:val="none" w:sz="0" w:space="0" w:color="auto"/>
-              <w:right w:val="none" w:sz="0" w:space="0" w:color="auto"/>
-            </w:tcBorders>
-          </w:tcPr>
-          <w:p>
-            <w:pPr>
-              <w:pStyle w:val="BodyText"/>
-              <w:spacing w:after="0" w:before="0"/>
-            </w:pPr>
-            <w:r>
-              <w:rPr>
-                <w:color w:val="000000"/>
-                <w:sz w:val="20"/>
-                <w:szCs w:val="20"/>
-              </w:rPr>
-              <w:t xml:space="preserve">Yegamberdiyev Shuhrat Satimbayevich</w:t>
-            </w:r>
-          </w:p>
-          <w:p>
-            <w:pPr>
-              <w:pStyle w:val="BodyText"/>
-              <w:spacing w:after="0" w:before="0"/>
-            </w:pPr>
-            <w:r>
-              <w:rPr>
-                <w:color w:val="000000"/>
-                <w:sz w:val="20"/>
-                <w:szCs w:val="20"/>
-              </w:rPr>
-              <w:t xml:space="preserve"/>
-            </w:r>
-          </w:p>
-          <w:p>
-            <w:pPr>
-              <w:pStyle w:val="BodyText"/>
-              <w:spacing w:after="0" w:before="0"/>
-            </w:pPr>
-            <w:r>
-              <w:rPr>
-                <w:color w:val="000000"/>
-                <w:sz w:val="20"/>
-                <w:szCs w:val="20"/>
-              </w:rPr>
-              <w:t xml:space="preserve"/>
-            </w:r>
-          </w:p>
-        </w:tc>
-      </w:tr>
-    </w:tbl>
+    <w:p>
+      <w:pPr>
+        <w:pStyle w:val="BodyText"/>
+        <w:spacing w:after="0" w:before="0"/>
+      </w:pPr>
+      <w:r>
+        <w:rPr>
+          <w:color w:val="000000"/>
+          <w:sz w:val="20"/>
+          <w:szCs w:val="20"/>
+        </w:rPr>
+        <w:t xml:space="preserve">Menejment fakulteti talabasi:</w:t>
+      </w:r>
+    </w:p>
+    <w:p>
+      <w:pPr>
+        <w:pStyle w:val="BodyText"/>
+        <w:spacing w:after="0" w:before="0"/>
+      </w:pPr>
+      <w:r>
+        <w:rPr>
+          <w:color w:val="000000"/>
+          <w:sz w:val="20"/>
+          <w:szCs w:val="20"/>
+        </w:rPr>
+        <w:t xml:space="preserve">Lapasov D.O</w:t>
+      </w:r>
+    </w:p>
+    <w:p>
+      <w:pPr>
+        <w:pStyle w:val="BodyText"/>
+        <w:spacing w:after="0" w:before="0"/>
+      </w:pPr>
+      <w:r>
+        <w:rPr>
+          <w:color w:val="000000"/>
+          <w:sz w:val="20"/>
+          <w:szCs w:val="20"/>
+        </w:rPr>
+        <w:t xml:space="preserve"/>
+      </w:r>
+    </w:p>
+    <w:p>
+      <w:pPr>
+        <w:pStyle w:val="BodyText"/>
+        <w:jc w:val="center"/>
+        <w:spacing w:after="0" w:before="0"/>
+      </w:pPr>
+      <w:r>
+        <w:rPr>
+          <w:color w:val="000000"/>
+          <w:sz w:val="20"/>
+          <w:szCs w:val="20"/>
+        </w:rPr>
+        <w:t xml:space="preserve">imzo</w:t>
+      </w:r>
+    </w:p>
+    <w:p>
+      <w:pPr>
+        <w:pStyle w:val="BodyText"/>
+        <w:jc w:val="center"/>
+        <w:spacing w:after="0" w:before="0"/>
+      </w:pPr>
+      <w:r>
+        <w:rPr>
+          <w:u w:val="single"/>
+          <w:color w:val="000000"/>
+          <w:sz w:val="20"/>
+          <w:szCs w:val="20"/>
+        </w:rPr>
+        <w:t xml:space="preserve">__________________</w:t>
+      </w:r>
+    </w:p>
+    <w:p>
+      <w:pPr>
+        <w:pStyle w:val="BodyText"/>
+        <w:spacing w:after="0" w:before="0"/>
+      </w:pPr>
+      <w:r>
+        <w:rPr>
+          <w:color w:val="000000"/>
+          <w:sz w:val="20"/>
+          <w:szCs w:val="20"/>
+        </w:rPr>
+        <w:t xml:space="preserve"/>
+      </w:r>
+    </w:p>
+    <w:p>
+      <w:pPr>
+        <w:pStyle w:val="BodyText"/>
+        <w:spacing w:after="0" w:before="0"/>
+      </w:pPr>
+      <w:r>
+        <w:rPr>
+          <w:color w:val="000000"/>
+          <w:sz w:val="20"/>
+          <w:szCs w:val="20"/>
+        </w:rPr>
+        <w:t xml:space="preserve">Lapasov Davron Oybek o’g‘li</w:t>
+      </w:r>
+    </w:p>
+    <w:p>
+      <w:pPr>
+        <w:pStyle w:val="BodyText"/>
+        <w:spacing w:after="0" w:before="0"/>
+      </w:pPr>
+      <w:r>
+        <w:rPr>
+          <w:color w:val="000000"/>
+          <w:sz w:val="20"/>
+          <w:szCs w:val="20"/>
+        </w:rPr>
+        <w:t xml:space="preserve"/>
+      </w:r>
+    </w:p>
+    <w:p>
+      <w:pPr>
+        <w:pStyle w:val="BodyText"/>
+        <w:spacing w:after="0" w:before="0"/>
+      </w:pPr>
+      <w:r>
+        <w:rPr>
+          <w:color w:val="000000"/>
+          <w:sz w:val="20"/>
+          <w:szCs w:val="20"/>
+        </w:rPr>
+        <w:t xml:space="preserve"/>
+      </w:r>
+    </w:p>
+    <w:p>
+      <w:pPr>
+        <w:pStyle w:val="BodyText"/>
+        <w:spacing w:after="0" w:before="0"/>
+      </w:pPr>
+      <w:r>
+        <w:rPr>
+          <w:color w:val="000000"/>
+          <w:sz w:val="20"/>
+          <w:szCs w:val="20"/>
+        </w:rPr>
+        <w:t xml:space="preserve">Tyutorlar faoliyatini</w:t>
+      </w:r>
+    </w:p>
+    <w:p>
+      <w:pPr>
+        <w:pStyle w:val="BodyText"/>
+        <w:spacing w:after="0" w:before="0"/>
+      </w:pPr>
+      <w:r>
+        <w:rPr>
+          <w:color w:val="000000"/>
+          <w:sz w:val="20"/>
+          <w:szCs w:val="20"/>
+        </w:rPr>
+        <w:t xml:space="preserve">muvofiqlashtirish bo’limi tyutori:</w:t>
+      </w:r>
+    </w:p>
+    <w:p>
+      <w:pPr>
+        <w:pStyle w:val="BodyText"/>
+        <w:spacing w:after="0" w:before="0"/>
+      </w:pPr>
+      <w:r>
+        <w:rPr>
+          <w:color w:val="000000"/>
+          <w:sz w:val="20"/>
+          <w:szCs w:val="20"/>
+        </w:rPr>
+        <w:t xml:space="preserve">Maxsimov A.Q</w:t>
+      </w:r>
+    </w:p>
+    <w:p>
+      <w:pPr>
+        <w:pStyle w:val="BodyText"/>
+        <w:jc w:val="center"/>
+        <w:spacing w:after="0" w:before="0"/>
+      </w:pPr>
+      <w:r>
+        <w:rPr>
+          <w:color w:val="000000"/>
+          <w:sz w:val="20"/>
+          <w:szCs w:val="20"/>
+        </w:rPr>
+        <w:t xml:space="preserve">imzo</w:t>
+      </w:r>
+    </w:p>
+    <w:p>
+      <w:pPr>
+        <w:pStyle w:val="BodyText"/>
+        <w:jc w:val="center"/>
+        <w:spacing w:after="0" w:before="0"/>
+      </w:pPr>
+      <w:r>
+        <w:rPr>
+          <w:u w:val="single"/>
+          <w:color w:val="000000"/>
+          <w:sz w:val="20"/>
+          <w:szCs w:val="20"/>
+        </w:rPr>
+        <w:t xml:space="preserve">__________________</w:t>
+      </w:r>
+    </w:p>
+    <w:p>
+      <w:pPr>
+        <w:pStyle w:val="BodyText"/>
+        <w:spacing w:after="0" w:before="0"/>
+      </w:pPr>
+      <w:r>
+        <w:rPr>
+          <w:color w:val="000000"/>
+          <w:sz w:val="20"/>
+          <w:szCs w:val="20"/>
+        </w:rPr>
+        <w:t xml:space="preserve"/>
+      </w:r>
+    </w:p>
+    <w:p>
+      <w:pPr>
+        <w:pStyle w:val="BodyText"/>
+        <w:spacing w:after="0" w:before="0"/>
+      </w:pPr>
+      <w:r>
+        <w:rPr>
+          <w:color w:val="000000"/>
+          <w:sz w:val="20"/>
+          <w:szCs w:val="20"/>
+        </w:rPr>
+        <w:t xml:space="preserve">Maxsimov Akmal Qosimovich</w:t>
+      </w:r>
+    </w:p>
+    <w:p>
+      <w:pPr>
+        <w:pStyle w:val="BodyText"/>
+        <w:spacing w:after="0" w:before="0"/>
+      </w:pPr>
+      <w:r>
+        <w:rPr>
+          <w:color w:val="000000"/>
+          <w:sz w:val="20"/>
+          <w:szCs w:val="20"/>
+        </w:rPr>
+        <w:t xml:space="preserve"/>
+      </w:r>
+    </w:p>
+    <w:p>
+      <w:pPr>
+        <w:pStyle w:val="BodyText"/>
+        <w:spacing w:after="0" w:before="0"/>
+      </w:pPr>
+      <w:r>
+        <w:rPr>
+          <w:color w:val="000000"/>
+          <w:sz w:val="20"/>
+          <w:szCs w:val="20"/>
+        </w:rPr>
+        <w:t xml:space="preserve"/>
+      </w:r>
+    </w:p>
+    <w:p>
+      <w:pPr>
+        <w:pStyle w:val="BodyText"/>
+        <w:spacing w:after="0" w:before="0"/>
+      </w:pPr>
+      <w:r>
+        <w:rPr>
+          <w:color w:val="000000"/>
+          <w:sz w:val="20"/>
+          <w:szCs w:val="20"/>
+        </w:rPr>
+        <w:t xml:space="preserve">Yoshlar masalalari va ma’naviy-ma’rifiy</w:t>
+      </w:r>
+    </w:p>
+    <w:p>
+      <w:pPr>
+        <w:pStyle w:val="BodyText"/>
+        <w:spacing w:after="0" w:before="0"/>
+      </w:pPr>
+      <w:r>
+        <w:rPr>
+          <w:color w:val="000000"/>
+          <w:sz w:val="20"/>
+          <w:szCs w:val="20"/>
+        </w:rPr>
+        <w:t xml:space="preserve">ishlar bo’yicha dekan o’rinbosari:</w:t>
+      </w:r>
+    </w:p>
+    <w:p>
+      <w:pPr>
+        <w:pStyle w:val="BodyText"/>
+        <w:spacing w:after="0" w:before="0"/>
+      </w:pPr>
+      <w:r>
+        <w:rPr>
+          <w:color w:val="000000"/>
+          <w:sz w:val="20"/>
+          <w:szCs w:val="20"/>
+        </w:rPr>
+        <w:t xml:space="preserve">Yegamberdiyev Sh.S</w:t>
+      </w:r>
+    </w:p>
+    <w:p>
+      <w:pPr>
+        <w:pStyle w:val="BodyText"/>
+        <w:jc w:val="center"/>
+        <w:spacing w:after="0" w:before="0"/>
+      </w:pPr>
+      <w:r>
+        <w:rPr>
+          <w:color w:val="000000"/>
+          <w:sz w:val="20"/>
+          <w:szCs w:val="20"/>
+        </w:rPr>
+        <w:t xml:space="preserve">imzo</w:t>
+      </w:r>
+    </w:p>
+    <w:p>
+      <w:pPr>
+        <w:pStyle w:val="BodyText"/>
+        <w:jc w:val="center"/>
+        <w:spacing w:after="0" w:before="0"/>
+      </w:pPr>
+      <w:r>
+        <w:rPr>
+          <w:u w:val="single"/>
+          <w:color w:val="000000"/>
+          <w:sz w:val="20"/>
+          <w:szCs w:val="20"/>
+        </w:rPr>
+        <w:t xml:space="preserve">__________________</w:t>
+      </w:r>
+    </w:p>
+    <w:p>
+      <w:pPr>
+        <w:pStyle w:val="BodyText"/>
+        <w:spacing w:after="0" w:before="0"/>
+      </w:pPr>
+      <w:r>
+        <w:rPr>
+          <w:color w:val="000000"/>
+          <w:sz w:val="20"/>
+          <w:szCs w:val="20"/>
+        </w:rPr>
+        <w:t xml:space="preserve"/>
+      </w:r>
+    </w:p>
+    <w:p>
+      <w:pPr>
+        <w:pStyle w:val="BodyText"/>
+        <w:spacing w:after="0" w:before="0"/>
+      </w:pPr>
+      <w:r>
+        <w:rPr>
+          <w:color w:val="000000"/>
+          <w:sz w:val="20"/>
+          <w:szCs w:val="20"/>
+        </w:rPr>
+        <w:t xml:space="preserve">Yegamberdiyev Shuhrat Satimbayevich</w:t>
+      </w:r>
+    </w:p>
+    <w:p>
+      <w:pPr>
+        <w:pStyle w:val="BodyText"/>
+        <w:spacing w:after="0" w:before="0"/>
+      </w:pPr>
+      <w:r>
+        <w:rPr>
+          <w:color w:val="000000"/>
+          <w:sz w:val="20"/>
+          <w:szCs w:val="20"/>
+        </w:rPr>
+        <w:t xml:space="preserve"/>
+      </w:r>
+    </w:p>
+    <w:p>
+      <w:pPr>
+        <w:pStyle w:val="BodyText"/>
+        <w:spacing w:after="0" w:before="0"/>
+      </w:pPr>
+      <w:r>
+        <w:rPr>
+          <w:color w:val="000000"/>
+          <w:sz w:val="20"/>
+          <w:szCs w:val="20"/>
+        </w:rPr>
+        <w:t xml:space="preserve"/>
+      </w:r>
+    </w:p>
     <w:p>
       <w:pPr>
         <w:pStyle w:val="BodyText"/>
@@ -5539,6 +5109,43 @@
           <w:sz w:val="24"/>
         </w:rPr>
         <w:t>18.03.2026</w:t>
+      </w:r>
+    </w:p>
+    <w:p>
+      <w:pPr>
+        <w:pStyle w:val="ListParagraph"/>
+        <w:numPr>
+          <w:ilvl w:val="0"/>
+          <w:numId w:val="1"/>
+        </w:numPr>
+        <w:tabs>
+          <w:tab w:pos="1416" w:val="left" w:leader="none"/>
+        </w:tabs>
+        <w:spacing w:line="240" w:lineRule="auto" w:before="23" w:after="20"/>
+        <w:ind w:left="1416" w:right="0" w:hanging="283"/>
+        <w:jc w:val="left"/>
+        <w:rPr>
+          <w:b/>
+          <w:sz w:val="24"/>
+        </w:rPr>
+      </w:pPr>
+      <w:r>
+        <w:rPr>
+          <w:b/>
+          <w:color w:val="000000"/>
+          <w:sz w:val="24"/>
+        </w:rPr>
+        <w:t xml:space="preserve">Link: </w:t>
+      </w:r>
+      <w:r>
+        <w:rPr>
+          <w:rStyle w:val="Hyperlink"/>
+          <w:b/>
+          <w:color w:val="000000"/>
+          <w:u w:val="single"/>
+          <w:sz w:val="24"/>
+        </w:rPr>
+        <w:t>https://yandex.uz/maps/org/ibragim_yusupov/205538120334/</w:t>
       </w:r>
     </w:p>
     <w:p>
@@ -5806,516 +5413,393 @@
         </w:rPr>
       </w:pPr>
     </w:p>
-    <w:tbl>
-      <w:tblPr>
-        <w:tblW w:w="9360" w:type="dxa"/>
-        <w:tblBorders>
-          <w:top w:val="none" w:sz="0" w:space="0" w:color="auto"/>
-          <w:left w:val="none" w:sz="0" w:space="0" w:color="auto"/>
-          <w:bottom w:val="none" w:sz="0" w:space="0" w:color="auto"/>
-          <w:right w:val="none" w:sz="0" w:space="0" w:color="auto"/>
-          <w:insideH w:val="none" w:sz="0" w:space="0" w:color="auto"/>
-          <w:insideV w:val="none" w:sz="0" w:space="0" w:color="auto"/>
-        </w:tblBorders>
-      </w:tblPr>
-      <w:tblGrid>
-        <w:gridCol w:w="3800"/>
-        <w:gridCol w:w="2500"/>
-        <w:gridCol w:w="3060"/>
-      </w:tblGrid>
-      <w:tr>
-        <w:tc>
-          <w:tcPr>
-            <w:tcW w:w="3800" w:type="dxa"/>
-            <w:tcBorders>
-              <w:top w:val="none" w:sz="0" w:space="0" w:color="auto"/>
-              <w:left w:val="none" w:sz="0" w:space="0" w:color="auto"/>
-              <w:bottom w:val="none" w:sz="0" w:space="0" w:color="auto"/>
-              <w:right w:val="none" w:sz="0" w:space="0" w:color="auto"/>
-            </w:tcBorders>
-          </w:tcPr>
-          <w:p>
-            <w:pPr>
-              <w:pStyle w:val="BodyText"/>
-              <w:spacing w:after="0" w:before="0"/>
-            </w:pPr>
-            <w:r>
-              <w:rPr>
-                <w:color w:val="000000"/>
-                <w:sz w:val="20"/>
-                <w:szCs w:val="20"/>
-              </w:rPr>
-              <w:t xml:space="preserve">Menejment fakulteti talabasi:</w:t>
-            </w:r>
-          </w:p>
-          <w:p>
-            <w:pPr>
-              <w:pStyle w:val="BodyText"/>
-              <w:spacing w:after="0" w:before="0"/>
-            </w:pPr>
-            <w:r>
-              <w:rPr>
-                <w:color w:val="000000"/>
-                <w:sz w:val="20"/>
-                <w:szCs w:val="20"/>
-              </w:rPr>
-              <w:t xml:space="preserve">Lapasov D.O</w:t>
-            </w:r>
-          </w:p>
-          <w:p>
-            <w:pPr>
-              <w:pStyle w:val="BodyText"/>
-              <w:spacing w:after="0" w:before="0"/>
-            </w:pPr>
-            <w:r>
-              <w:rPr>
-                <w:color w:val="000000"/>
-                <w:sz w:val="20"/>
-                <w:szCs w:val="20"/>
-              </w:rPr>
-              <w:t xml:space="preserve"/>
-            </w:r>
-          </w:p>
-        </w:tc>
-        <w:tc>
-          <w:tcPr>
-            <w:tcW w:w="2500" w:type="dxa"/>
-            <w:tcBorders>
-              <w:top w:val="none" w:sz="0" w:space="0" w:color="auto"/>
-              <w:left w:val="none" w:sz="0" w:space="0" w:color="auto"/>
-              <w:bottom w:val="none" w:sz="0" w:space="0" w:color="auto"/>
-              <w:right w:val="none" w:sz="0" w:space="0" w:color="auto"/>
-            </w:tcBorders>
-          </w:tcPr>
-          <w:p>
-            <w:pPr>
-              <w:pStyle w:val="BodyText"/>
-              <w:jc w:val="center"/>
-              <w:spacing w:after="0" w:before="0"/>
-            </w:pPr>
-            <w:r>
-              <w:rPr>
-                <w:color w:val="000000"/>
-                <w:sz w:val="20"/>
-                <w:szCs w:val="20"/>
-              </w:rPr>
-              <w:t xml:space="preserve">imzo</w:t>
-            </w:r>
-          </w:p>
-          <w:p>
-            <w:pPr>
-              <w:pStyle w:val="BodyText"/>
-              <w:jc w:val="center"/>
-              <w:spacing w:after="0" w:before="0"/>
-            </w:pPr>
-            <w:r>
-              <w:rPr>
-                <w:u w:val="single"/>
-                <w:color w:val="000000"/>
-                <w:sz w:val="20"/>
-                <w:szCs w:val="20"/>
-              </w:rPr>
-              <w:t xml:space="preserve">__________________</w:t>
-            </w:r>
-          </w:p>
-          <w:p>
-            <w:pPr>
-              <w:pStyle w:val="BodyText"/>
-              <w:spacing w:after="0" w:before="0"/>
-            </w:pPr>
-            <w:r>
-              <w:rPr>
-                <w:color w:val="000000"/>
-                <w:sz w:val="20"/>
-                <w:szCs w:val="20"/>
-              </w:rPr>
-              <w:t xml:space="preserve"/>
-            </w:r>
-          </w:p>
-        </w:tc>
-        <w:tc>
-          <w:tcPr>
-            <w:tcW w:w="3060" w:type="dxa"/>
-            <w:tcBorders>
-              <w:top w:val="none" w:sz="0" w:space="0" w:color="auto"/>
-              <w:left w:val="none" w:sz="0" w:space="0" w:color="auto"/>
-              <w:bottom w:val="none" w:sz="0" w:space="0" w:color="auto"/>
-              <w:right w:val="none" w:sz="0" w:space="0" w:color="auto"/>
-            </w:tcBorders>
-          </w:tcPr>
-          <w:p>
-            <w:pPr>
-              <w:pStyle w:val="BodyText"/>
-              <w:spacing w:after="0" w:before="0"/>
-            </w:pPr>
-            <w:r>
-              <w:rPr>
-                <w:color w:val="000000"/>
-                <w:sz w:val="20"/>
-                <w:szCs w:val="20"/>
-              </w:rPr>
-              <w:t xml:space="preserve">Lapasov Davron Oybek o’g‘li</w:t>
-            </w:r>
-          </w:p>
-          <w:p>
-            <w:pPr>
-              <w:pStyle w:val="BodyText"/>
-              <w:spacing w:after="0" w:before="0"/>
-            </w:pPr>
-            <w:r>
-              <w:rPr>
-                <w:color w:val="000000"/>
-                <w:sz w:val="20"/>
-                <w:szCs w:val="20"/>
-              </w:rPr>
-              <w:t xml:space="preserve"/>
-            </w:r>
-          </w:p>
-          <w:p>
-            <w:pPr>
-              <w:pStyle w:val="BodyText"/>
-              <w:spacing w:after="0" w:before="0"/>
-            </w:pPr>
-            <w:r>
-              <w:rPr>
-                <w:color w:val="000000"/>
-                <w:sz w:val="20"/>
-                <w:szCs w:val="20"/>
-              </w:rPr>
-              <w:t xml:space="preserve"/>
-            </w:r>
-          </w:p>
-        </w:tc>
-      </w:tr>
-      <w:tr>
-        <w:tc>
-          <w:tcPr>
-            <w:tcW w:w="3800" w:type="dxa"/>
-            <w:tcBorders>
-              <w:top w:val="none" w:sz="0" w:space="0" w:color="auto"/>
-              <w:left w:val="none" w:sz="0" w:space="0" w:color="auto"/>
-              <w:bottom w:val="none" w:sz="0" w:space="0" w:color="auto"/>
-              <w:right w:val="none" w:sz="0" w:space="0" w:color="auto"/>
-            </w:tcBorders>
-          </w:tcPr>
-          <w:p>
-            <w:pPr>
-              <w:pStyle w:val="BodyText"/>
-              <w:spacing w:after="0" w:before="0"/>
-            </w:pPr>
-            <w:r>
-              <w:rPr>
-                <w:color w:val="000000"/>
-                <w:sz w:val="20"/>
-                <w:szCs w:val="20"/>
-              </w:rPr>
-              <w:t xml:space="preserve">Tyutorlar faoliyatini</w:t>
-            </w:r>
-          </w:p>
-          <w:p>
-            <w:pPr>
-              <w:pStyle w:val="BodyText"/>
-              <w:spacing w:after="0" w:before="0"/>
-            </w:pPr>
-            <w:r>
-              <w:rPr>
-                <w:color w:val="000000"/>
-                <w:sz w:val="20"/>
-                <w:szCs w:val="20"/>
-              </w:rPr>
-              <w:t xml:space="preserve">muvofiqlashtirish bo’limi tyutori:</w:t>
-            </w:r>
-          </w:p>
-          <w:p>
-            <w:pPr>
-              <w:pStyle w:val="BodyText"/>
-              <w:spacing w:after="0" w:before="0"/>
-            </w:pPr>
-            <w:r>
-              <w:rPr>
-                <w:color w:val="000000"/>
-                <w:sz w:val="20"/>
-                <w:szCs w:val="20"/>
-              </w:rPr>
-              <w:t xml:space="preserve">Maxsimov A.Q</w:t>
-            </w:r>
-          </w:p>
-        </w:tc>
-        <w:tc>
-          <w:tcPr>
-            <w:tcW w:w="2500" w:type="dxa"/>
-            <w:tcBorders>
-              <w:top w:val="none" w:sz="0" w:space="0" w:color="auto"/>
-              <w:left w:val="none" w:sz="0" w:space="0" w:color="auto"/>
-              <w:bottom w:val="none" w:sz="0" w:space="0" w:color="auto"/>
-              <w:right w:val="none" w:sz="0" w:space="0" w:color="auto"/>
-            </w:tcBorders>
-          </w:tcPr>
-          <w:p>
-            <w:pPr>
-              <w:pStyle w:val="BodyText"/>
-              <w:jc w:val="center"/>
-              <w:spacing w:after="0" w:before="0"/>
-            </w:pPr>
-            <w:r>
-              <w:rPr>
-                <w:color w:val="000000"/>
-                <w:sz w:val="20"/>
-                <w:szCs w:val="20"/>
-              </w:rPr>
-              <w:t xml:space="preserve">imzo</w:t>
-            </w:r>
-          </w:p>
-          <w:p>
-            <w:pPr>
-              <w:pStyle w:val="BodyText"/>
-              <w:jc w:val="center"/>
-              <w:spacing w:after="0" w:before="0"/>
-            </w:pPr>
-            <w:r>
-              <w:rPr>
-                <w:u w:val="single"/>
-                <w:color w:val="000000"/>
-                <w:sz w:val="20"/>
-                <w:szCs w:val="20"/>
-              </w:rPr>
-              <w:t xml:space="preserve">__________________</w:t>
-            </w:r>
-          </w:p>
-          <w:p>
-            <w:pPr>
-              <w:pStyle w:val="BodyText"/>
-              <w:spacing w:after="0" w:before="0"/>
-            </w:pPr>
-            <w:r>
-              <w:rPr>
-                <w:color w:val="000000"/>
-                <w:sz w:val="20"/>
-                <w:szCs w:val="20"/>
-              </w:rPr>
-              <w:t xml:space="preserve"/>
-            </w:r>
-          </w:p>
-        </w:tc>
-        <w:tc>
-          <w:tcPr>
-            <w:tcW w:w="3060" w:type="dxa"/>
-            <w:tcBorders>
-              <w:top w:val="none" w:sz="0" w:space="0" w:color="auto"/>
-              <w:left w:val="none" w:sz="0" w:space="0" w:color="auto"/>
-              <w:bottom w:val="none" w:sz="0" w:space="0" w:color="auto"/>
-              <w:right w:val="none" w:sz="0" w:space="0" w:color="auto"/>
-            </w:tcBorders>
-          </w:tcPr>
-          <w:p>
-            <w:pPr>
-              <w:pStyle w:val="BodyText"/>
-              <w:spacing w:after="0" w:before="0"/>
-            </w:pPr>
-            <w:r>
-              <w:rPr>
-                <w:color w:val="000000"/>
-                <w:sz w:val="20"/>
-                <w:szCs w:val="20"/>
-              </w:rPr>
-              <w:t xml:space="preserve">Maxsimov Akmal Qosimovich</w:t>
-            </w:r>
-          </w:p>
-          <w:p>
-            <w:pPr>
-              <w:pStyle w:val="BodyText"/>
-              <w:spacing w:after="0" w:before="0"/>
-            </w:pPr>
-            <w:r>
-              <w:rPr>
-                <w:color w:val="000000"/>
-                <w:sz w:val="20"/>
-                <w:szCs w:val="20"/>
-              </w:rPr>
-              <w:t xml:space="preserve"/>
-            </w:r>
-          </w:p>
-          <w:p>
-            <w:pPr>
-              <w:pStyle w:val="BodyText"/>
-              <w:spacing w:after="0" w:before="0"/>
-            </w:pPr>
-            <w:r>
-              <w:rPr>
-                <w:color w:val="000000"/>
-                <w:sz w:val="20"/>
-                <w:szCs w:val="20"/>
-              </w:rPr>
-              <w:t xml:space="preserve"/>
-            </w:r>
-          </w:p>
-        </w:tc>
-      </w:tr>
-      <w:tr>
-        <w:tc>
-          <w:tcPr>
-            <w:tcW w:w="3800" w:type="dxa"/>
-            <w:tcBorders>
-              <w:top w:val="none" w:sz="0" w:space="0" w:color="auto"/>
-              <w:left w:val="none" w:sz="0" w:space="0" w:color="auto"/>
-              <w:bottom w:val="none" w:sz="0" w:space="0" w:color="auto"/>
-              <w:right w:val="none" w:sz="0" w:space="0" w:color="auto"/>
-            </w:tcBorders>
-          </w:tcPr>
-          <w:p>
-            <w:pPr>
-              <w:pStyle w:val="BodyText"/>
-              <w:spacing w:after="0" w:before="0"/>
-            </w:pPr>
-            <w:r>
-              <w:rPr>
-                <w:color w:val="000000"/>
-                <w:sz w:val="20"/>
-                <w:szCs w:val="20"/>
-              </w:rPr>
-              <w:t xml:space="preserve">Yoshlar masalalari va ma’naviy-ma’rifiy</w:t>
-            </w:r>
-          </w:p>
-          <w:p>
-            <w:pPr>
-              <w:pStyle w:val="BodyText"/>
-              <w:spacing w:after="0" w:before="0"/>
-            </w:pPr>
-            <w:r>
-              <w:rPr>
-                <w:color w:val="000000"/>
-                <w:sz w:val="20"/>
-                <w:szCs w:val="20"/>
-              </w:rPr>
-              <w:t xml:space="preserve">ishlar bo’yicha dekan o’rinbosari:</w:t>
-            </w:r>
-          </w:p>
-          <w:p>
-            <w:pPr>
-              <w:pStyle w:val="BodyText"/>
-              <w:spacing w:after="0" w:before="0"/>
-            </w:pPr>
-            <w:r>
-              <w:rPr>
-                <w:color w:val="000000"/>
-                <w:sz w:val="20"/>
-                <w:szCs w:val="20"/>
-              </w:rPr>
-              <w:t xml:space="preserve">Yegamberdiyev Sh.S</w:t>
-            </w:r>
-          </w:p>
-        </w:tc>
-        <w:tc>
-          <w:tcPr>
-            <w:tcW w:w="2500" w:type="dxa"/>
-            <w:tcBorders>
-              <w:top w:val="none" w:sz="0" w:space="0" w:color="auto"/>
-              <w:left w:val="none" w:sz="0" w:space="0" w:color="auto"/>
-              <w:bottom w:val="none" w:sz="0" w:space="0" w:color="auto"/>
-              <w:right w:val="none" w:sz="0" w:space="0" w:color="auto"/>
-            </w:tcBorders>
-          </w:tcPr>
-          <w:p>
-            <w:pPr>
-              <w:pStyle w:val="BodyText"/>
-              <w:jc w:val="center"/>
-              <w:spacing w:after="0" w:before="0"/>
-            </w:pPr>
-            <w:r>
-              <w:rPr>
-                <w:color w:val="000000"/>
-                <w:sz w:val="20"/>
-                <w:szCs w:val="20"/>
-              </w:rPr>
-              <w:t xml:space="preserve">imzo</w:t>
-            </w:r>
-          </w:p>
-          <w:p>
-            <w:pPr>
-              <w:pStyle w:val="BodyText"/>
-              <w:jc w:val="center"/>
-              <w:spacing w:after="0" w:before="0"/>
-            </w:pPr>
-            <w:r>
-              <w:rPr>
-                <w:u w:val="single"/>
-                <w:color w:val="000000"/>
-                <w:sz w:val="20"/>
-                <w:szCs w:val="20"/>
-              </w:rPr>
-              <w:t xml:space="preserve">__________________</w:t>
-            </w:r>
-          </w:p>
-          <w:p>
-            <w:pPr>
-              <w:pStyle w:val="BodyText"/>
-              <w:spacing w:after="0" w:before="0"/>
-            </w:pPr>
-            <w:r>
-              <w:rPr>
-                <w:color w:val="000000"/>
-                <w:sz w:val="20"/>
-                <w:szCs w:val="20"/>
-              </w:rPr>
-              <w:t xml:space="preserve"/>
-            </w:r>
-          </w:p>
-        </w:tc>
-        <w:tc>
-          <w:tcPr>
-            <w:tcW w:w="3060" w:type="dxa"/>
-            <w:tcBorders>
-              <w:top w:val="none" w:sz="0" w:space="0" w:color="auto"/>
-              <w:left w:val="none" w:sz="0" w:space="0" w:color="auto"/>
-              <w:bottom w:val="none" w:sz="0" w:space="0" w:color="auto"/>
-              <w:right w:val="none" w:sz="0" w:space="0" w:color="auto"/>
-            </w:tcBorders>
-          </w:tcPr>
-          <w:p>
-            <w:pPr>
-              <w:pStyle w:val="BodyText"/>
-              <w:spacing w:after="0" w:before="0"/>
-            </w:pPr>
-            <w:r>
-              <w:rPr>
-                <w:color w:val="000000"/>
-                <w:sz w:val="20"/>
-                <w:szCs w:val="20"/>
-              </w:rPr>
-              <w:t xml:space="preserve">Yegamberdiyev Shuhrat Satimbayevich</w:t>
-            </w:r>
-          </w:p>
-          <w:p>
-            <w:pPr>
-              <w:pStyle w:val="BodyText"/>
-              <w:spacing w:after="0" w:before="0"/>
-            </w:pPr>
-            <w:r>
-              <w:rPr>
-                <w:color w:val="000000"/>
-                <w:sz w:val="20"/>
-                <w:szCs w:val="20"/>
-              </w:rPr>
-              <w:t xml:space="preserve"/>
-            </w:r>
-          </w:p>
-          <w:p>
-            <w:pPr>
-              <w:pStyle w:val="BodyText"/>
-              <w:spacing w:after="0" w:before="0"/>
-            </w:pPr>
-            <w:r>
-              <w:rPr>
-                <w:color w:val="000000"/>
-                <w:sz w:val="20"/>
-                <w:szCs w:val="20"/>
-              </w:rPr>
-              <w:t xml:space="preserve"/>
-            </w:r>
-          </w:p>
-        </w:tc>
-      </w:tr>
-    </w:tbl>
+    <w:p>
+      <w:pPr>
+        <w:pStyle w:val="BodyText"/>
+        <w:spacing w:after="0" w:before="0"/>
+      </w:pPr>
+      <w:r>
+        <w:rPr>
+          <w:color w:val="000000"/>
+          <w:sz w:val="20"/>
+          <w:szCs w:val="20"/>
+        </w:rPr>
+        <w:t xml:space="preserve">Menejment fakulteti talabasi:</w:t>
+      </w:r>
+    </w:p>
+    <w:p>
+      <w:pPr>
+        <w:pStyle w:val="BodyText"/>
+        <w:spacing w:after="0" w:before="0"/>
+      </w:pPr>
+      <w:r>
+        <w:rPr>
+          <w:color w:val="000000"/>
+          <w:sz w:val="20"/>
+          <w:szCs w:val="20"/>
+        </w:rPr>
+        <w:t xml:space="preserve">Lapasov D.O</w:t>
+      </w:r>
+    </w:p>
+    <w:p>
+      <w:pPr>
+        <w:pStyle w:val="BodyText"/>
+        <w:spacing w:after="0" w:before="0"/>
+      </w:pPr>
+      <w:r>
+        <w:rPr>
+          <w:color w:val="000000"/>
+          <w:sz w:val="20"/>
+          <w:szCs w:val="20"/>
+        </w:rPr>
+        <w:t xml:space="preserve"/>
+      </w:r>
+    </w:p>
+    <w:p>
+      <w:pPr>
+        <w:pStyle w:val="BodyText"/>
+        <w:jc w:val="center"/>
+        <w:spacing w:after="0" w:before="0"/>
+      </w:pPr>
+      <w:r>
+        <w:rPr>
+          <w:color w:val="000000"/>
+          <w:sz w:val="20"/>
+          <w:szCs w:val="20"/>
+        </w:rPr>
+        <w:t xml:space="preserve">imzo</w:t>
+      </w:r>
+    </w:p>
+    <w:p>
+      <w:pPr>
+        <w:pStyle w:val="BodyText"/>
+        <w:jc w:val="center"/>
+        <w:spacing w:after="0" w:before="0"/>
+      </w:pPr>
+      <w:r>
+        <w:rPr>
+          <w:u w:val="single"/>
+          <w:color w:val="000000"/>
+          <w:sz w:val="20"/>
+          <w:szCs w:val="20"/>
+        </w:rPr>
+        <w:t xml:space="preserve">__________________</w:t>
+      </w:r>
+    </w:p>
+    <w:p>
+      <w:pPr>
+        <w:pStyle w:val="BodyText"/>
+        <w:spacing w:after="0" w:before="0"/>
+      </w:pPr>
+      <w:r>
+        <w:rPr>
+          <w:color w:val="000000"/>
+          <w:sz w:val="20"/>
+          <w:szCs w:val="20"/>
+        </w:rPr>
+        <w:t xml:space="preserve"/>
+      </w:r>
+    </w:p>
+    <w:p>
+      <w:pPr>
+        <w:pStyle w:val="BodyText"/>
+        <w:spacing w:after="0" w:before="0"/>
+      </w:pPr>
+      <w:r>
+        <w:rPr>
+          <w:color w:val="000000"/>
+          <w:sz w:val="20"/>
+          <w:szCs w:val="20"/>
+        </w:rPr>
+        <w:t xml:space="preserve">Lapasov Davron Oybek o’g‘li</w:t>
+      </w:r>
+    </w:p>
+    <w:p>
+      <w:pPr>
+        <w:pStyle w:val="BodyText"/>
+        <w:spacing w:after="0" w:before="0"/>
+      </w:pPr>
+      <w:r>
+        <w:rPr>
+          <w:color w:val="000000"/>
+          <w:sz w:val="20"/>
+          <w:szCs w:val="20"/>
+        </w:rPr>
+        <w:t xml:space="preserve"/>
+      </w:r>
+    </w:p>
+    <w:p>
+      <w:pPr>
+        <w:pStyle w:val="BodyText"/>
+        <w:spacing w:after="0" w:before="0"/>
+      </w:pPr>
+      <w:r>
+        <w:rPr>
+          <w:color w:val="000000"/>
+          <w:sz w:val="20"/>
+          <w:szCs w:val="20"/>
+        </w:rPr>
+        <w:t xml:space="preserve"/>
+      </w:r>
+    </w:p>
+    <w:p>
+      <w:pPr>
+        <w:pStyle w:val="BodyText"/>
+        <w:spacing w:after="0" w:before="0"/>
+      </w:pPr>
+      <w:r>
+        <w:rPr>
+          <w:color w:val="000000"/>
+          <w:sz w:val="20"/>
+          <w:szCs w:val="20"/>
+        </w:rPr>
+        <w:t xml:space="preserve">Tyutorlar faoliyatini</w:t>
+      </w:r>
+    </w:p>
+    <w:p>
+      <w:pPr>
+        <w:pStyle w:val="BodyText"/>
+        <w:spacing w:after="0" w:before="0"/>
+      </w:pPr>
+      <w:r>
+        <w:rPr>
+          <w:color w:val="000000"/>
+          <w:sz w:val="20"/>
+          <w:szCs w:val="20"/>
+        </w:rPr>
+        <w:t xml:space="preserve">muvofiqlashtirish bo’limi tyutori:</w:t>
+      </w:r>
+    </w:p>
+    <w:p>
+      <w:pPr>
+        <w:pStyle w:val="BodyText"/>
+        <w:spacing w:after="0" w:before="0"/>
+      </w:pPr>
+      <w:r>
+        <w:rPr>
+          <w:color w:val="000000"/>
+          <w:sz w:val="20"/>
+          <w:szCs w:val="20"/>
+        </w:rPr>
+        <w:t xml:space="preserve">Maxsimov A.Q</w:t>
+      </w:r>
+    </w:p>
+    <w:p>
+      <w:pPr>
+        <w:pStyle w:val="BodyText"/>
+        <w:jc w:val="center"/>
+        <w:spacing w:after="0" w:before="0"/>
+      </w:pPr>
+      <w:r>
+        <w:rPr>
+          <w:color w:val="000000"/>
+          <w:sz w:val="20"/>
+          <w:szCs w:val="20"/>
+        </w:rPr>
+        <w:t xml:space="preserve">imzo</w:t>
+      </w:r>
+    </w:p>
+    <w:p>
+      <w:pPr>
+        <w:pStyle w:val="BodyText"/>
+        <w:jc w:val="center"/>
+        <w:spacing w:after="0" w:before="0"/>
+      </w:pPr>
+      <w:r>
+        <w:rPr>
+          <w:u w:val="single"/>
+          <w:color w:val="000000"/>
+          <w:sz w:val="20"/>
+          <w:szCs w:val="20"/>
+        </w:rPr>
+        <w:t xml:space="preserve">__________________</w:t>
+      </w:r>
+    </w:p>
+    <w:p>
+      <w:pPr>
+        <w:pStyle w:val="BodyText"/>
+        <w:spacing w:after="0" w:before="0"/>
+      </w:pPr>
+      <w:r>
+        <w:rPr>
+          <w:color w:val="000000"/>
+          <w:sz w:val="20"/>
+          <w:szCs w:val="20"/>
+        </w:rPr>
+        <w:t xml:space="preserve"/>
+      </w:r>
+    </w:p>
+    <w:p>
+      <w:pPr>
+        <w:pStyle w:val="BodyText"/>
+        <w:spacing w:after="0" w:before="0"/>
+      </w:pPr>
+      <w:r>
+        <w:rPr>
+          <w:color w:val="000000"/>
+          <w:sz w:val="20"/>
+          <w:szCs w:val="20"/>
+        </w:rPr>
+        <w:t xml:space="preserve">Maxsimov Akmal Qosimovich</w:t>
+      </w:r>
+    </w:p>
+    <w:p>
+      <w:pPr>
+        <w:pStyle w:val="BodyText"/>
+        <w:spacing w:after="0" w:before="0"/>
+      </w:pPr>
+      <w:r>
+        <w:rPr>
+          <w:color w:val="000000"/>
+          <w:sz w:val="20"/>
+          <w:szCs w:val="20"/>
+        </w:rPr>
+        <w:t xml:space="preserve"/>
+      </w:r>
+    </w:p>
+    <w:p>
+      <w:pPr>
+        <w:pStyle w:val="BodyText"/>
+        <w:spacing w:after="0" w:before="0"/>
+      </w:pPr>
+      <w:r>
+        <w:rPr>
+          <w:color w:val="000000"/>
+          <w:sz w:val="20"/>
+          <w:szCs w:val="20"/>
+        </w:rPr>
+        <w:t xml:space="preserve"/>
+      </w:r>
+    </w:p>
+    <w:p>
+      <w:pPr>
+        <w:pStyle w:val="BodyText"/>
+        <w:spacing w:after="0" w:before="0"/>
+      </w:pPr>
+      <w:r>
+        <w:rPr>
+          <w:color w:val="000000"/>
+          <w:sz w:val="20"/>
+          <w:szCs w:val="20"/>
+        </w:rPr>
+        <w:t xml:space="preserve">Yoshlar masalalari va ma’naviy-ma’rifiy</w:t>
+      </w:r>
+    </w:p>
+    <w:p>
+      <w:pPr>
+        <w:pStyle w:val="BodyText"/>
+        <w:spacing w:after="0" w:before="0"/>
+      </w:pPr>
+      <w:r>
+        <w:rPr>
+          <w:color w:val="000000"/>
+          <w:sz w:val="20"/>
+          <w:szCs w:val="20"/>
+        </w:rPr>
+        <w:t xml:space="preserve">ishlar bo’yicha dekan o’rinbosari:</w:t>
+      </w:r>
+    </w:p>
+    <w:p>
+      <w:pPr>
+        <w:pStyle w:val="BodyText"/>
+        <w:spacing w:after="0" w:before="0"/>
+      </w:pPr>
+      <w:r>
+        <w:rPr>
+          <w:color w:val="000000"/>
+          <w:sz w:val="20"/>
+          <w:szCs w:val="20"/>
+        </w:rPr>
+        <w:t xml:space="preserve">Yegamberdiyev Sh.S</w:t>
+      </w:r>
+    </w:p>
+    <w:p>
+      <w:pPr>
+        <w:pStyle w:val="BodyText"/>
+        <w:jc w:val="center"/>
+        <w:spacing w:after="0" w:before="0"/>
+      </w:pPr>
+      <w:r>
+        <w:rPr>
+          <w:color w:val="000000"/>
+          <w:sz w:val="20"/>
+          <w:szCs w:val="20"/>
+        </w:rPr>
+        <w:t xml:space="preserve">imzo</w:t>
+      </w:r>
+    </w:p>
+    <w:p>
+      <w:pPr>
+        <w:pStyle w:val="BodyText"/>
+        <w:jc w:val="center"/>
+        <w:spacing w:after="0" w:before="0"/>
+      </w:pPr>
+      <w:r>
+        <w:rPr>
+          <w:u w:val="single"/>
+          <w:color w:val="000000"/>
+          <w:sz w:val="20"/>
+          <w:szCs w:val="20"/>
+        </w:rPr>
+        <w:t xml:space="preserve">__________________</w:t>
+      </w:r>
+    </w:p>
+    <w:p>
+      <w:pPr>
+        <w:pStyle w:val="BodyText"/>
+        <w:spacing w:after="0" w:before="0"/>
+      </w:pPr>
+      <w:r>
+        <w:rPr>
+          <w:color w:val="000000"/>
+          <w:sz w:val="20"/>
+          <w:szCs w:val="20"/>
+        </w:rPr>
+        <w:t xml:space="preserve"/>
+      </w:r>
+    </w:p>
+    <w:p>
+      <w:pPr>
+        <w:pStyle w:val="BodyText"/>
+        <w:spacing w:after="0" w:before="0"/>
+      </w:pPr>
+      <w:r>
+        <w:rPr>
+          <w:color w:val="000000"/>
+          <w:sz w:val="20"/>
+          <w:szCs w:val="20"/>
+        </w:rPr>
+        <w:t xml:space="preserve">Yegamberdiyev Shuhrat Satimbayevich</w:t>
+      </w:r>
+    </w:p>
+    <w:p>
+      <w:pPr>
+        <w:pStyle w:val="BodyText"/>
+        <w:spacing w:after="0" w:before="0"/>
+      </w:pPr>
+      <w:r>
+        <w:rPr>
+          <w:color w:val="000000"/>
+          <w:sz w:val="20"/>
+          <w:szCs w:val="20"/>
+        </w:rPr>
+        <w:t xml:space="preserve"/>
+      </w:r>
+    </w:p>
+    <w:p>
+      <w:pPr>
+        <w:pStyle w:val="BodyText"/>
+        <w:spacing w:after="0" w:before="0"/>
+      </w:pPr>
+      <w:r>
+        <w:rPr>
+          <w:color w:val="000000"/>
+          <w:sz w:val="20"/>
+          <w:szCs w:val="20"/>
+        </w:rPr>
+        <w:t xml:space="preserve"/>
+      </w:r>
+    </w:p>
     <w:p>
       <w:pPr>
         <w:pStyle w:val="BodyText"/>
@@ -6543,6 +6027,43 @@
           <w:sz w:val="24"/>
         </w:rPr>
         <w:t>08.05.2026</w:t>
+      </w:r>
+    </w:p>
+    <w:p>
+      <w:pPr>
+        <w:pStyle w:val="ListParagraph"/>
+        <w:numPr>
+          <w:ilvl w:val="0"/>
+          <w:numId w:val="1"/>
+        </w:numPr>
+        <w:tabs>
+          <w:tab w:pos="1416" w:val="left" w:leader="none"/>
+        </w:tabs>
+        <w:spacing w:line="240" w:lineRule="auto" w:before="23" w:after="20"/>
+        <w:ind w:left="1416" w:right="0" w:hanging="283"/>
+        <w:jc w:val="left"/>
+        <w:rPr>
+          <w:b/>
+          <w:sz w:val="24"/>
+        </w:rPr>
+      </w:pPr>
+      <w:r>
+        <w:rPr>
+          <w:b/>
+          <w:color w:val="000000"/>
+          <w:sz w:val="24"/>
+        </w:rPr>
+        <w:t xml:space="preserve">Link: </w:t>
+      </w:r>
+      <w:r>
+        <w:rPr>
+          <w:rStyle w:val="Hyperlink"/>
+          <w:b/>
+          <w:color w:val="000000"/>
+          <w:u w:val="single"/>
+          <w:sz w:val="24"/>
+        </w:rPr>
+        <w:t>https://yandex.uz/maps/-/CDRLjVP8</w:t>
       </w:r>
     </w:p>
     <w:p>
@@ -6811,516 +6332,393 @@
         </w:rPr>
       </w:pPr>
     </w:p>
-    <w:tbl>
-      <w:tblPr>
-        <w:tblW w:w="9360" w:type="dxa"/>
-        <w:tblBorders>
-          <w:top w:val="none" w:sz="0" w:space="0" w:color="auto"/>
-          <w:left w:val="none" w:sz="0" w:space="0" w:color="auto"/>
-          <w:bottom w:val="none" w:sz="0" w:space="0" w:color="auto"/>
-          <w:right w:val="none" w:sz="0" w:space="0" w:color="auto"/>
-          <w:insideH w:val="none" w:sz="0" w:space="0" w:color="auto"/>
-          <w:insideV w:val="none" w:sz="0" w:space="0" w:color="auto"/>
-        </w:tblBorders>
-      </w:tblPr>
-      <w:tblGrid>
-        <w:gridCol w:w="3800"/>
-        <w:gridCol w:w="2500"/>
-        <w:gridCol w:w="3060"/>
-      </w:tblGrid>
-      <w:tr>
-        <w:tc>
-          <w:tcPr>
-            <w:tcW w:w="3800" w:type="dxa"/>
-            <w:tcBorders>
-              <w:top w:val="none" w:sz="0" w:space="0" w:color="auto"/>
-              <w:left w:val="none" w:sz="0" w:space="0" w:color="auto"/>
-              <w:bottom w:val="none" w:sz="0" w:space="0" w:color="auto"/>
-              <w:right w:val="none" w:sz="0" w:space="0" w:color="auto"/>
-            </w:tcBorders>
-          </w:tcPr>
-          <w:p>
-            <w:pPr>
-              <w:pStyle w:val="BodyText"/>
-              <w:spacing w:after="0" w:before="0"/>
-            </w:pPr>
-            <w:r>
-              <w:rPr>
-                <w:color w:val="000000"/>
-                <w:sz w:val="20"/>
-                <w:szCs w:val="20"/>
-              </w:rPr>
-              <w:t xml:space="preserve">Menejment fakulteti talabasi:</w:t>
-            </w:r>
-          </w:p>
-          <w:p>
-            <w:pPr>
-              <w:pStyle w:val="BodyText"/>
-              <w:spacing w:after="0" w:before="0"/>
-            </w:pPr>
-            <w:r>
-              <w:rPr>
-                <w:color w:val="000000"/>
-                <w:sz w:val="20"/>
-                <w:szCs w:val="20"/>
-              </w:rPr>
-              <w:t xml:space="preserve">Lapasov D.O</w:t>
-            </w:r>
-          </w:p>
-          <w:p>
-            <w:pPr>
-              <w:pStyle w:val="BodyText"/>
-              <w:spacing w:after="0" w:before="0"/>
-            </w:pPr>
-            <w:r>
-              <w:rPr>
-                <w:color w:val="000000"/>
-                <w:sz w:val="20"/>
-                <w:szCs w:val="20"/>
-              </w:rPr>
-              <w:t xml:space="preserve"/>
-            </w:r>
-          </w:p>
-        </w:tc>
-        <w:tc>
-          <w:tcPr>
-            <w:tcW w:w="2500" w:type="dxa"/>
-            <w:tcBorders>
-              <w:top w:val="none" w:sz="0" w:space="0" w:color="auto"/>
-              <w:left w:val="none" w:sz="0" w:space="0" w:color="auto"/>
-              <w:bottom w:val="none" w:sz="0" w:space="0" w:color="auto"/>
-              <w:right w:val="none" w:sz="0" w:space="0" w:color="auto"/>
-            </w:tcBorders>
-          </w:tcPr>
-          <w:p>
-            <w:pPr>
-              <w:pStyle w:val="BodyText"/>
-              <w:jc w:val="center"/>
-              <w:spacing w:after="0" w:before="0"/>
-            </w:pPr>
-            <w:r>
-              <w:rPr>
-                <w:color w:val="000000"/>
-                <w:sz w:val="20"/>
-                <w:szCs w:val="20"/>
-              </w:rPr>
-              <w:t xml:space="preserve">imzo</w:t>
-            </w:r>
-          </w:p>
-          <w:p>
-            <w:pPr>
-              <w:pStyle w:val="BodyText"/>
-              <w:jc w:val="center"/>
-              <w:spacing w:after="0" w:before="0"/>
-            </w:pPr>
-            <w:r>
-              <w:rPr>
-                <w:u w:val="single"/>
-                <w:color w:val="000000"/>
-                <w:sz w:val="20"/>
-                <w:szCs w:val="20"/>
-              </w:rPr>
-              <w:t xml:space="preserve">__________________</w:t>
-            </w:r>
-          </w:p>
-          <w:p>
-            <w:pPr>
-              <w:pStyle w:val="BodyText"/>
-              <w:spacing w:after="0" w:before="0"/>
-            </w:pPr>
-            <w:r>
-              <w:rPr>
-                <w:color w:val="000000"/>
-                <w:sz w:val="20"/>
-                <w:szCs w:val="20"/>
-              </w:rPr>
-              <w:t xml:space="preserve"/>
-            </w:r>
-          </w:p>
-        </w:tc>
-        <w:tc>
-          <w:tcPr>
-            <w:tcW w:w="3060" w:type="dxa"/>
-            <w:tcBorders>
-              <w:top w:val="none" w:sz="0" w:space="0" w:color="auto"/>
-              <w:left w:val="none" w:sz="0" w:space="0" w:color="auto"/>
-              <w:bottom w:val="none" w:sz="0" w:space="0" w:color="auto"/>
-              <w:right w:val="none" w:sz="0" w:space="0" w:color="auto"/>
-            </w:tcBorders>
-          </w:tcPr>
-          <w:p>
-            <w:pPr>
-              <w:pStyle w:val="BodyText"/>
-              <w:spacing w:after="0" w:before="0"/>
-            </w:pPr>
-            <w:r>
-              <w:rPr>
-                <w:color w:val="000000"/>
-                <w:sz w:val="20"/>
-                <w:szCs w:val="20"/>
-              </w:rPr>
-              <w:t xml:space="preserve">Lapasov Davron Oybek o’g‘li</w:t>
-            </w:r>
-          </w:p>
-          <w:p>
-            <w:pPr>
-              <w:pStyle w:val="BodyText"/>
-              <w:spacing w:after="0" w:before="0"/>
-            </w:pPr>
-            <w:r>
-              <w:rPr>
-                <w:color w:val="000000"/>
-                <w:sz w:val="20"/>
-                <w:szCs w:val="20"/>
-              </w:rPr>
-              <w:t xml:space="preserve"/>
-            </w:r>
-          </w:p>
-          <w:p>
-            <w:pPr>
-              <w:pStyle w:val="BodyText"/>
-              <w:spacing w:after="0" w:before="0"/>
-            </w:pPr>
-            <w:r>
-              <w:rPr>
-                <w:color w:val="000000"/>
-                <w:sz w:val="20"/>
-                <w:szCs w:val="20"/>
-              </w:rPr>
-              <w:t xml:space="preserve"/>
-            </w:r>
-          </w:p>
-        </w:tc>
-      </w:tr>
-      <w:tr>
-        <w:tc>
-          <w:tcPr>
-            <w:tcW w:w="3800" w:type="dxa"/>
-            <w:tcBorders>
-              <w:top w:val="none" w:sz="0" w:space="0" w:color="auto"/>
-              <w:left w:val="none" w:sz="0" w:space="0" w:color="auto"/>
-              <w:bottom w:val="none" w:sz="0" w:space="0" w:color="auto"/>
-              <w:right w:val="none" w:sz="0" w:space="0" w:color="auto"/>
-            </w:tcBorders>
-          </w:tcPr>
-          <w:p>
-            <w:pPr>
-              <w:pStyle w:val="BodyText"/>
-              <w:spacing w:after="0" w:before="0"/>
-            </w:pPr>
-            <w:r>
-              <w:rPr>
-                <w:color w:val="000000"/>
-                <w:sz w:val="20"/>
-                <w:szCs w:val="20"/>
-              </w:rPr>
-              <w:t xml:space="preserve">Tyutorlar faoliyatini</w:t>
-            </w:r>
-          </w:p>
-          <w:p>
-            <w:pPr>
-              <w:pStyle w:val="BodyText"/>
-              <w:spacing w:after="0" w:before="0"/>
-            </w:pPr>
-            <w:r>
-              <w:rPr>
-                <w:color w:val="000000"/>
-                <w:sz w:val="20"/>
-                <w:szCs w:val="20"/>
-              </w:rPr>
-              <w:t xml:space="preserve">muvofiqlashtirish bo’limi tyutori:</w:t>
-            </w:r>
-          </w:p>
-          <w:p>
-            <w:pPr>
-              <w:pStyle w:val="BodyText"/>
-              <w:spacing w:after="0" w:before="0"/>
-            </w:pPr>
-            <w:r>
-              <w:rPr>
-                <w:color w:val="000000"/>
-                <w:sz w:val="20"/>
-                <w:szCs w:val="20"/>
-              </w:rPr>
-              <w:t xml:space="preserve">Maxsimov A.Q</w:t>
-            </w:r>
-          </w:p>
-        </w:tc>
-        <w:tc>
-          <w:tcPr>
-            <w:tcW w:w="2500" w:type="dxa"/>
-            <w:tcBorders>
-              <w:top w:val="none" w:sz="0" w:space="0" w:color="auto"/>
-              <w:left w:val="none" w:sz="0" w:space="0" w:color="auto"/>
-              <w:bottom w:val="none" w:sz="0" w:space="0" w:color="auto"/>
-              <w:right w:val="none" w:sz="0" w:space="0" w:color="auto"/>
-            </w:tcBorders>
-          </w:tcPr>
-          <w:p>
-            <w:pPr>
-              <w:pStyle w:val="BodyText"/>
-              <w:jc w:val="center"/>
-              <w:spacing w:after="0" w:before="0"/>
-            </w:pPr>
-            <w:r>
-              <w:rPr>
-                <w:color w:val="000000"/>
-                <w:sz w:val="20"/>
-                <w:szCs w:val="20"/>
-              </w:rPr>
-              <w:t xml:space="preserve">imzo</w:t>
-            </w:r>
-          </w:p>
-          <w:p>
-            <w:pPr>
-              <w:pStyle w:val="BodyText"/>
-              <w:jc w:val="center"/>
-              <w:spacing w:after="0" w:before="0"/>
-            </w:pPr>
-            <w:r>
-              <w:rPr>
-                <w:u w:val="single"/>
-                <w:color w:val="000000"/>
-                <w:sz w:val="20"/>
-                <w:szCs w:val="20"/>
-              </w:rPr>
-              <w:t xml:space="preserve">__________________</w:t>
-            </w:r>
-          </w:p>
-          <w:p>
-            <w:pPr>
-              <w:pStyle w:val="BodyText"/>
-              <w:spacing w:after="0" w:before="0"/>
-            </w:pPr>
-            <w:r>
-              <w:rPr>
-                <w:color w:val="000000"/>
-                <w:sz w:val="20"/>
-                <w:szCs w:val="20"/>
-              </w:rPr>
-              <w:t xml:space="preserve"/>
-            </w:r>
-          </w:p>
-        </w:tc>
-        <w:tc>
-          <w:tcPr>
-            <w:tcW w:w="3060" w:type="dxa"/>
-            <w:tcBorders>
-              <w:top w:val="none" w:sz="0" w:space="0" w:color="auto"/>
-              <w:left w:val="none" w:sz="0" w:space="0" w:color="auto"/>
-              <w:bottom w:val="none" w:sz="0" w:space="0" w:color="auto"/>
-              <w:right w:val="none" w:sz="0" w:space="0" w:color="auto"/>
-            </w:tcBorders>
-          </w:tcPr>
-          <w:p>
-            <w:pPr>
-              <w:pStyle w:val="BodyText"/>
-              <w:spacing w:after="0" w:before="0"/>
-            </w:pPr>
-            <w:r>
-              <w:rPr>
-                <w:color w:val="000000"/>
-                <w:sz w:val="20"/>
-                <w:szCs w:val="20"/>
-              </w:rPr>
-              <w:t xml:space="preserve">Maxsimov Akmal Qosimovich</w:t>
-            </w:r>
-          </w:p>
-          <w:p>
-            <w:pPr>
-              <w:pStyle w:val="BodyText"/>
-              <w:spacing w:after="0" w:before="0"/>
-            </w:pPr>
-            <w:r>
-              <w:rPr>
-                <w:color w:val="000000"/>
-                <w:sz w:val="20"/>
-                <w:szCs w:val="20"/>
-              </w:rPr>
-              <w:t xml:space="preserve"/>
-            </w:r>
-          </w:p>
-          <w:p>
-            <w:pPr>
-              <w:pStyle w:val="BodyText"/>
-              <w:spacing w:after="0" w:before="0"/>
-            </w:pPr>
-            <w:r>
-              <w:rPr>
-                <w:color w:val="000000"/>
-                <w:sz w:val="20"/>
-                <w:szCs w:val="20"/>
-              </w:rPr>
-              <w:t xml:space="preserve"/>
-            </w:r>
-          </w:p>
-        </w:tc>
-      </w:tr>
-      <w:tr>
-        <w:tc>
-          <w:tcPr>
-            <w:tcW w:w="3800" w:type="dxa"/>
-            <w:tcBorders>
-              <w:top w:val="none" w:sz="0" w:space="0" w:color="auto"/>
-              <w:left w:val="none" w:sz="0" w:space="0" w:color="auto"/>
-              <w:bottom w:val="none" w:sz="0" w:space="0" w:color="auto"/>
-              <w:right w:val="none" w:sz="0" w:space="0" w:color="auto"/>
-            </w:tcBorders>
-          </w:tcPr>
-          <w:p>
-            <w:pPr>
-              <w:pStyle w:val="BodyText"/>
-              <w:spacing w:after="0" w:before="0"/>
-            </w:pPr>
-            <w:r>
-              <w:rPr>
-                <w:color w:val="000000"/>
-                <w:sz w:val="20"/>
-                <w:szCs w:val="20"/>
-              </w:rPr>
-              <w:t xml:space="preserve">Yoshlar masalalari va ma’naviy-ma’rifiy</w:t>
-            </w:r>
-          </w:p>
-          <w:p>
-            <w:pPr>
-              <w:pStyle w:val="BodyText"/>
-              <w:spacing w:after="0" w:before="0"/>
-            </w:pPr>
-            <w:r>
-              <w:rPr>
-                <w:color w:val="000000"/>
-                <w:sz w:val="20"/>
-                <w:szCs w:val="20"/>
-              </w:rPr>
-              <w:t xml:space="preserve">ishlar bo’yicha dekan o’rinbosari:</w:t>
-            </w:r>
-          </w:p>
-          <w:p>
-            <w:pPr>
-              <w:pStyle w:val="BodyText"/>
-              <w:spacing w:after="0" w:before="0"/>
-            </w:pPr>
-            <w:r>
-              <w:rPr>
-                <w:color w:val="000000"/>
-                <w:sz w:val="20"/>
-                <w:szCs w:val="20"/>
-              </w:rPr>
-              <w:t xml:space="preserve">Yegamberdiyev Sh.S</w:t>
-            </w:r>
-          </w:p>
-        </w:tc>
-        <w:tc>
-          <w:tcPr>
-            <w:tcW w:w="2500" w:type="dxa"/>
-            <w:tcBorders>
-              <w:top w:val="none" w:sz="0" w:space="0" w:color="auto"/>
-              <w:left w:val="none" w:sz="0" w:space="0" w:color="auto"/>
-              <w:bottom w:val="none" w:sz="0" w:space="0" w:color="auto"/>
-              <w:right w:val="none" w:sz="0" w:space="0" w:color="auto"/>
-            </w:tcBorders>
-          </w:tcPr>
-          <w:p>
-            <w:pPr>
-              <w:pStyle w:val="BodyText"/>
-              <w:jc w:val="center"/>
-              <w:spacing w:after="0" w:before="0"/>
-            </w:pPr>
-            <w:r>
-              <w:rPr>
-                <w:color w:val="000000"/>
-                <w:sz w:val="20"/>
-                <w:szCs w:val="20"/>
-              </w:rPr>
-              <w:t xml:space="preserve">imzo</w:t>
-            </w:r>
-          </w:p>
-          <w:p>
-            <w:pPr>
-              <w:pStyle w:val="BodyText"/>
-              <w:jc w:val="center"/>
-              <w:spacing w:after="0" w:before="0"/>
-            </w:pPr>
-            <w:r>
-              <w:rPr>
-                <w:u w:val="single"/>
-                <w:color w:val="000000"/>
-                <w:sz w:val="20"/>
-                <w:szCs w:val="20"/>
-              </w:rPr>
-              <w:t xml:space="preserve">__________________</w:t>
-            </w:r>
-          </w:p>
-          <w:p>
-            <w:pPr>
-              <w:pStyle w:val="BodyText"/>
-              <w:spacing w:after="0" w:before="0"/>
-            </w:pPr>
-            <w:r>
-              <w:rPr>
-                <w:color w:val="000000"/>
-                <w:sz w:val="20"/>
-                <w:szCs w:val="20"/>
-              </w:rPr>
-              <w:t xml:space="preserve"/>
-            </w:r>
-          </w:p>
-        </w:tc>
-        <w:tc>
-          <w:tcPr>
-            <w:tcW w:w="3060" w:type="dxa"/>
-            <w:tcBorders>
-              <w:top w:val="none" w:sz="0" w:space="0" w:color="auto"/>
-              <w:left w:val="none" w:sz="0" w:space="0" w:color="auto"/>
-              <w:bottom w:val="none" w:sz="0" w:space="0" w:color="auto"/>
-              <w:right w:val="none" w:sz="0" w:space="0" w:color="auto"/>
-            </w:tcBorders>
-          </w:tcPr>
-          <w:p>
-            <w:pPr>
-              <w:pStyle w:val="BodyText"/>
-              <w:spacing w:after="0" w:before="0"/>
-            </w:pPr>
-            <w:r>
-              <w:rPr>
-                <w:color w:val="000000"/>
-                <w:sz w:val="20"/>
-                <w:szCs w:val="20"/>
-              </w:rPr>
-              <w:t xml:space="preserve">Yegamberdiyev Shuhrat Satimbayevich</w:t>
-            </w:r>
-          </w:p>
-          <w:p>
-            <w:pPr>
-              <w:pStyle w:val="BodyText"/>
-              <w:spacing w:after="0" w:before="0"/>
-            </w:pPr>
-            <w:r>
-              <w:rPr>
-                <w:color w:val="000000"/>
-                <w:sz w:val="20"/>
-                <w:szCs w:val="20"/>
-              </w:rPr>
-              <w:t xml:space="preserve"/>
-            </w:r>
-          </w:p>
-          <w:p>
-            <w:pPr>
-              <w:pStyle w:val="BodyText"/>
-              <w:spacing w:after="0" w:before="0"/>
-            </w:pPr>
-            <w:r>
-              <w:rPr>
-                <w:color w:val="000000"/>
-                <w:sz w:val="20"/>
-                <w:szCs w:val="20"/>
-              </w:rPr>
-              <w:t xml:space="preserve"/>
-            </w:r>
-          </w:p>
-        </w:tc>
-      </w:tr>
-    </w:tbl>
+    <w:p>
+      <w:pPr>
+        <w:pStyle w:val="BodyText"/>
+        <w:spacing w:after="0" w:before="0"/>
+      </w:pPr>
+      <w:r>
+        <w:rPr>
+          <w:color w:val="000000"/>
+          <w:sz w:val="20"/>
+          <w:szCs w:val="20"/>
+        </w:rPr>
+        <w:t xml:space="preserve">Menejment fakulteti talabasi:</w:t>
+      </w:r>
+    </w:p>
+    <w:p>
+      <w:pPr>
+        <w:pStyle w:val="BodyText"/>
+        <w:spacing w:after="0" w:before="0"/>
+      </w:pPr>
+      <w:r>
+        <w:rPr>
+          <w:color w:val="000000"/>
+          <w:sz w:val="20"/>
+          <w:szCs w:val="20"/>
+        </w:rPr>
+        <w:t xml:space="preserve">Lapasov D.O</w:t>
+      </w:r>
+    </w:p>
+    <w:p>
+      <w:pPr>
+        <w:pStyle w:val="BodyText"/>
+        <w:spacing w:after="0" w:before="0"/>
+      </w:pPr>
+      <w:r>
+        <w:rPr>
+          <w:color w:val="000000"/>
+          <w:sz w:val="20"/>
+          <w:szCs w:val="20"/>
+        </w:rPr>
+        <w:t xml:space="preserve"/>
+      </w:r>
+    </w:p>
+    <w:p>
+      <w:pPr>
+        <w:pStyle w:val="BodyText"/>
+        <w:jc w:val="center"/>
+        <w:spacing w:after="0" w:before="0"/>
+      </w:pPr>
+      <w:r>
+        <w:rPr>
+          <w:color w:val="000000"/>
+          <w:sz w:val="20"/>
+          <w:szCs w:val="20"/>
+        </w:rPr>
+        <w:t xml:space="preserve">imzo</w:t>
+      </w:r>
+    </w:p>
+    <w:p>
+      <w:pPr>
+        <w:pStyle w:val="BodyText"/>
+        <w:jc w:val="center"/>
+        <w:spacing w:after="0" w:before="0"/>
+      </w:pPr>
+      <w:r>
+        <w:rPr>
+          <w:u w:val="single"/>
+          <w:color w:val="000000"/>
+          <w:sz w:val="20"/>
+          <w:szCs w:val="20"/>
+        </w:rPr>
+        <w:t xml:space="preserve">__________________</w:t>
+      </w:r>
+    </w:p>
+    <w:p>
+      <w:pPr>
+        <w:pStyle w:val="BodyText"/>
+        <w:spacing w:after="0" w:before="0"/>
+      </w:pPr>
+      <w:r>
+        <w:rPr>
+          <w:color w:val="000000"/>
+          <w:sz w:val="20"/>
+          <w:szCs w:val="20"/>
+        </w:rPr>
+        <w:t xml:space="preserve"/>
+      </w:r>
+    </w:p>
+    <w:p>
+      <w:pPr>
+        <w:pStyle w:val="BodyText"/>
+        <w:spacing w:after="0" w:before="0"/>
+      </w:pPr>
+      <w:r>
+        <w:rPr>
+          <w:color w:val="000000"/>
+          <w:sz w:val="20"/>
+          <w:szCs w:val="20"/>
+        </w:rPr>
+        <w:t xml:space="preserve">Lapasov Davron Oybek o’g‘li</w:t>
+      </w:r>
+    </w:p>
+    <w:p>
+      <w:pPr>
+        <w:pStyle w:val="BodyText"/>
+        <w:spacing w:after="0" w:before="0"/>
+      </w:pPr>
+      <w:r>
+        <w:rPr>
+          <w:color w:val="000000"/>
+          <w:sz w:val="20"/>
+          <w:szCs w:val="20"/>
+        </w:rPr>
+        <w:t xml:space="preserve"/>
+      </w:r>
+    </w:p>
+    <w:p>
+      <w:pPr>
+        <w:pStyle w:val="BodyText"/>
+        <w:spacing w:after="0" w:before="0"/>
+      </w:pPr>
+      <w:r>
+        <w:rPr>
+          <w:color w:val="000000"/>
+          <w:sz w:val="20"/>
+          <w:szCs w:val="20"/>
+        </w:rPr>
+        <w:t xml:space="preserve"/>
+      </w:r>
+    </w:p>
+    <w:p>
+      <w:pPr>
+        <w:pStyle w:val="BodyText"/>
+        <w:spacing w:after="0" w:before="0"/>
+      </w:pPr>
+      <w:r>
+        <w:rPr>
+          <w:color w:val="000000"/>
+          <w:sz w:val="20"/>
+          <w:szCs w:val="20"/>
+        </w:rPr>
+        <w:t xml:space="preserve">Tyutorlar faoliyatini</w:t>
+      </w:r>
+    </w:p>
+    <w:p>
+      <w:pPr>
+        <w:pStyle w:val="BodyText"/>
+        <w:spacing w:after="0" w:before="0"/>
+      </w:pPr>
+      <w:r>
+        <w:rPr>
+          <w:color w:val="000000"/>
+          <w:sz w:val="20"/>
+          <w:szCs w:val="20"/>
+        </w:rPr>
+        <w:t xml:space="preserve">muvofiqlashtirish bo’limi tyutori:</w:t>
+      </w:r>
+    </w:p>
+    <w:p>
+      <w:pPr>
+        <w:pStyle w:val="BodyText"/>
+        <w:spacing w:after="0" w:before="0"/>
+      </w:pPr>
+      <w:r>
+        <w:rPr>
+          <w:color w:val="000000"/>
+          <w:sz w:val="20"/>
+          <w:szCs w:val="20"/>
+        </w:rPr>
+        <w:t xml:space="preserve">Maxsimov A.Q</w:t>
+      </w:r>
+    </w:p>
+    <w:p>
+      <w:pPr>
+        <w:pStyle w:val="BodyText"/>
+        <w:jc w:val="center"/>
+        <w:spacing w:after="0" w:before="0"/>
+      </w:pPr>
+      <w:r>
+        <w:rPr>
+          <w:color w:val="000000"/>
+          <w:sz w:val="20"/>
+          <w:szCs w:val="20"/>
+        </w:rPr>
+        <w:t xml:space="preserve">imzo</w:t>
+      </w:r>
+    </w:p>
+    <w:p>
+      <w:pPr>
+        <w:pStyle w:val="BodyText"/>
+        <w:jc w:val="center"/>
+        <w:spacing w:after="0" w:before="0"/>
+      </w:pPr>
+      <w:r>
+        <w:rPr>
+          <w:u w:val="single"/>
+          <w:color w:val="000000"/>
+          <w:sz w:val="20"/>
+          <w:szCs w:val="20"/>
+        </w:rPr>
+        <w:t xml:space="preserve">__________________</w:t>
+      </w:r>
+    </w:p>
+    <w:p>
+      <w:pPr>
+        <w:pStyle w:val="BodyText"/>
+        <w:spacing w:after="0" w:before="0"/>
+      </w:pPr>
+      <w:r>
+        <w:rPr>
+          <w:color w:val="000000"/>
+          <w:sz w:val="20"/>
+          <w:szCs w:val="20"/>
+        </w:rPr>
+        <w:t xml:space="preserve"/>
+      </w:r>
+    </w:p>
+    <w:p>
+      <w:pPr>
+        <w:pStyle w:val="BodyText"/>
+        <w:spacing w:after="0" w:before="0"/>
+      </w:pPr>
+      <w:r>
+        <w:rPr>
+          <w:color w:val="000000"/>
+          <w:sz w:val="20"/>
+          <w:szCs w:val="20"/>
+        </w:rPr>
+        <w:t xml:space="preserve">Maxsimov Akmal Qosimovich</w:t>
+      </w:r>
+    </w:p>
+    <w:p>
+      <w:pPr>
+        <w:pStyle w:val="BodyText"/>
+        <w:spacing w:after="0" w:before="0"/>
+      </w:pPr>
+      <w:r>
+        <w:rPr>
+          <w:color w:val="000000"/>
+          <w:sz w:val="20"/>
+          <w:szCs w:val="20"/>
+        </w:rPr>
+        <w:t xml:space="preserve"/>
+      </w:r>
+    </w:p>
+    <w:p>
+      <w:pPr>
+        <w:pStyle w:val="BodyText"/>
+        <w:spacing w:after="0" w:before="0"/>
+      </w:pPr>
+      <w:r>
+        <w:rPr>
+          <w:color w:val="000000"/>
+          <w:sz w:val="20"/>
+          <w:szCs w:val="20"/>
+        </w:rPr>
+        <w:t xml:space="preserve"/>
+      </w:r>
+    </w:p>
+    <w:p>
+      <w:pPr>
+        <w:pStyle w:val="BodyText"/>
+        <w:spacing w:after="0" w:before="0"/>
+      </w:pPr>
+      <w:r>
+        <w:rPr>
+          <w:color w:val="000000"/>
+          <w:sz w:val="20"/>
+          <w:szCs w:val="20"/>
+        </w:rPr>
+        <w:t xml:space="preserve">Yoshlar masalalari va ma’naviy-ma’rifiy</w:t>
+      </w:r>
+    </w:p>
+    <w:p>
+      <w:pPr>
+        <w:pStyle w:val="BodyText"/>
+        <w:spacing w:after="0" w:before="0"/>
+      </w:pPr>
+      <w:r>
+        <w:rPr>
+          <w:color w:val="000000"/>
+          <w:sz w:val="20"/>
+          <w:szCs w:val="20"/>
+        </w:rPr>
+        <w:t xml:space="preserve">ishlar bo’yicha dekan o’rinbosari:</w:t>
+      </w:r>
+    </w:p>
+    <w:p>
+      <w:pPr>
+        <w:pStyle w:val="BodyText"/>
+        <w:spacing w:after="0" w:before="0"/>
+      </w:pPr>
+      <w:r>
+        <w:rPr>
+          <w:color w:val="000000"/>
+          <w:sz w:val="20"/>
+          <w:szCs w:val="20"/>
+        </w:rPr>
+        <w:t xml:space="preserve">Yegamberdiyev Sh.S</w:t>
+      </w:r>
+    </w:p>
+    <w:p>
+      <w:pPr>
+        <w:pStyle w:val="BodyText"/>
+        <w:jc w:val="center"/>
+        <w:spacing w:after="0" w:before="0"/>
+      </w:pPr>
+      <w:r>
+        <w:rPr>
+          <w:color w:val="000000"/>
+          <w:sz w:val="20"/>
+          <w:szCs w:val="20"/>
+        </w:rPr>
+        <w:t xml:space="preserve">imzo</w:t>
+      </w:r>
+    </w:p>
+    <w:p>
+      <w:pPr>
+        <w:pStyle w:val="BodyText"/>
+        <w:jc w:val="center"/>
+        <w:spacing w:after="0" w:before="0"/>
+      </w:pPr>
+      <w:r>
+        <w:rPr>
+          <w:u w:val="single"/>
+          <w:color w:val="000000"/>
+          <w:sz w:val="20"/>
+          <w:szCs w:val="20"/>
+        </w:rPr>
+        <w:t xml:space="preserve">__________________</w:t>
+      </w:r>
+    </w:p>
+    <w:p>
+      <w:pPr>
+        <w:pStyle w:val="BodyText"/>
+        <w:spacing w:after="0" w:before="0"/>
+      </w:pPr>
+      <w:r>
+        <w:rPr>
+          <w:color w:val="000000"/>
+          <w:sz w:val="20"/>
+          <w:szCs w:val="20"/>
+        </w:rPr>
+        <w:t xml:space="preserve"/>
+      </w:r>
+    </w:p>
+    <w:p>
+      <w:pPr>
+        <w:pStyle w:val="BodyText"/>
+        <w:spacing w:after="0" w:before="0"/>
+      </w:pPr>
+      <w:r>
+        <w:rPr>
+          <w:color w:val="000000"/>
+          <w:sz w:val="20"/>
+          <w:szCs w:val="20"/>
+        </w:rPr>
+        <w:t xml:space="preserve">Yegamberdiyev Shuhrat Satimbayevich</w:t>
+      </w:r>
+    </w:p>
+    <w:p>
+      <w:pPr>
+        <w:pStyle w:val="BodyText"/>
+        <w:spacing w:after="0" w:before="0"/>
+      </w:pPr>
+      <w:r>
+        <w:rPr>
+          <w:color w:val="000000"/>
+          <w:sz w:val="20"/>
+          <w:szCs w:val="20"/>
+        </w:rPr>
+        <w:t xml:space="preserve"/>
+      </w:r>
+    </w:p>
+    <w:p>
+      <w:pPr>
+        <w:pStyle w:val="BodyText"/>
+        <w:spacing w:after="0" w:before="0"/>
+      </w:pPr>
+      <w:r>
+        <w:rPr>
+          <w:color w:val="000000"/>
+          <w:sz w:val="20"/>
+          <w:szCs w:val="20"/>
+        </w:rPr>
+        <w:t xml:space="preserve"/>
+      </w:r>
+    </w:p>
     <w:p>
       <w:pPr>
         <w:pStyle w:val="BodyText"/>
@@ -7547,6 +6945,43 @@
           <w:sz w:val="24"/>
         </w:rPr>
         <w:t>08.05.2026</w:t>
+      </w:r>
+    </w:p>
+    <w:p>
+      <w:pPr>
+        <w:pStyle w:val="ListParagraph"/>
+        <w:numPr>
+          <w:ilvl w:val="0"/>
+          <w:numId w:val="1"/>
+        </w:numPr>
+        <w:tabs>
+          <w:tab w:pos="1416" w:val="left" w:leader="none"/>
+        </w:tabs>
+        <w:spacing w:line="240" w:lineRule="auto" w:before="23" w:after="20"/>
+        <w:ind w:left="1416" w:right="0" w:hanging="283"/>
+        <w:jc w:val="left"/>
+        <w:rPr>
+          <w:b/>
+          <w:sz w:val="24"/>
+        </w:rPr>
+      </w:pPr>
+      <w:r>
+        <w:rPr>
+          <w:b/>
+          <w:color w:val="000000"/>
+          <w:sz w:val="24"/>
+        </w:rPr>
+        <w:t xml:space="preserve">Link: </w:t>
+      </w:r>
+      <w:r>
+        <w:rPr>
+          <w:rStyle w:val="Hyperlink"/>
+          <w:b/>
+          <w:color w:val="000000"/>
+          <w:u w:val="single"/>
+          <w:sz w:val="24"/>
+        </w:rPr>
+        <w:t>https://yandex.uz/maps/org/galaba_bogi/229219923835/</w:t>
       </w:r>
     </w:p>
     <w:p>
@@ -7824,516 +7259,393 @@
         </w:rPr>
       </w:pPr>
     </w:p>
-    <w:tbl>
-      <w:tblPr>
-        <w:tblW w:w="9360" w:type="dxa"/>
-        <w:tblBorders>
-          <w:top w:val="none" w:sz="0" w:space="0" w:color="auto"/>
-          <w:left w:val="none" w:sz="0" w:space="0" w:color="auto"/>
-          <w:bottom w:val="none" w:sz="0" w:space="0" w:color="auto"/>
-          <w:right w:val="none" w:sz="0" w:space="0" w:color="auto"/>
-          <w:insideH w:val="none" w:sz="0" w:space="0" w:color="auto"/>
-          <w:insideV w:val="none" w:sz="0" w:space="0" w:color="auto"/>
-        </w:tblBorders>
-      </w:tblPr>
-      <w:tblGrid>
-        <w:gridCol w:w="3800"/>
-        <w:gridCol w:w="2500"/>
-        <w:gridCol w:w="3060"/>
-      </w:tblGrid>
-      <w:tr>
-        <w:tc>
-          <w:tcPr>
-            <w:tcW w:w="3800" w:type="dxa"/>
-            <w:tcBorders>
-              <w:top w:val="none" w:sz="0" w:space="0" w:color="auto"/>
-              <w:left w:val="none" w:sz="0" w:space="0" w:color="auto"/>
-              <w:bottom w:val="none" w:sz="0" w:space="0" w:color="auto"/>
-              <w:right w:val="none" w:sz="0" w:space="0" w:color="auto"/>
-            </w:tcBorders>
-          </w:tcPr>
-          <w:p>
-            <w:pPr>
-              <w:pStyle w:val="BodyText"/>
-              <w:spacing w:after="0" w:before="0"/>
-            </w:pPr>
-            <w:r>
-              <w:rPr>
-                <w:color w:val="000000"/>
-                <w:sz w:val="20"/>
-                <w:szCs w:val="20"/>
-              </w:rPr>
-              <w:t xml:space="preserve">Menejment fakulteti talabasi:</w:t>
-            </w:r>
-          </w:p>
-          <w:p>
-            <w:pPr>
-              <w:pStyle w:val="BodyText"/>
-              <w:spacing w:after="0" w:before="0"/>
-            </w:pPr>
-            <w:r>
-              <w:rPr>
-                <w:color w:val="000000"/>
-                <w:sz w:val="20"/>
-                <w:szCs w:val="20"/>
-              </w:rPr>
-              <w:t xml:space="preserve">Lapasov D.O</w:t>
-            </w:r>
-          </w:p>
-          <w:p>
-            <w:pPr>
-              <w:pStyle w:val="BodyText"/>
-              <w:spacing w:after="0" w:before="0"/>
-            </w:pPr>
-            <w:r>
-              <w:rPr>
-                <w:color w:val="000000"/>
-                <w:sz w:val="20"/>
-                <w:szCs w:val="20"/>
-              </w:rPr>
-              <w:t xml:space="preserve"/>
-            </w:r>
-          </w:p>
-        </w:tc>
-        <w:tc>
-          <w:tcPr>
-            <w:tcW w:w="2500" w:type="dxa"/>
-            <w:tcBorders>
-              <w:top w:val="none" w:sz="0" w:space="0" w:color="auto"/>
-              <w:left w:val="none" w:sz="0" w:space="0" w:color="auto"/>
-              <w:bottom w:val="none" w:sz="0" w:space="0" w:color="auto"/>
-              <w:right w:val="none" w:sz="0" w:space="0" w:color="auto"/>
-            </w:tcBorders>
-          </w:tcPr>
-          <w:p>
-            <w:pPr>
-              <w:pStyle w:val="BodyText"/>
-              <w:jc w:val="center"/>
-              <w:spacing w:after="0" w:before="0"/>
-            </w:pPr>
-            <w:r>
-              <w:rPr>
-                <w:color w:val="000000"/>
-                <w:sz w:val="20"/>
-                <w:szCs w:val="20"/>
-              </w:rPr>
-              <w:t xml:space="preserve">imzo</w:t>
-            </w:r>
-          </w:p>
-          <w:p>
-            <w:pPr>
-              <w:pStyle w:val="BodyText"/>
-              <w:jc w:val="center"/>
-              <w:spacing w:after="0" w:before="0"/>
-            </w:pPr>
-            <w:r>
-              <w:rPr>
-                <w:u w:val="single"/>
-                <w:color w:val="000000"/>
-                <w:sz w:val="20"/>
-                <w:szCs w:val="20"/>
-              </w:rPr>
-              <w:t xml:space="preserve">__________________</w:t>
-            </w:r>
-          </w:p>
-          <w:p>
-            <w:pPr>
-              <w:pStyle w:val="BodyText"/>
-              <w:spacing w:after="0" w:before="0"/>
-            </w:pPr>
-            <w:r>
-              <w:rPr>
-                <w:color w:val="000000"/>
-                <w:sz w:val="20"/>
-                <w:szCs w:val="20"/>
-              </w:rPr>
-              <w:t xml:space="preserve"/>
-            </w:r>
-          </w:p>
-        </w:tc>
-        <w:tc>
-          <w:tcPr>
-            <w:tcW w:w="3060" w:type="dxa"/>
-            <w:tcBorders>
-              <w:top w:val="none" w:sz="0" w:space="0" w:color="auto"/>
-              <w:left w:val="none" w:sz="0" w:space="0" w:color="auto"/>
-              <w:bottom w:val="none" w:sz="0" w:space="0" w:color="auto"/>
-              <w:right w:val="none" w:sz="0" w:space="0" w:color="auto"/>
-            </w:tcBorders>
-          </w:tcPr>
-          <w:p>
-            <w:pPr>
-              <w:pStyle w:val="BodyText"/>
-              <w:spacing w:after="0" w:before="0"/>
-            </w:pPr>
-            <w:r>
-              <w:rPr>
-                <w:color w:val="000000"/>
-                <w:sz w:val="20"/>
-                <w:szCs w:val="20"/>
-              </w:rPr>
-              <w:t xml:space="preserve">Lapasov Davron Oybek o’g‘li</w:t>
-            </w:r>
-          </w:p>
-          <w:p>
-            <w:pPr>
-              <w:pStyle w:val="BodyText"/>
-              <w:spacing w:after="0" w:before="0"/>
-            </w:pPr>
-            <w:r>
-              <w:rPr>
-                <w:color w:val="000000"/>
-                <w:sz w:val="20"/>
-                <w:szCs w:val="20"/>
-              </w:rPr>
-              <w:t xml:space="preserve"/>
-            </w:r>
-          </w:p>
-          <w:p>
-            <w:pPr>
-              <w:pStyle w:val="BodyText"/>
-              <w:spacing w:after="0" w:before="0"/>
-            </w:pPr>
-            <w:r>
-              <w:rPr>
-                <w:color w:val="000000"/>
-                <w:sz w:val="20"/>
-                <w:szCs w:val="20"/>
-              </w:rPr>
-              <w:t xml:space="preserve"/>
-            </w:r>
-          </w:p>
-        </w:tc>
-      </w:tr>
-      <w:tr>
-        <w:tc>
-          <w:tcPr>
-            <w:tcW w:w="3800" w:type="dxa"/>
-            <w:tcBorders>
-              <w:top w:val="none" w:sz="0" w:space="0" w:color="auto"/>
-              <w:left w:val="none" w:sz="0" w:space="0" w:color="auto"/>
-              <w:bottom w:val="none" w:sz="0" w:space="0" w:color="auto"/>
-              <w:right w:val="none" w:sz="0" w:space="0" w:color="auto"/>
-            </w:tcBorders>
-          </w:tcPr>
-          <w:p>
-            <w:pPr>
-              <w:pStyle w:val="BodyText"/>
-              <w:spacing w:after="0" w:before="0"/>
-            </w:pPr>
-            <w:r>
-              <w:rPr>
-                <w:color w:val="000000"/>
-                <w:sz w:val="20"/>
-                <w:szCs w:val="20"/>
-              </w:rPr>
-              <w:t xml:space="preserve">Tyutorlar faoliyatini</w:t>
-            </w:r>
-          </w:p>
-          <w:p>
-            <w:pPr>
-              <w:pStyle w:val="BodyText"/>
-              <w:spacing w:after="0" w:before="0"/>
-            </w:pPr>
-            <w:r>
-              <w:rPr>
-                <w:color w:val="000000"/>
-                <w:sz w:val="20"/>
-                <w:szCs w:val="20"/>
-              </w:rPr>
-              <w:t xml:space="preserve">muvofiqlashtirish bo’limi tyutori:</w:t>
-            </w:r>
-          </w:p>
-          <w:p>
-            <w:pPr>
-              <w:pStyle w:val="BodyText"/>
-              <w:spacing w:after="0" w:before="0"/>
-            </w:pPr>
-            <w:r>
-              <w:rPr>
-                <w:color w:val="000000"/>
-                <w:sz w:val="20"/>
-                <w:szCs w:val="20"/>
-              </w:rPr>
-              <w:t xml:space="preserve">Maxsimov A.Q</w:t>
-            </w:r>
-          </w:p>
-        </w:tc>
-        <w:tc>
-          <w:tcPr>
-            <w:tcW w:w="2500" w:type="dxa"/>
-            <w:tcBorders>
-              <w:top w:val="none" w:sz="0" w:space="0" w:color="auto"/>
-              <w:left w:val="none" w:sz="0" w:space="0" w:color="auto"/>
-              <w:bottom w:val="none" w:sz="0" w:space="0" w:color="auto"/>
-              <w:right w:val="none" w:sz="0" w:space="0" w:color="auto"/>
-            </w:tcBorders>
-          </w:tcPr>
-          <w:p>
-            <w:pPr>
-              <w:pStyle w:val="BodyText"/>
-              <w:jc w:val="center"/>
-              <w:spacing w:after="0" w:before="0"/>
-            </w:pPr>
-            <w:r>
-              <w:rPr>
-                <w:color w:val="000000"/>
-                <w:sz w:val="20"/>
-                <w:szCs w:val="20"/>
-              </w:rPr>
-              <w:t xml:space="preserve">imzo</w:t>
-            </w:r>
-          </w:p>
-          <w:p>
-            <w:pPr>
-              <w:pStyle w:val="BodyText"/>
-              <w:jc w:val="center"/>
-              <w:spacing w:after="0" w:before="0"/>
-            </w:pPr>
-            <w:r>
-              <w:rPr>
-                <w:u w:val="single"/>
-                <w:color w:val="000000"/>
-                <w:sz w:val="20"/>
-                <w:szCs w:val="20"/>
-              </w:rPr>
-              <w:t xml:space="preserve">__________________</w:t>
-            </w:r>
-          </w:p>
-          <w:p>
-            <w:pPr>
-              <w:pStyle w:val="BodyText"/>
-              <w:spacing w:after="0" w:before="0"/>
-            </w:pPr>
-            <w:r>
-              <w:rPr>
-                <w:color w:val="000000"/>
-                <w:sz w:val="20"/>
-                <w:szCs w:val="20"/>
-              </w:rPr>
-              <w:t xml:space="preserve"/>
-            </w:r>
-          </w:p>
-        </w:tc>
-        <w:tc>
-          <w:tcPr>
-            <w:tcW w:w="3060" w:type="dxa"/>
-            <w:tcBorders>
-              <w:top w:val="none" w:sz="0" w:space="0" w:color="auto"/>
-              <w:left w:val="none" w:sz="0" w:space="0" w:color="auto"/>
-              <w:bottom w:val="none" w:sz="0" w:space="0" w:color="auto"/>
-              <w:right w:val="none" w:sz="0" w:space="0" w:color="auto"/>
-            </w:tcBorders>
-          </w:tcPr>
-          <w:p>
-            <w:pPr>
-              <w:pStyle w:val="BodyText"/>
-              <w:spacing w:after="0" w:before="0"/>
-            </w:pPr>
-            <w:r>
-              <w:rPr>
-                <w:color w:val="000000"/>
-                <w:sz w:val="20"/>
-                <w:szCs w:val="20"/>
-              </w:rPr>
-              <w:t xml:space="preserve">Maxsimov Akmal Qosimovich</w:t>
-            </w:r>
-          </w:p>
-          <w:p>
-            <w:pPr>
-              <w:pStyle w:val="BodyText"/>
-              <w:spacing w:after="0" w:before="0"/>
-            </w:pPr>
-            <w:r>
-              <w:rPr>
-                <w:color w:val="000000"/>
-                <w:sz w:val="20"/>
-                <w:szCs w:val="20"/>
-              </w:rPr>
-              <w:t xml:space="preserve"/>
-            </w:r>
-          </w:p>
-          <w:p>
-            <w:pPr>
-              <w:pStyle w:val="BodyText"/>
-              <w:spacing w:after="0" w:before="0"/>
-            </w:pPr>
-            <w:r>
-              <w:rPr>
-                <w:color w:val="000000"/>
-                <w:sz w:val="20"/>
-                <w:szCs w:val="20"/>
-              </w:rPr>
-              <w:t xml:space="preserve"/>
-            </w:r>
-          </w:p>
-        </w:tc>
-      </w:tr>
-      <w:tr>
-        <w:tc>
-          <w:tcPr>
-            <w:tcW w:w="3800" w:type="dxa"/>
-            <w:tcBorders>
-              <w:top w:val="none" w:sz="0" w:space="0" w:color="auto"/>
-              <w:left w:val="none" w:sz="0" w:space="0" w:color="auto"/>
-              <w:bottom w:val="none" w:sz="0" w:space="0" w:color="auto"/>
-              <w:right w:val="none" w:sz="0" w:space="0" w:color="auto"/>
-            </w:tcBorders>
-          </w:tcPr>
-          <w:p>
-            <w:pPr>
-              <w:pStyle w:val="BodyText"/>
-              <w:spacing w:after="0" w:before="0"/>
-            </w:pPr>
-            <w:r>
-              <w:rPr>
-                <w:color w:val="000000"/>
-                <w:sz w:val="20"/>
-                <w:szCs w:val="20"/>
-              </w:rPr>
-              <w:t xml:space="preserve">Yoshlar masalalari va ma’naviy-ma’rifiy</w:t>
-            </w:r>
-          </w:p>
-          <w:p>
-            <w:pPr>
-              <w:pStyle w:val="BodyText"/>
-              <w:spacing w:after="0" w:before="0"/>
-            </w:pPr>
-            <w:r>
-              <w:rPr>
-                <w:color w:val="000000"/>
-                <w:sz w:val="20"/>
-                <w:szCs w:val="20"/>
-              </w:rPr>
-              <w:t xml:space="preserve">ishlar bo’yicha dekan o’rinbosari:</w:t>
-            </w:r>
-          </w:p>
-          <w:p>
-            <w:pPr>
-              <w:pStyle w:val="BodyText"/>
-              <w:spacing w:after="0" w:before="0"/>
-            </w:pPr>
-            <w:r>
-              <w:rPr>
-                <w:color w:val="000000"/>
-                <w:sz w:val="20"/>
-                <w:szCs w:val="20"/>
-              </w:rPr>
-              <w:t xml:space="preserve">Yegamberdiyev Sh.S</w:t>
-            </w:r>
-          </w:p>
-        </w:tc>
-        <w:tc>
-          <w:tcPr>
-            <w:tcW w:w="2500" w:type="dxa"/>
-            <w:tcBorders>
-              <w:top w:val="none" w:sz="0" w:space="0" w:color="auto"/>
-              <w:left w:val="none" w:sz="0" w:space="0" w:color="auto"/>
-              <w:bottom w:val="none" w:sz="0" w:space="0" w:color="auto"/>
-              <w:right w:val="none" w:sz="0" w:space="0" w:color="auto"/>
-            </w:tcBorders>
-          </w:tcPr>
-          <w:p>
-            <w:pPr>
-              <w:pStyle w:val="BodyText"/>
-              <w:jc w:val="center"/>
-              <w:spacing w:after="0" w:before="0"/>
-            </w:pPr>
-            <w:r>
-              <w:rPr>
-                <w:color w:val="000000"/>
-                <w:sz w:val="20"/>
-                <w:szCs w:val="20"/>
-              </w:rPr>
-              <w:t xml:space="preserve">imzo</w:t>
-            </w:r>
-          </w:p>
-          <w:p>
-            <w:pPr>
-              <w:pStyle w:val="BodyText"/>
-              <w:jc w:val="center"/>
-              <w:spacing w:after="0" w:before="0"/>
-            </w:pPr>
-            <w:r>
-              <w:rPr>
-                <w:u w:val="single"/>
-                <w:color w:val="000000"/>
-                <w:sz w:val="20"/>
-                <w:szCs w:val="20"/>
-              </w:rPr>
-              <w:t xml:space="preserve">__________________</w:t>
-            </w:r>
-          </w:p>
-          <w:p>
-            <w:pPr>
-              <w:pStyle w:val="BodyText"/>
-              <w:spacing w:after="0" w:before="0"/>
-            </w:pPr>
-            <w:r>
-              <w:rPr>
-                <w:color w:val="000000"/>
-                <w:sz w:val="20"/>
-                <w:szCs w:val="20"/>
-              </w:rPr>
-              <w:t xml:space="preserve"/>
-            </w:r>
-          </w:p>
-        </w:tc>
-        <w:tc>
-          <w:tcPr>
-            <w:tcW w:w="3060" w:type="dxa"/>
-            <w:tcBorders>
-              <w:top w:val="none" w:sz="0" w:space="0" w:color="auto"/>
-              <w:left w:val="none" w:sz="0" w:space="0" w:color="auto"/>
-              <w:bottom w:val="none" w:sz="0" w:space="0" w:color="auto"/>
-              <w:right w:val="none" w:sz="0" w:space="0" w:color="auto"/>
-            </w:tcBorders>
-          </w:tcPr>
-          <w:p>
-            <w:pPr>
-              <w:pStyle w:val="BodyText"/>
-              <w:spacing w:after="0" w:before="0"/>
-            </w:pPr>
-            <w:r>
-              <w:rPr>
-                <w:color w:val="000000"/>
-                <w:sz w:val="20"/>
-                <w:szCs w:val="20"/>
-              </w:rPr>
-              <w:t xml:space="preserve">Yegamberdiyev Shuhrat Satimbayevich</w:t>
-            </w:r>
-          </w:p>
-          <w:p>
-            <w:pPr>
-              <w:pStyle w:val="BodyText"/>
-              <w:spacing w:after="0" w:before="0"/>
-            </w:pPr>
-            <w:r>
-              <w:rPr>
-                <w:color w:val="000000"/>
-                <w:sz w:val="20"/>
-                <w:szCs w:val="20"/>
-              </w:rPr>
-              <w:t xml:space="preserve"/>
-            </w:r>
-          </w:p>
-          <w:p>
-            <w:pPr>
-              <w:pStyle w:val="BodyText"/>
-              <w:spacing w:after="0" w:before="0"/>
-            </w:pPr>
-            <w:r>
-              <w:rPr>
-                <w:color w:val="000000"/>
-                <w:sz w:val="20"/>
-                <w:szCs w:val="20"/>
-              </w:rPr>
-              <w:t xml:space="preserve"/>
-            </w:r>
-          </w:p>
-        </w:tc>
-      </w:tr>
-    </w:tbl>
+    <w:p>
+      <w:pPr>
+        <w:pStyle w:val="BodyText"/>
+        <w:spacing w:after="0" w:before="0"/>
+      </w:pPr>
+      <w:r>
+        <w:rPr>
+          <w:color w:val="000000"/>
+          <w:sz w:val="20"/>
+          <w:szCs w:val="20"/>
+        </w:rPr>
+        <w:t xml:space="preserve">Menejment fakulteti talabasi:</w:t>
+      </w:r>
+    </w:p>
+    <w:p>
+      <w:pPr>
+        <w:pStyle w:val="BodyText"/>
+        <w:spacing w:after="0" w:before="0"/>
+      </w:pPr>
+      <w:r>
+        <w:rPr>
+          <w:color w:val="000000"/>
+          <w:sz w:val="20"/>
+          <w:szCs w:val="20"/>
+        </w:rPr>
+        <w:t xml:space="preserve">Lapasov D.O</w:t>
+      </w:r>
+    </w:p>
+    <w:p>
+      <w:pPr>
+        <w:pStyle w:val="BodyText"/>
+        <w:spacing w:after="0" w:before="0"/>
+      </w:pPr>
+      <w:r>
+        <w:rPr>
+          <w:color w:val="000000"/>
+          <w:sz w:val="20"/>
+          <w:szCs w:val="20"/>
+        </w:rPr>
+        <w:t xml:space="preserve"/>
+      </w:r>
+    </w:p>
+    <w:p>
+      <w:pPr>
+        <w:pStyle w:val="BodyText"/>
+        <w:jc w:val="center"/>
+        <w:spacing w:after="0" w:before="0"/>
+      </w:pPr>
+      <w:r>
+        <w:rPr>
+          <w:color w:val="000000"/>
+          <w:sz w:val="20"/>
+          <w:szCs w:val="20"/>
+        </w:rPr>
+        <w:t xml:space="preserve">imzo</w:t>
+      </w:r>
+    </w:p>
+    <w:p>
+      <w:pPr>
+        <w:pStyle w:val="BodyText"/>
+        <w:jc w:val="center"/>
+        <w:spacing w:after="0" w:before="0"/>
+      </w:pPr>
+      <w:r>
+        <w:rPr>
+          <w:u w:val="single"/>
+          <w:color w:val="000000"/>
+          <w:sz w:val="20"/>
+          <w:szCs w:val="20"/>
+        </w:rPr>
+        <w:t xml:space="preserve">__________________</w:t>
+      </w:r>
+    </w:p>
+    <w:p>
+      <w:pPr>
+        <w:pStyle w:val="BodyText"/>
+        <w:spacing w:after="0" w:before="0"/>
+      </w:pPr>
+      <w:r>
+        <w:rPr>
+          <w:color w:val="000000"/>
+          <w:sz w:val="20"/>
+          <w:szCs w:val="20"/>
+        </w:rPr>
+        <w:t xml:space="preserve"/>
+      </w:r>
+    </w:p>
+    <w:p>
+      <w:pPr>
+        <w:pStyle w:val="BodyText"/>
+        <w:spacing w:after="0" w:before="0"/>
+      </w:pPr>
+      <w:r>
+        <w:rPr>
+          <w:color w:val="000000"/>
+          <w:sz w:val="20"/>
+          <w:szCs w:val="20"/>
+        </w:rPr>
+        <w:t xml:space="preserve">Lapasov Davron Oybek o’g‘li</w:t>
+      </w:r>
+    </w:p>
+    <w:p>
+      <w:pPr>
+        <w:pStyle w:val="BodyText"/>
+        <w:spacing w:after="0" w:before="0"/>
+      </w:pPr>
+      <w:r>
+        <w:rPr>
+          <w:color w:val="000000"/>
+          <w:sz w:val="20"/>
+          <w:szCs w:val="20"/>
+        </w:rPr>
+        <w:t xml:space="preserve"/>
+      </w:r>
+    </w:p>
+    <w:p>
+      <w:pPr>
+        <w:pStyle w:val="BodyText"/>
+        <w:spacing w:after="0" w:before="0"/>
+      </w:pPr>
+      <w:r>
+        <w:rPr>
+          <w:color w:val="000000"/>
+          <w:sz w:val="20"/>
+          <w:szCs w:val="20"/>
+        </w:rPr>
+        <w:t xml:space="preserve"/>
+      </w:r>
+    </w:p>
+    <w:p>
+      <w:pPr>
+        <w:pStyle w:val="BodyText"/>
+        <w:spacing w:after="0" w:before="0"/>
+      </w:pPr>
+      <w:r>
+        <w:rPr>
+          <w:color w:val="000000"/>
+          <w:sz w:val="20"/>
+          <w:szCs w:val="20"/>
+        </w:rPr>
+        <w:t xml:space="preserve">Tyutorlar faoliyatini</w:t>
+      </w:r>
+    </w:p>
+    <w:p>
+      <w:pPr>
+        <w:pStyle w:val="BodyText"/>
+        <w:spacing w:after="0" w:before="0"/>
+      </w:pPr>
+      <w:r>
+        <w:rPr>
+          <w:color w:val="000000"/>
+          <w:sz w:val="20"/>
+          <w:szCs w:val="20"/>
+        </w:rPr>
+        <w:t xml:space="preserve">muvofiqlashtirish bo’limi tyutori:</w:t>
+      </w:r>
+    </w:p>
+    <w:p>
+      <w:pPr>
+        <w:pStyle w:val="BodyText"/>
+        <w:spacing w:after="0" w:before="0"/>
+      </w:pPr>
+      <w:r>
+        <w:rPr>
+          <w:color w:val="000000"/>
+          <w:sz w:val="20"/>
+          <w:szCs w:val="20"/>
+        </w:rPr>
+        <w:t xml:space="preserve">Maxsimov A.Q</w:t>
+      </w:r>
+    </w:p>
+    <w:p>
+      <w:pPr>
+        <w:pStyle w:val="BodyText"/>
+        <w:jc w:val="center"/>
+        <w:spacing w:after="0" w:before="0"/>
+      </w:pPr>
+      <w:r>
+        <w:rPr>
+          <w:color w:val="000000"/>
+          <w:sz w:val="20"/>
+          <w:szCs w:val="20"/>
+        </w:rPr>
+        <w:t xml:space="preserve">imzo</w:t>
+      </w:r>
+    </w:p>
+    <w:p>
+      <w:pPr>
+        <w:pStyle w:val="BodyText"/>
+        <w:jc w:val="center"/>
+        <w:spacing w:after="0" w:before="0"/>
+      </w:pPr>
+      <w:r>
+        <w:rPr>
+          <w:u w:val="single"/>
+          <w:color w:val="000000"/>
+          <w:sz w:val="20"/>
+          <w:szCs w:val="20"/>
+        </w:rPr>
+        <w:t xml:space="preserve">__________________</w:t>
+      </w:r>
+    </w:p>
+    <w:p>
+      <w:pPr>
+        <w:pStyle w:val="BodyText"/>
+        <w:spacing w:after="0" w:before="0"/>
+      </w:pPr>
+      <w:r>
+        <w:rPr>
+          <w:color w:val="000000"/>
+          <w:sz w:val="20"/>
+          <w:szCs w:val="20"/>
+        </w:rPr>
+        <w:t xml:space="preserve"/>
+      </w:r>
+    </w:p>
+    <w:p>
+      <w:pPr>
+        <w:pStyle w:val="BodyText"/>
+        <w:spacing w:after="0" w:before="0"/>
+      </w:pPr>
+      <w:r>
+        <w:rPr>
+          <w:color w:val="000000"/>
+          <w:sz w:val="20"/>
+          <w:szCs w:val="20"/>
+        </w:rPr>
+        <w:t xml:space="preserve">Maxsimov Akmal Qosimovich</w:t>
+      </w:r>
+    </w:p>
+    <w:p>
+      <w:pPr>
+        <w:pStyle w:val="BodyText"/>
+        <w:spacing w:after="0" w:before="0"/>
+      </w:pPr>
+      <w:r>
+        <w:rPr>
+          <w:color w:val="000000"/>
+          <w:sz w:val="20"/>
+          <w:szCs w:val="20"/>
+        </w:rPr>
+        <w:t xml:space="preserve"/>
+      </w:r>
+    </w:p>
+    <w:p>
+      <w:pPr>
+        <w:pStyle w:val="BodyText"/>
+        <w:spacing w:after="0" w:before="0"/>
+      </w:pPr>
+      <w:r>
+        <w:rPr>
+          <w:color w:val="000000"/>
+          <w:sz w:val="20"/>
+          <w:szCs w:val="20"/>
+        </w:rPr>
+        <w:t xml:space="preserve"/>
+      </w:r>
+    </w:p>
+    <w:p>
+      <w:pPr>
+        <w:pStyle w:val="BodyText"/>
+        <w:spacing w:after="0" w:before="0"/>
+      </w:pPr>
+      <w:r>
+        <w:rPr>
+          <w:color w:val="000000"/>
+          <w:sz w:val="20"/>
+          <w:szCs w:val="20"/>
+        </w:rPr>
+        <w:t xml:space="preserve">Yoshlar masalalari va ma’naviy-ma’rifiy</w:t>
+      </w:r>
+    </w:p>
+    <w:p>
+      <w:pPr>
+        <w:pStyle w:val="BodyText"/>
+        <w:spacing w:after="0" w:before="0"/>
+      </w:pPr>
+      <w:r>
+        <w:rPr>
+          <w:color w:val="000000"/>
+          <w:sz w:val="20"/>
+          <w:szCs w:val="20"/>
+        </w:rPr>
+        <w:t xml:space="preserve">ishlar bo’yicha dekan o’rinbosari:</w:t>
+      </w:r>
+    </w:p>
+    <w:p>
+      <w:pPr>
+        <w:pStyle w:val="BodyText"/>
+        <w:spacing w:after="0" w:before="0"/>
+      </w:pPr>
+      <w:r>
+        <w:rPr>
+          <w:color w:val="000000"/>
+          <w:sz w:val="20"/>
+          <w:szCs w:val="20"/>
+        </w:rPr>
+        <w:t xml:space="preserve">Yegamberdiyev Sh.S</w:t>
+      </w:r>
+    </w:p>
+    <w:p>
+      <w:pPr>
+        <w:pStyle w:val="BodyText"/>
+        <w:jc w:val="center"/>
+        <w:spacing w:after="0" w:before="0"/>
+      </w:pPr>
+      <w:r>
+        <w:rPr>
+          <w:color w:val="000000"/>
+          <w:sz w:val="20"/>
+          <w:szCs w:val="20"/>
+        </w:rPr>
+        <w:t xml:space="preserve">imzo</w:t>
+      </w:r>
+    </w:p>
+    <w:p>
+      <w:pPr>
+        <w:pStyle w:val="BodyText"/>
+        <w:jc w:val="center"/>
+        <w:spacing w:after="0" w:before="0"/>
+      </w:pPr>
+      <w:r>
+        <w:rPr>
+          <w:u w:val="single"/>
+          <w:color w:val="000000"/>
+          <w:sz w:val="20"/>
+          <w:szCs w:val="20"/>
+        </w:rPr>
+        <w:t xml:space="preserve">__________________</w:t>
+      </w:r>
+    </w:p>
+    <w:p>
+      <w:pPr>
+        <w:pStyle w:val="BodyText"/>
+        <w:spacing w:after="0" w:before="0"/>
+      </w:pPr>
+      <w:r>
+        <w:rPr>
+          <w:color w:val="000000"/>
+          <w:sz w:val="20"/>
+          <w:szCs w:val="20"/>
+        </w:rPr>
+        <w:t xml:space="preserve"/>
+      </w:r>
+    </w:p>
+    <w:p>
+      <w:pPr>
+        <w:pStyle w:val="BodyText"/>
+        <w:spacing w:after="0" w:before="0"/>
+      </w:pPr>
+      <w:r>
+        <w:rPr>
+          <w:color w:val="000000"/>
+          <w:sz w:val="20"/>
+          <w:szCs w:val="20"/>
+        </w:rPr>
+        <w:t xml:space="preserve">Yegamberdiyev Shuhrat Satimbayevich</w:t>
+      </w:r>
+    </w:p>
+    <w:p>
+      <w:pPr>
+        <w:pStyle w:val="BodyText"/>
+        <w:spacing w:after="0" w:before="0"/>
+      </w:pPr>
+      <w:r>
+        <w:rPr>
+          <w:color w:val="000000"/>
+          <w:sz w:val="20"/>
+          <w:szCs w:val="20"/>
+        </w:rPr>
+        <w:t xml:space="preserve"/>
+      </w:r>
+    </w:p>
+    <w:p>
+      <w:pPr>
+        <w:pStyle w:val="BodyText"/>
+        <w:spacing w:after="0" w:before="0"/>
+      </w:pPr>
+      <w:r>
+        <w:rPr>
+          <w:color w:val="000000"/>
+          <w:sz w:val="20"/>
+          <w:szCs w:val="20"/>
+        </w:rPr>
+        <w:t xml:space="preserve"/>
+      </w:r>
+    </w:p>
     <w:p>
       <w:pPr>
         <w:pStyle w:val="BodyText"/>
@@ -8635,6 +7947,43 @@
           <w:sz w:val="24"/>
         </w:rPr>
         <w:t>11.05.2026</w:t>
+      </w:r>
+    </w:p>
+    <w:p>
+      <w:pPr>
+        <w:pStyle w:val="ListParagraph"/>
+        <w:numPr>
+          <w:ilvl w:val="0"/>
+          <w:numId w:val="1"/>
+        </w:numPr>
+        <w:tabs>
+          <w:tab w:pos="1416" w:val="left" w:leader="none"/>
+        </w:tabs>
+        <w:spacing w:line="240" w:lineRule="auto" w:before="23" w:after="20"/>
+        <w:ind w:left="1416" w:right="0" w:hanging="283"/>
+        <w:jc w:val="left"/>
+        <w:rPr>
+          <w:b/>
+          <w:sz w:val="24"/>
+        </w:rPr>
+      </w:pPr>
+      <w:r>
+        <w:rPr>
+          <w:b/>
+          <w:color w:val="000000"/>
+          <w:sz w:val="24"/>
+        </w:rPr>
+        <w:t xml:space="preserve">Link: </w:t>
+      </w:r>
+      <w:r>
+        <w:rPr>
+          <w:rStyle w:val="Hyperlink"/>
+          <w:b/>
+          <w:color w:val="000000"/>
+          <w:u w:val="single"/>
+          <w:sz w:val="24"/>
+        </w:rPr>
+        <w:t>https://yandex.uz/maps/-/CTayqA-M</w:t>
       </w:r>
     </w:p>
     <w:p>
@@ -8903,516 +8252,393 @@
         </w:rPr>
       </w:pPr>
     </w:p>
-    <w:tbl>
-      <w:tblPr>
-        <w:tblW w:w="9360" w:type="dxa"/>
-        <w:tblBorders>
-          <w:top w:val="none" w:sz="0" w:space="0" w:color="auto"/>
-          <w:left w:val="none" w:sz="0" w:space="0" w:color="auto"/>
-          <w:bottom w:val="none" w:sz="0" w:space="0" w:color="auto"/>
-          <w:right w:val="none" w:sz="0" w:space="0" w:color="auto"/>
-          <w:insideH w:val="none" w:sz="0" w:space="0" w:color="auto"/>
-          <w:insideV w:val="none" w:sz="0" w:space="0" w:color="auto"/>
-        </w:tblBorders>
-      </w:tblPr>
-      <w:tblGrid>
-        <w:gridCol w:w="3800"/>
-        <w:gridCol w:w="2500"/>
-        <w:gridCol w:w="3060"/>
-      </w:tblGrid>
-      <w:tr>
-        <w:tc>
-          <w:tcPr>
-            <w:tcW w:w="3800" w:type="dxa"/>
-            <w:tcBorders>
-              <w:top w:val="none" w:sz="0" w:space="0" w:color="auto"/>
-              <w:left w:val="none" w:sz="0" w:space="0" w:color="auto"/>
-              <w:bottom w:val="none" w:sz="0" w:space="0" w:color="auto"/>
-              <w:right w:val="none" w:sz="0" w:space="0" w:color="auto"/>
-            </w:tcBorders>
-          </w:tcPr>
-          <w:p>
-            <w:pPr>
-              <w:pStyle w:val="BodyText"/>
-              <w:spacing w:after="0" w:before="0"/>
-            </w:pPr>
-            <w:r>
-              <w:rPr>
-                <w:color w:val="000000"/>
-                <w:sz w:val="20"/>
-                <w:szCs w:val="20"/>
-              </w:rPr>
-              <w:t xml:space="preserve">Menejment fakulteti talabasi:</w:t>
-            </w:r>
-          </w:p>
-          <w:p>
-            <w:pPr>
-              <w:pStyle w:val="BodyText"/>
-              <w:spacing w:after="0" w:before="0"/>
-            </w:pPr>
-            <w:r>
-              <w:rPr>
-                <w:color w:val="000000"/>
-                <w:sz w:val="20"/>
-                <w:szCs w:val="20"/>
-              </w:rPr>
-              <w:t xml:space="preserve">Lapasov D.O</w:t>
-            </w:r>
-          </w:p>
-          <w:p>
-            <w:pPr>
-              <w:pStyle w:val="BodyText"/>
-              <w:spacing w:after="0" w:before="0"/>
-            </w:pPr>
-            <w:r>
-              <w:rPr>
-                <w:color w:val="000000"/>
-                <w:sz w:val="20"/>
-                <w:szCs w:val="20"/>
-              </w:rPr>
-              <w:t xml:space="preserve"/>
-            </w:r>
-          </w:p>
-        </w:tc>
-        <w:tc>
-          <w:tcPr>
-            <w:tcW w:w="2500" w:type="dxa"/>
-            <w:tcBorders>
-              <w:top w:val="none" w:sz="0" w:space="0" w:color="auto"/>
-              <w:left w:val="none" w:sz="0" w:space="0" w:color="auto"/>
-              <w:bottom w:val="none" w:sz="0" w:space="0" w:color="auto"/>
-              <w:right w:val="none" w:sz="0" w:space="0" w:color="auto"/>
-            </w:tcBorders>
-          </w:tcPr>
-          <w:p>
-            <w:pPr>
-              <w:pStyle w:val="BodyText"/>
-              <w:jc w:val="center"/>
-              <w:spacing w:after="0" w:before="0"/>
-            </w:pPr>
-            <w:r>
-              <w:rPr>
-                <w:color w:val="000000"/>
-                <w:sz w:val="20"/>
-                <w:szCs w:val="20"/>
-              </w:rPr>
-              <w:t xml:space="preserve">imzo</w:t>
-            </w:r>
-          </w:p>
-          <w:p>
-            <w:pPr>
-              <w:pStyle w:val="BodyText"/>
-              <w:jc w:val="center"/>
-              <w:spacing w:after="0" w:before="0"/>
-            </w:pPr>
-            <w:r>
-              <w:rPr>
-                <w:u w:val="single"/>
-                <w:color w:val="000000"/>
-                <w:sz w:val="20"/>
-                <w:szCs w:val="20"/>
-              </w:rPr>
-              <w:t xml:space="preserve">__________________</w:t>
-            </w:r>
-          </w:p>
-          <w:p>
-            <w:pPr>
-              <w:pStyle w:val="BodyText"/>
-              <w:spacing w:after="0" w:before="0"/>
-            </w:pPr>
-            <w:r>
-              <w:rPr>
-                <w:color w:val="000000"/>
-                <w:sz w:val="20"/>
-                <w:szCs w:val="20"/>
-              </w:rPr>
-              <w:t xml:space="preserve"/>
-            </w:r>
-          </w:p>
-        </w:tc>
-        <w:tc>
-          <w:tcPr>
-            <w:tcW w:w="3060" w:type="dxa"/>
-            <w:tcBorders>
-              <w:top w:val="none" w:sz="0" w:space="0" w:color="auto"/>
-              <w:left w:val="none" w:sz="0" w:space="0" w:color="auto"/>
-              <w:bottom w:val="none" w:sz="0" w:space="0" w:color="auto"/>
-              <w:right w:val="none" w:sz="0" w:space="0" w:color="auto"/>
-            </w:tcBorders>
-          </w:tcPr>
-          <w:p>
-            <w:pPr>
-              <w:pStyle w:val="BodyText"/>
-              <w:spacing w:after="0" w:before="0"/>
-            </w:pPr>
-            <w:r>
-              <w:rPr>
-                <w:color w:val="000000"/>
-                <w:sz w:val="20"/>
-                <w:szCs w:val="20"/>
-              </w:rPr>
-              <w:t xml:space="preserve">Lapasov Davron Oybek o’g‘li</w:t>
-            </w:r>
-          </w:p>
-          <w:p>
-            <w:pPr>
-              <w:pStyle w:val="BodyText"/>
-              <w:spacing w:after="0" w:before="0"/>
-            </w:pPr>
-            <w:r>
-              <w:rPr>
-                <w:color w:val="000000"/>
-                <w:sz w:val="20"/>
-                <w:szCs w:val="20"/>
-              </w:rPr>
-              <w:t xml:space="preserve"/>
-            </w:r>
-          </w:p>
-          <w:p>
-            <w:pPr>
-              <w:pStyle w:val="BodyText"/>
-              <w:spacing w:after="0" w:before="0"/>
-            </w:pPr>
-            <w:r>
-              <w:rPr>
-                <w:color w:val="000000"/>
-                <w:sz w:val="20"/>
-                <w:szCs w:val="20"/>
-              </w:rPr>
-              <w:t xml:space="preserve"/>
-            </w:r>
-          </w:p>
-        </w:tc>
-      </w:tr>
-      <w:tr>
-        <w:tc>
-          <w:tcPr>
-            <w:tcW w:w="3800" w:type="dxa"/>
-            <w:tcBorders>
-              <w:top w:val="none" w:sz="0" w:space="0" w:color="auto"/>
-              <w:left w:val="none" w:sz="0" w:space="0" w:color="auto"/>
-              <w:bottom w:val="none" w:sz="0" w:space="0" w:color="auto"/>
-              <w:right w:val="none" w:sz="0" w:space="0" w:color="auto"/>
-            </w:tcBorders>
-          </w:tcPr>
-          <w:p>
-            <w:pPr>
-              <w:pStyle w:val="BodyText"/>
-              <w:spacing w:after="0" w:before="0"/>
-            </w:pPr>
-            <w:r>
-              <w:rPr>
-                <w:color w:val="000000"/>
-                <w:sz w:val="20"/>
-                <w:szCs w:val="20"/>
-              </w:rPr>
-              <w:t xml:space="preserve">Tyutorlar faoliyatini</w:t>
-            </w:r>
-          </w:p>
-          <w:p>
-            <w:pPr>
-              <w:pStyle w:val="BodyText"/>
-              <w:spacing w:after="0" w:before="0"/>
-            </w:pPr>
-            <w:r>
-              <w:rPr>
-                <w:color w:val="000000"/>
-                <w:sz w:val="20"/>
-                <w:szCs w:val="20"/>
-              </w:rPr>
-              <w:t xml:space="preserve">muvofiqlashtirish bo’limi tyutori:</w:t>
-            </w:r>
-          </w:p>
-          <w:p>
-            <w:pPr>
-              <w:pStyle w:val="BodyText"/>
-              <w:spacing w:after="0" w:before="0"/>
-            </w:pPr>
-            <w:r>
-              <w:rPr>
-                <w:color w:val="000000"/>
-                <w:sz w:val="20"/>
-                <w:szCs w:val="20"/>
-              </w:rPr>
-              <w:t xml:space="preserve">Maxsimov A.Q</w:t>
-            </w:r>
-          </w:p>
-        </w:tc>
-        <w:tc>
-          <w:tcPr>
-            <w:tcW w:w="2500" w:type="dxa"/>
-            <w:tcBorders>
-              <w:top w:val="none" w:sz="0" w:space="0" w:color="auto"/>
-              <w:left w:val="none" w:sz="0" w:space="0" w:color="auto"/>
-              <w:bottom w:val="none" w:sz="0" w:space="0" w:color="auto"/>
-              <w:right w:val="none" w:sz="0" w:space="0" w:color="auto"/>
-            </w:tcBorders>
-          </w:tcPr>
-          <w:p>
-            <w:pPr>
-              <w:pStyle w:val="BodyText"/>
-              <w:jc w:val="center"/>
-              <w:spacing w:after="0" w:before="0"/>
-            </w:pPr>
-            <w:r>
-              <w:rPr>
-                <w:color w:val="000000"/>
-                <w:sz w:val="20"/>
-                <w:szCs w:val="20"/>
-              </w:rPr>
-              <w:t xml:space="preserve">imzo</w:t>
-            </w:r>
-          </w:p>
-          <w:p>
-            <w:pPr>
-              <w:pStyle w:val="BodyText"/>
-              <w:jc w:val="center"/>
-              <w:spacing w:after="0" w:before="0"/>
-            </w:pPr>
-            <w:r>
-              <w:rPr>
-                <w:u w:val="single"/>
-                <w:color w:val="000000"/>
-                <w:sz w:val="20"/>
-                <w:szCs w:val="20"/>
-              </w:rPr>
-              <w:t xml:space="preserve">__________________</w:t>
-            </w:r>
-          </w:p>
-          <w:p>
-            <w:pPr>
-              <w:pStyle w:val="BodyText"/>
-              <w:spacing w:after="0" w:before="0"/>
-            </w:pPr>
-            <w:r>
-              <w:rPr>
-                <w:color w:val="000000"/>
-                <w:sz w:val="20"/>
-                <w:szCs w:val="20"/>
-              </w:rPr>
-              <w:t xml:space="preserve"/>
-            </w:r>
-          </w:p>
-        </w:tc>
-        <w:tc>
-          <w:tcPr>
-            <w:tcW w:w="3060" w:type="dxa"/>
-            <w:tcBorders>
-              <w:top w:val="none" w:sz="0" w:space="0" w:color="auto"/>
-              <w:left w:val="none" w:sz="0" w:space="0" w:color="auto"/>
-              <w:bottom w:val="none" w:sz="0" w:space="0" w:color="auto"/>
-              <w:right w:val="none" w:sz="0" w:space="0" w:color="auto"/>
-            </w:tcBorders>
-          </w:tcPr>
-          <w:p>
-            <w:pPr>
-              <w:pStyle w:val="BodyText"/>
-              <w:spacing w:after="0" w:before="0"/>
-            </w:pPr>
-            <w:r>
-              <w:rPr>
-                <w:color w:val="000000"/>
-                <w:sz w:val="20"/>
-                <w:szCs w:val="20"/>
-              </w:rPr>
-              <w:t xml:space="preserve">Maxsimov Akmal Qosimovich</w:t>
-            </w:r>
-          </w:p>
-          <w:p>
-            <w:pPr>
-              <w:pStyle w:val="BodyText"/>
-              <w:spacing w:after="0" w:before="0"/>
-            </w:pPr>
-            <w:r>
-              <w:rPr>
-                <w:color w:val="000000"/>
-                <w:sz w:val="20"/>
-                <w:szCs w:val="20"/>
-              </w:rPr>
-              <w:t xml:space="preserve"/>
-            </w:r>
-          </w:p>
-          <w:p>
-            <w:pPr>
-              <w:pStyle w:val="BodyText"/>
-              <w:spacing w:after="0" w:before="0"/>
-            </w:pPr>
-            <w:r>
-              <w:rPr>
-                <w:color w:val="000000"/>
-                <w:sz w:val="20"/>
-                <w:szCs w:val="20"/>
-              </w:rPr>
-              <w:t xml:space="preserve"/>
-            </w:r>
-          </w:p>
-        </w:tc>
-      </w:tr>
-      <w:tr>
-        <w:tc>
-          <w:tcPr>
-            <w:tcW w:w="3800" w:type="dxa"/>
-            <w:tcBorders>
-              <w:top w:val="none" w:sz="0" w:space="0" w:color="auto"/>
-              <w:left w:val="none" w:sz="0" w:space="0" w:color="auto"/>
-              <w:bottom w:val="none" w:sz="0" w:space="0" w:color="auto"/>
-              <w:right w:val="none" w:sz="0" w:space="0" w:color="auto"/>
-            </w:tcBorders>
-          </w:tcPr>
-          <w:p>
-            <w:pPr>
-              <w:pStyle w:val="BodyText"/>
-              <w:spacing w:after="0" w:before="0"/>
-            </w:pPr>
-            <w:r>
-              <w:rPr>
-                <w:color w:val="000000"/>
-                <w:sz w:val="20"/>
-                <w:szCs w:val="20"/>
-              </w:rPr>
-              <w:t xml:space="preserve">Yoshlar masalalari va ma’naviy-ma’rifiy</w:t>
-            </w:r>
-          </w:p>
-          <w:p>
-            <w:pPr>
-              <w:pStyle w:val="BodyText"/>
-              <w:spacing w:after="0" w:before="0"/>
-            </w:pPr>
-            <w:r>
-              <w:rPr>
-                <w:color w:val="000000"/>
-                <w:sz w:val="20"/>
-                <w:szCs w:val="20"/>
-              </w:rPr>
-              <w:t xml:space="preserve">ishlar bo’yicha dekan o’rinbosari:</w:t>
-            </w:r>
-          </w:p>
-          <w:p>
-            <w:pPr>
-              <w:pStyle w:val="BodyText"/>
-              <w:spacing w:after="0" w:before="0"/>
-            </w:pPr>
-            <w:r>
-              <w:rPr>
-                <w:color w:val="000000"/>
-                <w:sz w:val="20"/>
-                <w:szCs w:val="20"/>
-              </w:rPr>
-              <w:t xml:space="preserve">Yegamberdiyev Sh.S</w:t>
-            </w:r>
-          </w:p>
-        </w:tc>
-        <w:tc>
-          <w:tcPr>
-            <w:tcW w:w="2500" w:type="dxa"/>
-            <w:tcBorders>
-              <w:top w:val="none" w:sz="0" w:space="0" w:color="auto"/>
-              <w:left w:val="none" w:sz="0" w:space="0" w:color="auto"/>
-              <w:bottom w:val="none" w:sz="0" w:space="0" w:color="auto"/>
-              <w:right w:val="none" w:sz="0" w:space="0" w:color="auto"/>
-            </w:tcBorders>
-          </w:tcPr>
-          <w:p>
-            <w:pPr>
-              <w:pStyle w:val="BodyText"/>
-              <w:jc w:val="center"/>
-              <w:spacing w:after="0" w:before="0"/>
-            </w:pPr>
-            <w:r>
-              <w:rPr>
-                <w:color w:val="000000"/>
-                <w:sz w:val="20"/>
-                <w:szCs w:val="20"/>
-              </w:rPr>
-              <w:t xml:space="preserve">imzo</w:t>
-            </w:r>
-          </w:p>
-          <w:p>
-            <w:pPr>
-              <w:pStyle w:val="BodyText"/>
-              <w:jc w:val="center"/>
-              <w:spacing w:after="0" w:before="0"/>
-            </w:pPr>
-            <w:r>
-              <w:rPr>
-                <w:u w:val="single"/>
-                <w:color w:val="000000"/>
-                <w:sz w:val="20"/>
-                <w:szCs w:val="20"/>
-              </w:rPr>
-              <w:t xml:space="preserve">__________________</w:t>
-            </w:r>
-          </w:p>
-          <w:p>
-            <w:pPr>
-              <w:pStyle w:val="BodyText"/>
-              <w:spacing w:after="0" w:before="0"/>
-            </w:pPr>
-            <w:r>
-              <w:rPr>
-                <w:color w:val="000000"/>
-                <w:sz w:val="20"/>
-                <w:szCs w:val="20"/>
-              </w:rPr>
-              <w:t xml:space="preserve"/>
-            </w:r>
-          </w:p>
-        </w:tc>
-        <w:tc>
-          <w:tcPr>
-            <w:tcW w:w="3060" w:type="dxa"/>
-            <w:tcBorders>
-              <w:top w:val="none" w:sz="0" w:space="0" w:color="auto"/>
-              <w:left w:val="none" w:sz="0" w:space="0" w:color="auto"/>
-              <w:bottom w:val="none" w:sz="0" w:space="0" w:color="auto"/>
-              <w:right w:val="none" w:sz="0" w:space="0" w:color="auto"/>
-            </w:tcBorders>
-          </w:tcPr>
-          <w:p>
-            <w:pPr>
-              <w:pStyle w:val="BodyText"/>
-              <w:spacing w:after="0" w:before="0"/>
-            </w:pPr>
-            <w:r>
-              <w:rPr>
-                <w:color w:val="000000"/>
-                <w:sz w:val="20"/>
-                <w:szCs w:val="20"/>
-              </w:rPr>
-              <w:t xml:space="preserve">Yegamberdiyev Shuhrat Satimbayevich</w:t>
-            </w:r>
-          </w:p>
-          <w:p>
-            <w:pPr>
-              <w:pStyle w:val="BodyText"/>
-              <w:spacing w:after="0" w:before="0"/>
-            </w:pPr>
-            <w:r>
-              <w:rPr>
-                <w:color w:val="000000"/>
-                <w:sz w:val="20"/>
-                <w:szCs w:val="20"/>
-              </w:rPr>
-              <w:t xml:space="preserve"/>
-            </w:r>
-          </w:p>
-          <w:p>
-            <w:pPr>
-              <w:pStyle w:val="BodyText"/>
-              <w:spacing w:after="0" w:before="0"/>
-            </w:pPr>
-            <w:r>
-              <w:rPr>
-                <w:color w:val="000000"/>
-                <w:sz w:val="20"/>
-                <w:szCs w:val="20"/>
-              </w:rPr>
-              <w:t xml:space="preserve"/>
-            </w:r>
-          </w:p>
-        </w:tc>
-      </w:tr>
-    </w:tbl>
+    <w:p>
+      <w:pPr>
+        <w:pStyle w:val="BodyText"/>
+        <w:spacing w:after="0" w:before="0"/>
+      </w:pPr>
+      <w:r>
+        <w:rPr>
+          <w:color w:val="000000"/>
+          <w:sz w:val="20"/>
+          <w:szCs w:val="20"/>
+        </w:rPr>
+        <w:t xml:space="preserve">Menejment fakulteti talabasi:</w:t>
+      </w:r>
+    </w:p>
+    <w:p>
+      <w:pPr>
+        <w:pStyle w:val="BodyText"/>
+        <w:spacing w:after="0" w:before="0"/>
+      </w:pPr>
+      <w:r>
+        <w:rPr>
+          <w:color w:val="000000"/>
+          <w:sz w:val="20"/>
+          <w:szCs w:val="20"/>
+        </w:rPr>
+        <w:t xml:space="preserve">Lapasov D.O</w:t>
+      </w:r>
+    </w:p>
+    <w:p>
+      <w:pPr>
+        <w:pStyle w:val="BodyText"/>
+        <w:spacing w:after="0" w:before="0"/>
+      </w:pPr>
+      <w:r>
+        <w:rPr>
+          <w:color w:val="000000"/>
+          <w:sz w:val="20"/>
+          <w:szCs w:val="20"/>
+        </w:rPr>
+        <w:t xml:space="preserve"/>
+      </w:r>
+    </w:p>
+    <w:p>
+      <w:pPr>
+        <w:pStyle w:val="BodyText"/>
+        <w:jc w:val="center"/>
+        <w:spacing w:after="0" w:before="0"/>
+      </w:pPr>
+      <w:r>
+        <w:rPr>
+          <w:color w:val="000000"/>
+          <w:sz w:val="20"/>
+          <w:szCs w:val="20"/>
+        </w:rPr>
+        <w:t xml:space="preserve">imzo</w:t>
+      </w:r>
+    </w:p>
+    <w:p>
+      <w:pPr>
+        <w:pStyle w:val="BodyText"/>
+        <w:jc w:val="center"/>
+        <w:spacing w:after="0" w:before="0"/>
+      </w:pPr>
+      <w:r>
+        <w:rPr>
+          <w:u w:val="single"/>
+          <w:color w:val="000000"/>
+          <w:sz w:val="20"/>
+          <w:szCs w:val="20"/>
+        </w:rPr>
+        <w:t xml:space="preserve">__________________</w:t>
+      </w:r>
+    </w:p>
+    <w:p>
+      <w:pPr>
+        <w:pStyle w:val="BodyText"/>
+        <w:spacing w:after="0" w:before="0"/>
+      </w:pPr>
+      <w:r>
+        <w:rPr>
+          <w:color w:val="000000"/>
+          <w:sz w:val="20"/>
+          <w:szCs w:val="20"/>
+        </w:rPr>
+        <w:t xml:space="preserve"/>
+      </w:r>
+    </w:p>
+    <w:p>
+      <w:pPr>
+        <w:pStyle w:val="BodyText"/>
+        <w:spacing w:after="0" w:before="0"/>
+      </w:pPr>
+      <w:r>
+        <w:rPr>
+          <w:color w:val="000000"/>
+          <w:sz w:val="20"/>
+          <w:szCs w:val="20"/>
+        </w:rPr>
+        <w:t xml:space="preserve">Lapasov Davron Oybek o’g‘li</w:t>
+      </w:r>
+    </w:p>
+    <w:p>
+      <w:pPr>
+        <w:pStyle w:val="BodyText"/>
+        <w:spacing w:after="0" w:before="0"/>
+      </w:pPr>
+      <w:r>
+        <w:rPr>
+          <w:color w:val="000000"/>
+          <w:sz w:val="20"/>
+          <w:szCs w:val="20"/>
+        </w:rPr>
+        <w:t xml:space="preserve"/>
+      </w:r>
+    </w:p>
+    <w:p>
+      <w:pPr>
+        <w:pStyle w:val="BodyText"/>
+        <w:spacing w:after="0" w:before="0"/>
+      </w:pPr>
+      <w:r>
+        <w:rPr>
+          <w:color w:val="000000"/>
+          <w:sz w:val="20"/>
+          <w:szCs w:val="20"/>
+        </w:rPr>
+        <w:t xml:space="preserve"/>
+      </w:r>
+    </w:p>
+    <w:p>
+      <w:pPr>
+        <w:pStyle w:val="BodyText"/>
+        <w:spacing w:after="0" w:before="0"/>
+      </w:pPr>
+      <w:r>
+        <w:rPr>
+          <w:color w:val="000000"/>
+          <w:sz w:val="20"/>
+          <w:szCs w:val="20"/>
+        </w:rPr>
+        <w:t xml:space="preserve">Tyutorlar faoliyatini</w:t>
+      </w:r>
+    </w:p>
+    <w:p>
+      <w:pPr>
+        <w:pStyle w:val="BodyText"/>
+        <w:spacing w:after="0" w:before="0"/>
+      </w:pPr>
+      <w:r>
+        <w:rPr>
+          <w:color w:val="000000"/>
+          <w:sz w:val="20"/>
+          <w:szCs w:val="20"/>
+        </w:rPr>
+        <w:t xml:space="preserve">muvofiqlashtirish bo’limi tyutori:</w:t>
+      </w:r>
+    </w:p>
+    <w:p>
+      <w:pPr>
+        <w:pStyle w:val="BodyText"/>
+        <w:spacing w:after="0" w:before="0"/>
+      </w:pPr>
+      <w:r>
+        <w:rPr>
+          <w:color w:val="000000"/>
+          <w:sz w:val="20"/>
+          <w:szCs w:val="20"/>
+        </w:rPr>
+        <w:t xml:space="preserve">Maxsimov A.Q</w:t>
+      </w:r>
+    </w:p>
+    <w:p>
+      <w:pPr>
+        <w:pStyle w:val="BodyText"/>
+        <w:jc w:val="center"/>
+        <w:spacing w:after="0" w:before="0"/>
+      </w:pPr>
+      <w:r>
+        <w:rPr>
+          <w:color w:val="000000"/>
+          <w:sz w:val="20"/>
+          <w:szCs w:val="20"/>
+        </w:rPr>
+        <w:t xml:space="preserve">imzo</w:t>
+      </w:r>
+    </w:p>
+    <w:p>
+      <w:pPr>
+        <w:pStyle w:val="BodyText"/>
+        <w:jc w:val="center"/>
+        <w:spacing w:after="0" w:before="0"/>
+      </w:pPr>
+      <w:r>
+        <w:rPr>
+          <w:u w:val="single"/>
+          <w:color w:val="000000"/>
+          <w:sz w:val="20"/>
+          <w:szCs w:val="20"/>
+        </w:rPr>
+        <w:t xml:space="preserve">__________________</w:t>
+      </w:r>
+    </w:p>
+    <w:p>
+      <w:pPr>
+        <w:pStyle w:val="BodyText"/>
+        <w:spacing w:after="0" w:before="0"/>
+      </w:pPr>
+      <w:r>
+        <w:rPr>
+          <w:color w:val="000000"/>
+          <w:sz w:val="20"/>
+          <w:szCs w:val="20"/>
+        </w:rPr>
+        <w:t xml:space="preserve"/>
+      </w:r>
+    </w:p>
+    <w:p>
+      <w:pPr>
+        <w:pStyle w:val="BodyText"/>
+        <w:spacing w:after="0" w:before="0"/>
+      </w:pPr>
+      <w:r>
+        <w:rPr>
+          <w:color w:val="000000"/>
+          <w:sz w:val="20"/>
+          <w:szCs w:val="20"/>
+        </w:rPr>
+        <w:t xml:space="preserve">Maxsimov Akmal Qosimovich</w:t>
+      </w:r>
+    </w:p>
+    <w:p>
+      <w:pPr>
+        <w:pStyle w:val="BodyText"/>
+        <w:spacing w:after="0" w:before="0"/>
+      </w:pPr>
+      <w:r>
+        <w:rPr>
+          <w:color w:val="000000"/>
+          <w:sz w:val="20"/>
+          <w:szCs w:val="20"/>
+        </w:rPr>
+        <w:t xml:space="preserve"/>
+      </w:r>
+    </w:p>
+    <w:p>
+      <w:pPr>
+        <w:pStyle w:val="BodyText"/>
+        <w:spacing w:after="0" w:before="0"/>
+      </w:pPr>
+      <w:r>
+        <w:rPr>
+          <w:color w:val="000000"/>
+          <w:sz w:val="20"/>
+          <w:szCs w:val="20"/>
+        </w:rPr>
+        <w:t xml:space="preserve"/>
+      </w:r>
+    </w:p>
+    <w:p>
+      <w:pPr>
+        <w:pStyle w:val="BodyText"/>
+        <w:spacing w:after="0" w:before="0"/>
+      </w:pPr>
+      <w:r>
+        <w:rPr>
+          <w:color w:val="000000"/>
+          <w:sz w:val="20"/>
+          <w:szCs w:val="20"/>
+        </w:rPr>
+        <w:t xml:space="preserve">Yoshlar masalalari va ma’naviy-ma’rifiy</w:t>
+      </w:r>
+    </w:p>
+    <w:p>
+      <w:pPr>
+        <w:pStyle w:val="BodyText"/>
+        <w:spacing w:after="0" w:before="0"/>
+      </w:pPr>
+      <w:r>
+        <w:rPr>
+          <w:color w:val="000000"/>
+          <w:sz w:val="20"/>
+          <w:szCs w:val="20"/>
+        </w:rPr>
+        <w:t xml:space="preserve">ishlar bo’yicha dekan o’rinbosari:</w:t>
+      </w:r>
+    </w:p>
+    <w:p>
+      <w:pPr>
+        <w:pStyle w:val="BodyText"/>
+        <w:spacing w:after="0" w:before="0"/>
+      </w:pPr>
+      <w:r>
+        <w:rPr>
+          <w:color w:val="000000"/>
+          <w:sz w:val="20"/>
+          <w:szCs w:val="20"/>
+        </w:rPr>
+        <w:t xml:space="preserve">Yegamberdiyev Sh.S</w:t>
+      </w:r>
+    </w:p>
+    <w:p>
+      <w:pPr>
+        <w:pStyle w:val="BodyText"/>
+        <w:jc w:val="center"/>
+        <w:spacing w:after="0" w:before="0"/>
+      </w:pPr>
+      <w:r>
+        <w:rPr>
+          <w:color w:val="000000"/>
+          <w:sz w:val="20"/>
+          <w:szCs w:val="20"/>
+        </w:rPr>
+        <w:t xml:space="preserve">imzo</w:t>
+      </w:r>
+    </w:p>
+    <w:p>
+      <w:pPr>
+        <w:pStyle w:val="BodyText"/>
+        <w:jc w:val="center"/>
+        <w:spacing w:after="0" w:before="0"/>
+      </w:pPr>
+      <w:r>
+        <w:rPr>
+          <w:u w:val="single"/>
+          <w:color w:val="000000"/>
+          <w:sz w:val="20"/>
+          <w:szCs w:val="20"/>
+        </w:rPr>
+        <w:t xml:space="preserve">__________________</w:t>
+      </w:r>
+    </w:p>
+    <w:p>
+      <w:pPr>
+        <w:pStyle w:val="BodyText"/>
+        <w:spacing w:after="0" w:before="0"/>
+      </w:pPr>
+      <w:r>
+        <w:rPr>
+          <w:color w:val="000000"/>
+          <w:sz w:val="20"/>
+          <w:szCs w:val="20"/>
+        </w:rPr>
+        <w:t xml:space="preserve"/>
+      </w:r>
+    </w:p>
+    <w:p>
+      <w:pPr>
+        <w:pStyle w:val="BodyText"/>
+        <w:spacing w:after="0" w:before="0"/>
+      </w:pPr>
+      <w:r>
+        <w:rPr>
+          <w:color w:val="000000"/>
+          <w:sz w:val="20"/>
+          <w:szCs w:val="20"/>
+        </w:rPr>
+        <w:t xml:space="preserve">Yegamberdiyev Shuhrat Satimbayevich</w:t>
+      </w:r>
+    </w:p>
+    <w:p>
+      <w:pPr>
+        <w:pStyle w:val="BodyText"/>
+        <w:spacing w:after="0" w:before="0"/>
+      </w:pPr>
+      <w:r>
+        <w:rPr>
+          <w:color w:val="000000"/>
+          <w:sz w:val="20"/>
+          <w:szCs w:val="20"/>
+        </w:rPr>
+        <w:t xml:space="preserve"/>
+      </w:r>
+    </w:p>
+    <w:p>
+      <w:pPr>
+        <w:pStyle w:val="BodyText"/>
+        <w:spacing w:after="0" w:before="0"/>
+      </w:pPr>
+      <w:r>
+        <w:rPr>
+          <w:color w:val="000000"/>
+          <w:sz w:val="20"/>
+          <w:szCs w:val="20"/>
+        </w:rPr>
+        <w:t xml:space="preserve"/>
+      </w:r>
+    </w:p>
     <w:p>
       <w:pPr>
         <w:pStyle w:val="BodyText"/>
